--- a/docs/Dossier_SIPDMS_synthese.docx
+++ b/docs/Dossier_SIPDMS_synthese.docx
@@ -8,7 +8,7 @@
           <w:noProof/>
         </w:rPr>
         <w:drawing>
-          <wp:anchor distT="0" distB="0" distL="0" distR="0" simplePos="0" relativeHeight="10696575" behindDoc="1" locked="0" layoutInCell="1" allowOverlap="1" wp14:anchorId="13122DCB" wp14:editId="5A777EB2">
+          <wp:anchor distT="0" distB="0" distL="0" distR="0" simplePos="0" relativeHeight="10696575" behindDoc="1" locked="0" layoutInCell="1" allowOverlap="1" wp14:anchorId="13122DCB" wp14:editId="542DA15E">
             <wp:simplePos x="0" y="0"/>
             <wp:positionH relativeFrom="page">
               <wp:posOffset>0</wp:posOffset>
@@ -33,7 +33,7 @@
                     </pic:cNvPicPr>
                   </pic:nvPicPr>
                   <pic:blipFill>
-                    <a:blip r:embed="rId7"/>
+                    <a:blip r:embed="rId8"/>
                     <a:srcRect/>
                     <a:stretch>
                       <a:fillRect/>
@@ -66,7 +66,31 @@
           <w:sz w:val="19"/>
           <w:szCs w:val="19"/>
         </w:rPr>
-        <w:t>DOSSIER DE PROJET  ·  INTELLIGENCE ARTIFICIELLE ET PRÉVENTION</w:t>
+        <w:t xml:space="preserve">DOSSIER DE </w:t>
+      </w:r>
+      <w:proofErr w:type="gramStart"/>
+      <w:r>
+        <w:rPr>
+          <w:b/>
+          <w:bCs/>
+          <w:color w:val="14B8D4"/>
+          <w:spacing w:val="30"/>
+          <w:sz w:val="19"/>
+          <w:szCs w:val="19"/>
+        </w:rPr>
+        <w:t>PROJET  ·</w:t>
+      </w:r>
+      <w:proofErr w:type="gramEnd"/>
+      <w:r>
+        <w:rPr>
+          <w:b/>
+          <w:bCs/>
+          <w:color w:val="14B8D4"/>
+          <w:spacing w:val="30"/>
+          <w:sz w:val="19"/>
+          <w:szCs w:val="19"/>
+        </w:rPr>
+        <w:t xml:space="preserve">  INTELLIGENCE ARTIFICIELLE ET PRÉVENTION</w:t>
       </w:r>
     </w:p>
     <w:p>
@@ -90,6 +114,176 @@
         <w:rPr>
           <w:b/>
           <w:bCs/>
+          <w:noProof/>
+          <w:color w:val="14B8D4"/>
+          <w:spacing w:val="30"/>
+          <w:sz w:val="19"/>
+          <w:szCs w:val="19"/>
+        </w:rPr>
+        <mc:AlternateContent>
+          <mc:Choice Requires="wps">
+            <w:drawing>
+              <wp:anchor distT="45720" distB="45720" distL="114300" distR="114300" simplePos="0" relativeHeight="251659264" behindDoc="0" locked="0" layoutInCell="1" allowOverlap="1" wp14:anchorId="0F92CEE1" wp14:editId="32569A7E">
+                <wp:simplePos x="0" y="0"/>
+                <wp:positionH relativeFrom="column">
+                  <wp:posOffset>3937635</wp:posOffset>
+                </wp:positionH>
+                <wp:positionV relativeFrom="paragraph">
+                  <wp:posOffset>4769485</wp:posOffset>
+                </wp:positionV>
+                <wp:extent cx="2360930" cy="1404620"/>
+                <wp:effectExtent l="0" t="0" r="0" b="0"/>
+                <wp:wrapSquare wrapText="bothSides"/>
+                <wp:docPr id="217" name="Zone de texte 2"/>
+                <wp:cNvGraphicFramePr>
+                  <a:graphicFrameLocks xmlns:a="http://schemas.openxmlformats.org/drawingml/2006/main"/>
+                </wp:cNvGraphicFramePr>
+                <a:graphic xmlns:a="http://schemas.openxmlformats.org/drawingml/2006/main">
+                  <a:graphicData uri="http://schemas.microsoft.com/office/word/2010/wordprocessingShape">
+                    <wps:wsp>
+                      <wps:cNvSpPr txBox="1">
+                        <a:spLocks noChangeArrowheads="1"/>
+                      </wps:cNvSpPr>
+                      <wps:spPr bwMode="auto">
+                        <a:xfrm>
+                          <a:off x="0" y="0"/>
+                          <a:ext cx="2360930" cy="1404620"/>
+                        </a:xfrm>
+                        <a:prstGeom prst="rect">
+                          <a:avLst/>
+                        </a:prstGeom>
+                        <a:noFill/>
+                        <a:ln w="9525">
+                          <a:noFill/>
+                          <a:miter lim="800000"/>
+                          <a:headEnd/>
+                          <a:tailEnd/>
+                        </a:ln>
+                      </wps:spPr>
+                      <wps:txbx>
+                        <w:txbxContent>
+                          <w:p>
+                            <w:r>
+                              <w:rPr>
+                                <w:noProof/>
+                              </w:rPr>
+                              <w:drawing>
+                                <wp:inline distT="0" distB="0" distL="0" distR="0" wp14:anchorId="7D448D4B" wp14:editId="65D44101">
+                                  <wp:extent cx="1974850" cy="2045335"/>
+                                  <wp:effectExtent l="0" t="0" r="6350" b="0"/>
+                                  <wp:docPr id="908270917" name="Image 1"/>
+                                  <wp:cNvGraphicFramePr>
+                                    <a:graphicFrameLocks xmlns:a="http://schemas.openxmlformats.org/drawingml/2006/main" noChangeAspect="1"/>
+                                  </wp:cNvGraphicFramePr>
+                                  <a:graphic xmlns:a="http://schemas.openxmlformats.org/drawingml/2006/main">
+                                    <a:graphicData uri="http://schemas.openxmlformats.org/drawingml/2006/picture">
+                                      <pic:pic xmlns:pic="http://schemas.openxmlformats.org/drawingml/2006/picture">
+                                        <pic:nvPicPr>
+                                          <pic:cNvPr id="908270917" name=""/>
+                                          <pic:cNvPicPr/>
+                                        </pic:nvPicPr>
+                                        <pic:blipFill>
+                                          <a:blip r:embed="rId9"/>
+                                          <a:stretch>
+                                            <a:fillRect/>
+                                          </a:stretch>
+                                        </pic:blipFill>
+                                        <pic:spPr>
+                                          <a:xfrm>
+                                            <a:off x="0" y="0"/>
+                                            <a:ext cx="1993558" cy="2064711"/>
+                                          </a:xfrm>
+                                          <a:prstGeom prst="rect">
+                                            <a:avLst/>
+                                          </a:prstGeom>
+                                        </pic:spPr>
+                                      </pic:pic>
+                                    </a:graphicData>
+                                  </a:graphic>
+                                </wp:inline>
+                              </w:drawing>
+                            </w:r>
+                          </w:p>
+                        </w:txbxContent>
+                      </wps:txbx>
+                      <wps:bodyPr rot="0" vert="horz" wrap="square" lIns="91440" tIns="45720" rIns="91440" bIns="45720" anchor="t" anchorCtr="0">
+                        <a:spAutoFit/>
+                      </wps:bodyPr>
+                    </wps:wsp>
+                  </a:graphicData>
+                </a:graphic>
+                <wp14:sizeRelH relativeFrom="margin">
+                  <wp14:pctWidth>40000</wp14:pctWidth>
+                </wp14:sizeRelH>
+                <wp14:sizeRelV relativeFrom="margin">
+                  <wp14:pctHeight>20000</wp14:pctHeight>
+                </wp14:sizeRelV>
+              </wp:anchor>
+            </w:drawing>
+          </mc:Choice>
+          <mc:Fallback>
+            <w:pict>
+              <v:shapetype w14:anchorId="0F92CEE1" id="_x0000_t202" coordsize="21600,21600" o:spt="202" path="m,l,21600r21600,l21600,xe">
+                <v:stroke joinstyle="miter"/>
+                <v:path gradientshapeok="t" o:connecttype="rect"/>
+              </v:shapetype>
+              <v:shape id="Zone de texte 2" o:spid="_x0000_s1026" type="#_x0000_t202" style="position:absolute;margin-left:310.05pt;margin-top:375.55pt;width:185.9pt;height:110.6pt;z-index:251659264;visibility:visible;mso-wrap-style:square;mso-width-percent:400;mso-height-percent:200;mso-wrap-distance-left:9pt;mso-wrap-distance-top:3.6pt;mso-wrap-distance-right:9pt;mso-wrap-distance-bottom:3.6pt;mso-position-horizontal:absolute;mso-position-horizontal-relative:text;mso-position-vertical:absolute;mso-position-vertical-relative:text;mso-width-percent:400;mso-height-percent:200;mso-width-relative:margin;mso-height-relative:margin;v-text-anchor:top" o:gfxdata="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" filled="f" stroked="f">
+                <v:textbox style="mso-fit-shape-to-text:t">
+                  <w:txbxContent>
+                    <w:p>
+                      <w:r>
+                        <w:rPr>
+                          <w:noProof/>
+                        </w:rPr>
+                        <w:drawing>
+                          <wp:inline distT="0" distB="0" distL="0" distR="0" wp14:anchorId="7D448D4B" wp14:editId="65D44101">
+                            <wp:extent cx="1974850" cy="2045335"/>
+                            <wp:effectExtent l="0" t="0" r="6350" b="0"/>
+                            <wp:docPr id="908270917" name="Image 1"/>
+                            <wp:cNvGraphicFramePr>
+                              <a:graphicFrameLocks xmlns:a="http://schemas.openxmlformats.org/drawingml/2006/main" noChangeAspect="1"/>
+                            </wp:cNvGraphicFramePr>
+                            <a:graphic xmlns:a="http://schemas.openxmlformats.org/drawingml/2006/main">
+                              <a:graphicData uri="http://schemas.openxmlformats.org/drawingml/2006/picture">
+                                <pic:pic xmlns:pic="http://schemas.openxmlformats.org/drawingml/2006/picture">
+                                  <pic:nvPicPr>
+                                    <pic:cNvPr id="908270917" name=""/>
+                                    <pic:cNvPicPr/>
+                                  </pic:nvPicPr>
+                                  <pic:blipFill>
+                                    <a:blip r:embed="rId9"/>
+                                    <a:stretch>
+                                      <a:fillRect/>
+                                    </a:stretch>
+                                  </pic:blipFill>
+                                  <pic:spPr>
+                                    <a:xfrm>
+                                      <a:off x="0" y="0"/>
+                                      <a:ext cx="1993558" cy="2064711"/>
+                                    </a:xfrm>
+                                    <a:prstGeom prst="rect">
+                                      <a:avLst/>
+                                    </a:prstGeom>
+                                  </pic:spPr>
+                                </pic:pic>
+                              </a:graphicData>
+                            </a:graphic>
+                          </wp:inline>
+                        </w:drawing>
+                      </w:r>
+                    </w:p>
+                  </w:txbxContent>
+                </v:textbox>
+                <w10:wrap type="square"/>
+              </v:shape>
+            </w:pict>
+          </mc:Fallback>
+        </mc:AlternateContent>
+      </w:r>
+      <w:r>
+        <w:rPr>
+          <w:b/>
+          <w:bCs/>
           <w:color w:val="FFFFFF"/>
           <w:sz w:val="150"/>
           <w:szCs w:val="150"/>
@@ -113,6 +307,7 @@
       <w:pPr>
         <w:spacing w:after="240"/>
       </w:pPr>
+      <w:proofErr w:type="gramStart"/>
       <w:r>
         <w:rPr>
           <w:b/>
@@ -121,7 +316,18 @@
           <w:sz w:val="36"/>
           <w:szCs w:val="36"/>
         </w:rPr>
-        <w:t>de la Délinquance en Milieu Scolaire</w:t>
+        <w:t>de</w:t>
+      </w:r>
+      <w:proofErr w:type="gramEnd"/>
+      <w:r>
+        <w:rPr>
+          <w:b/>
+          <w:bCs/>
+          <w:color w:val="D4A93C"/>
+          <w:sz w:val="36"/>
+          <w:szCs w:val="36"/>
+        </w:rPr>
+        <w:t xml:space="preserve"> la Délinquance en Milieu Scolaire</w:t>
       </w:r>
     </w:p>
     <w:p>
@@ -144,11 +350,144 @@
         <w:rPr>
           <w:i/>
           <w:iCs/>
+          <w:noProof/>
           <w:color w:val="CFF4FA"/>
           <w:sz w:val="26"/>
           <w:szCs w:val="26"/>
         </w:rPr>
-        <w:t>pour permettre une intervention humaine plus précoce.</w:t>
+        <mc:AlternateContent>
+          <mc:Choice Requires="wps">
+            <w:drawing>
+              <wp:anchor distT="45720" distB="45720" distL="114300" distR="114300" simplePos="0" relativeHeight="251661312" behindDoc="0" locked="0" layoutInCell="1" allowOverlap="1" wp14:anchorId="5C776FDF" wp14:editId="01D95328">
+                <wp:simplePos x="0" y="0"/>
+                <wp:positionH relativeFrom="page">
+                  <wp:posOffset>4566285</wp:posOffset>
+                </wp:positionH>
+                <wp:positionV relativeFrom="paragraph">
+                  <wp:posOffset>99060</wp:posOffset>
+                </wp:positionV>
+                <wp:extent cx="2432050" cy="400050"/>
+                <wp:effectExtent l="0" t="0" r="0" b="0"/>
+                <wp:wrapSquare wrapText="bothSides"/>
+                <wp:docPr id="720842866" name="Zone de texte 2"/>
+                <wp:cNvGraphicFramePr>
+                  <a:graphicFrameLocks xmlns:a="http://schemas.openxmlformats.org/drawingml/2006/main"/>
+                </wp:cNvGraphicFramePr>
+                <a:graphic xmlns:a="http://schemas.openxmlformats.org/drawingml/2006/main">
+                  <a:graphicData uri="http://schemas.microsoft.com/office/word/2010/wordprocessingShape">
+                    <wps:wsp>
+                      <wps:cNvSpPr txBox="1">
+                        <a:spLocks noChangeArrowheads="1"/>
+                      </wps:cNvSpPr>
+                      <wps:spPr bwMode="auto">
+                        <a:xfrm>
+                          <a:off x="0" y="0"/>
+                          <a:ext cx="2432050" cy="400050"/>
+                        </a:xfrm>
+                        <a:prstGeom prst="rect">
+                          <a:avLst/>
+                        </a:prstGeom>
+                        <a:noFill/>
+                        <a:ln w="9525">
+                          <a:noFill/>
+                          <a:miter lim="800000"/>
+                          <a:headEnd/>
+                          <a:tailEnd/>
+                        </a:ln>
+                      </wps:spPr>
+                      <wps:txbx>
+                        <w:txbxContent>
+                          <w:p>
+                            <w:pPr>
+                              <w:rPr>
+                                <w:color w:val="FFFFFF" w:themeColor="background1"/>
+                                <w:sz w:val="18"/>
+                                <w:szCs w:val="18"/>
+                              </w:rPr>
+                            </w:pPr>
+                            <w:hyperlink r:id="rId10" w:tgtFrame="_blank" w:history="1">
+                              <w:r>
+                                <w:rPr>
+                                  <w:rStyle w:val="Lienhypertexte"/>
+                                  <w:color w:val="FFFFFF" w:themeColor="background1"/>
+                                  <w:sz w:val="18"/>
+                                  <w:szCs w:val="18"/>
+                                </w:rPr>
+                                <w:t>https://jt-web-create.github.io/sipdms-dossier/</w:t>
+                              </w:r>
+                            </w:hyperlink>
+                          </w:p>
+                        </w:txbxContent>
+                      </wps:txbx>
+                      <wps:bodyPr rot="0" vert="horz" wrap="square" lIns="91440" tIns="45720" rIns="91440" bIns="45720" anchor="t" anchorCtr="0">
+                        <a:noAutofit/>
+                      </wps:bodyPr>
+                    </wps:wsp>
+                  </a:graphicData>
+                </a:graphic>
+                <wp14:sizeRelH relativeFrom="margin">
+                  <wp14:pctWidth>0</wp14:pctWidth>
+                </wp14:sizeRelH>
+                <wp14:sizeRelV relativeFrom="margin">
+                  <wp14:pctHeight>0</wp14:pctHeight>
+                </wp14:sizeRelV>
+              </wp:anchor>
+            </w:drawing>
+          </mc:Choice>
+          <mc:Fallback>
+            <w:pict>
+              <v:shape w14:anchorId="5C776FDF" id="_x0000_s1027" type="#_x0000_t202" style="position:absolute;margin-left:359.55pt;margin-top:7.8pt;width:191.5pt;height:31.5pt;z-index:251661312;visibility:visible;mso-wrap-style:square;mso-width-percent:0;mso-height-percent:0;mso-wrap-distance-left:9pt;mso-wrap-distance-top:3.6pt;mso-wrap-distance-right:9pt;mso-wrap-distance-bottom:3.6pt;mso-position-horizontal:absolute;mso-position-horizontal-relative:page;mso-position-vertical:absolute;mso-position-vertical-relative:text;mso-width-percent:0;mso-height-percent:0;mso-width-relative:margin;mso-height-relative:margin;v-text-anchor:top" o:gfxdata="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" filled="f" stroked="f">
+                <v:textbox>
+                  <w:txbxContent>
+                    <w:p>
+                      <w:pPr>
+                        <w:rPr>
+                          <w:color w:val="FFFFFF" w:themeColor="background1"/>
+                          <w:sz w:val="18"/>
+                          <w:szCs w:val="18"/>
+                        </w:rPr>
+                      </w:pPr>
+                      <w:hyperlink r:id="rId11" w:tgtFrame="_blank" w:history="1">
+                        <w:r>
+                          <w:rPr>
+                            <w:rStyle w:val="Lienhypertexte"/>
+                            <w:color w:val="FFFFFF" w:themeColor="background1"/>
+                            <w:sz w:val="18"/>
+                            <w:szCs w:val="18"/>
+                          </w:rPr>
+                          <w:t>https://jt-web-create.github.io/sipdms-dossier/</w:t>
+                        </w:r>
+                      </w:hyperlink>
+                    </w:p>
+                  </w:txbxContent>
+                </v:textbox>
+                <w10:wrap type="square" anchorx="page"/>
+              </v:shape>
+            </w:pict>
+          </mc:Fallback>
+        </mc:AlternateContent>
+      </w:r>
+      <w:proofErr w:type="gramStart"/>
+      <w:r>
+        <w:rPr>
+          <w:i/>
+          <w:iCs/>
+          <w:color w:val="CFF4FA"/>
+          <w:sz w:val="26"/>
+          <w:szCs w:val="26"/>
+        </w:rPr>
+        <w:t>pour</w:t>
+      </w:r>
+      <w:proofErr w:type="gramEnd"/>
+      <w:r>
+        <w:rPr>
+          <w:i/>
+          <w:iCs/>
+          <w:color w:val="CFF4FA"/>
+          <w:sz w:val="26"/>
+          <w:szCs w:val="26"/>
+        </w:rPr>
+        <w:t xml:space="preserve"> permettre une intervention humaine plus précoce.</w:t>
       </w:r>
     </w:p>
     <w:p>
@@ -179,7 +518,25 @@
           <w:sz w:val="24"/>
           <w:szCs w:val="24"/>
         </w:rPr>
-        <w:t>Classe de Terminale C  ·  Année scolaire 2026–2027</w:t>
+        <w:t xml:space="preserve">Classe de Terminale </w:t>
+      </w:r>
+      <w:proofErr w:type="gramStart"/>
+      <w:r>
+        <w:rPr>
+          <w:color w:val="CFF4FA"/>
+          <w:sz w:val="24"/>
+          <w:szCs w:val="24"/>
+        </w:rPr>
+        <w:t>C  ·</w:t>
+      </w:r>
+      <w:proofErr w:type="gramEnd"/>
+      <w:r>
+        <w:rPr>
+          <w:color w:val="CFF4FA"/>
+          <w:sz w:val="24"/>
+          <w:szCs w:val="24"/>
+        </w:rPr>
+        <w:t xml:space="preserve">  Année scolaire 2026–2027</w:t>
       </w:r>
     </w:p>
     <w:p>
@@ -202,7 +559,71 @@
           <w:sz w:val="20"/>
           <w:szCs w:val="20"/>
         </w:rPr>
-        <w:t>Bohol, See , Djeugoué, Adzengue, Ntiam</w:t>
+        <w:t xml:space="preserve">Bohol, </w:t>
+      </w:r>
+      <w:proofErr w:type="spellStart"/>
+      <w:proofErr w:type="gramStart"/>
+      <w:r>
+        <w:rPr>
+          <w:color w:val="B8C7DD"/>
+          <w:sz w:val="20"/>
+          <w:szCs w:val="20"/>
+        </w:rPr>
+        <w:t>See</w:t>
+      </w:r>
+      <w:proofErr w:type="spellEnd"/>
+      <w:r>
+        <w:rPr>
+          <w:color w:val="B8C7DD"/>
+          <w:sz w:val="20"/>
+          <w:szCs w:val="20"/>
+        </w:rPr>
+        <w:t> ,</w:t>
+      </w:r>
+      <w:proofErr w:type="gramEnd"/>
+      <w:r>
+        <w:rPr>
+          <w:color w:val="B8C7DD"/>
+          <w:sz w:val="20"/>
+          <w:szCs w:val="20"/>
+        </w:rPr>
+        <w:t xml:space="preserve"> </w:t>
+      </w:r>
+      <w:proofErr w:type="spellStart"/>
+      <w:r>
+        <w:rPr>
+          <w:color w:val="B8C7DD"/>
+          <w:sz w:val="20"/>
+          <w:szCs w:val="20"/>
+        </w:rPr>
+        <w:t>Djeugoué</w:t>
+      </w:r>
+      <w:proofErr w:type="spellEnd"/>
+      <w:r>
+        <w:rPr>
+          <w:color w:val="B8C7DD"/>
+          <w:sz w:val="20"/>
+          <w:szCs w:val="20"/>
+        </w:rPr>
+        <w:t xml:space="preserve">, </w:t>
+      </w:r>
+      <w:proofErr w:type="spellStart"/>
+      <w:r>
+        <w:rPr>
+          <w:color w:val="B8C7DD"/>
+          <w:sz w:val="20"/>
+          <w:szCs w:val="20"/>
+        </w:rPr>
+        <w:t>Adzengue</w:t>
+      </w:r>
+      <w:proofErr w:type="spellEnd"/>
+      <w:r>
+        <w:rPr>
+          <w:color w:val="B8C7DD"/>
+          <w:sz w:val="20"/>
+          <w:szCs w:val="20"/>
+        </w:rPr>
+        <w:t>, Ntiam</w:t>
       </w:r>
     </w:p>
     <w:p>
@@ -337,12 +758,6 @@
         <w:gridCol w:w="3212"/>
       </w:tblGrid>
       <w:tr>
-        <w:tblPrEx>
-          <w:tblCellMar>
-            <w:top w:w="0" w:type="dxa"/>
-            <w:bottom w:w="0" w:type="dxa"/>
-          </w:tblCellMar>
-        </w:tblPrEx>
         <w:trPr>
           <w:jc w:val="center"/>
         </w:trPr>
@@ -383,13 +798,23 @@
             <w:pPr>
               <w:spacing w:line="250" w:lineRule="auto"/>
             </w:pPr>
+            <w:proofErr w:type="gramStart"/>
             <w:r>
               <w:rPr>
                 <w:color w:val="DDE8F7"/>
                 <w:sz w:val="18"/>
                 <w:szCs w:val="18"/>
               </w:rPr>
-              <w:t>élèves victimes de harcèlement par leurs pairs sur un mois, au niveau mondial (UNESCO, 2019)</w:t>
+              <w:t>élèves</w:t>
+            </w:r>
+            <w:proofErr w:type="gramEnd"/>
+            <w:r>
+              <w:rPr>
+                <w:color w:val="DDE8F7"/>
+                <w:sz w:val="18"/>
+                <w:szCs w:val="18"/>
+              </w:rPr>
+              <w:t xml:space="preserve"> victimes de harcèlement par leurs pairs sur un mois, au niveau mondial (UNESCO, 2019)</w:t>
             </w:r>
           </w:p>
         </w:tc>
@@ -430,13 +855,23 @@
             <w:pPr>
               <w:spacing w:line="250" w:lineRule="auto"/>
             </w:pPr>
+            <w:proofErr w:type="gramStart"/>
             <w:r>
               <w:rPr>
                 <w:color w:val="DDE8F7"/>
                 <w:sz w:val="18"/>
                 <w:szCs w:val="18"/>
               </w:rPr>
-              <w:t>situations de vérité connue injectées dans un lycée simulé, évaluées sur 30 simulations (données synthétiques)</w:t>
+              <w:t>situations</w:t>
+            </w:r>
+            <w:proofErr w:type="gramEnd"/>
+            <w:r>
+              <w:rPr>
+                <w:color w:val="DDE8F7"/>
+                <w:sz w:val="18"/>
+                <w:szCs w:val="18"/>
+              </w:rPr>
+              <w:t xml:space="preserve"> de vérité connue injectées dans un lycée simulé, évaluées sur 30 simulations (données synthétiques)</w:t>
             </w:r>
           </w:p>
         </w:tc>
@@ -477,13 +912,23 @@
             <w:pPr>
               <w:spacing w:line="250" w:lineRule="auto"/>
             </w:pPr>
+            <w:proofErr w:type="gramStart"/>
             <w:r>
               <w:rPr>
                 <w:color w:val="DDE8F7"/>
                 <w:sz w:val="18"/>
                 <w:szCs w:val="18"/>
               </w:rPr>
-              <w:t>individuel, 0 sanction automatique : l'humain décide toujours</w:t>
+              <w:t>individuel</w:t>
+            </w:r>
+            <w:proofErr w:type="gramEnd"/>
+            <w:r>
+              <w:rPr>
+                <w:color w:val="DDE8F7"/>
+                <w:sz w:val="18"/>
+                <w:szCs w:val="18"/>
+              </w:rPr>
+              <w:t>, 0 sanction automatique : l'humain décide toujours</w:t>
             </w:r>
           </w:p>
         </w:tc>
@@ -1235,6 +1680,7 @@
         <w:pageBreakBefore/>
       </w:pPr>
       <w:bookmarkStart w:id="1" w:name="toc2"/>
+      <w:proofErr w:type="gramStart"/>
       <w:r>
         <w:rPr>
           <w:color w:val="D4A93C"/>
@@ -1243,7 +1689,11 @@
         <w:t xml:space="preserve">1  </w:t>
       </w:r>
       <w:r>
-        <w:t>Introduction : un établissement sûr pour apprendre</w:t>
+        <w:t>Introduction</w:t>
+      </w:r>
+      <w:proofErr w:type="gramEnd"/>
+      <w:r>
+        <w:t xml:space="preserve"> : un établissement sûr pour apprendre</w:t>
       </w:r>
       <w:bookmarkEnd w:id="1"/>
     </w:p>
@@ -1270,900 +1720,6 @@
             <wp:extent cx="5715000" cy="2219325"/>
             <wp:effectExtent l="0" t="0" r="0" b="0"/>
             <wp:docPr id="1400141938" name="fig1" descr="Ce que disent les sources internationales, et ce qui manque pour le Cameroun. Sources : UNESCO (2019) ; analyse multi-pays GSHS (PMC8252267)." title="Figure 1"/>
-            <wp:cNvGraphicFramePr>
-              <a:graphicFrameLocks xmlns:a="http://schemas.openxmlformats.org/drawingml/2006/main" noChangeAspect="1"/>
-            </wp:cNvGraphicFramePr>
-            <a:graphic xmlns:a="http://schemas.openxmlformats.org/drawingml/2006/main">
-              <a:graphicData uri="http://schemas.openxmlformats.org/drawingml/2006/picture">
-                <pic:pic xmlns:pic="http://schemas.openxmlformats.org/drawingml/2006/picture">
-                  <pic:nvPicPr>
-                    <pic:cNvPr id="0" name=""/>
-                    <pic:cNvPicPr>
-                      <a:picLocks noChangeAspect="1" noChangeArrowheads="1"/>
-                    </pic:cNvPicPr>
-                  </pic:nvPicPr>
-                  <pic:blipFill>
-                    <a:blip r:embed="rId8"/>
-                    <a:srcRect/>
-                    <a:stretch>
-                      <a:fillRect/>
-                    </a:stretch>
-                  </pic:blipFill>
-                  <pic:spPr bwMode="auto">
-                    <a:xfrm>
-                      <a:off x="0" y="0"/>
-                      <a:ext cx="5715000" cy="2219325"/>
-                    </a:xfrm>
-                    <a:prstGeom prst="rect">
-                      <a:avLst/>
-                    </a:prstGeom>
-                  </pic:spPr>
-                </pic:pic>
-              </a:graphicData>
-            </a:graphic>
-          </wp:inline>
-        </w:drawing>
-      </w:r>
-    </w:p>
-    <w:p>
-      <w:pPr>
-        <w:spacing w:after="200"/>
-        <w:jc w:val="center"/>
-      </w:pPr>
-      <w:bookmarkStart w:id="2" w:name="fig1"/>
-      <w:r>
-        <w:rPr>
-          <w:b/>
-          <w:bCs/>
-          <w:color w:val="1F6FEB"/>
-          <w:sz w:val="18"/>
-          <w:szCs w:val="18"/>
-        </w:rPr>
-        <w:t>Figure 1</w:t>
-      </w:r>
-      <w:bookmarkEnd w:id="2"/>
-      <w:r>
-        <w:rPr>
-          <w:i/>
-          <w:iCs/>
-          <w:color w:val="5B6B82"/>
-          <w:sz w:val="18"/>
-          <w:szCs w:val="18"/>
-        </w:rPr>
-        <w:t xml:space="preserve"> — Ce que disent les sources internationales, et ce qui manque pour le Cameroun. Sources : UNESCO (2019) ; analyse multi-pays GSHS (PMC8252267).</w:t>
-      </w:r>
-    </w:p>
-    <w:p>
-      <w:pPr>
-        <w:spacing w:after="130"/>
-      </w:pPr>
-      <w:r>
-        <w:t xml:space="preserve">Pour l'Afrique subsaharienne, la même publication de l'UNESCO relève une proportion plus élevée (48,2 %), et une analyse de l'enquête mondiale en milieu scolaire (GSHS, 11 pays, 2010–2017) estime la victimisation à 38,8 %. </w:t>
-      </w:r>
-      <w:r>
-        <w:rPr>
-          <w:b/>
-          <w:bCs/>
-        </w:rPr>
-        <w:t>Ces chiffres ne décrivent pas le CAY</w:t>
-      </w:r>
-      <w:r>
-        <w:t xml:space="preserve"> : ce sont des ordres de grandeur régionaux, aux définitions voisines mais non identiques.</w:t>
-      </w:r>
-    </w:p>
-    <w:p>
-      <w:pPr>
-        <w:spacing w:after="130"/>
-      </w:pPr>
-      <w:r>
-        <w:t xml:space="preserve">Pour le Cameroun, nous n'avons trouvé </w:t>
-      </w:r>
-      <w:r>
-        <w:rPr>
-          <w:b/>
-          <w:bCs/>
-        </w:rPr>
-        <w:t xml:space="preserve">aucune statistique nationale comparable</w:t>
-      </w:r>
-      <w:r>
-        <w:t xml:space="preserve"> sur le harcèlement entre élèves, alors que des analyses documentaires et la presse décrivent des violences persistantes et des obstacles au signalement (European Scientific Journal, 2025 ; Cameroon Tribune, 2022). Ce manque de données est un enseignement en soi : </w:t>
-      </w:r>
-      <w:r>
-        <w:rPr>
-          <w:b/>
-          <w:bCs/>
-        </w:rPr>
-        <w:t xml:space="preserve">ce qui n'est pas mesuré ne peut pas être prévenu</w:t>
-      </w:r>
-      <w:r>
-        <w:t xml:space="preserve">.</w:t>
-      </w:r>
-    </w:p>
-    <w:p>
-      <w:pPr>
-        <w:keepNext/>
-        <w:keepLines/>
-        <w:pBdr>
-          <w:top w:val="single" w:sz="4" w:space="4" w:color="F7EBC8"/>
-          <w:left w:val="single" w:sz="36" w:space="10" w:color="D4A93C"/>
-          <w:bottom w:val="none" w:sz="0" w:space="0" w:color="FFFFFF"/>
-          <w:right w:val="none" w:sz="0" w:space="0" w:color="FFFFFF"/>
-        </w:pBdr>
-        <w:shd w:val="clear" w:color="auto" w:fill="F7EBC8"/>
-        <w:spacing w:before="120" w:after="40" w:line="276" w:lineRule="auto"/>
-        <w:ind w:left="260" w:right="160"/>
-      </w:pPr>
-      <w:r>
-        <w:rPr>
-          <w:b/>
-          <w:bCs/>
-          <w:color w:val="D4A93C"/>
-          <w:sz w:val="22"/>
-          <w:szCs w:val="22"/>
-        </w:rPr>
-        <w:t>Notre question</w:t>
-      </w:r>
-    </w:p>
-    <w:p>
-      <w:pPr>
-        <w:keepLines/>
-        <w:pBdr>
-          <w:top w:val="none" w:sz="0" w:space="0" w:color="FFFFFF"/>
-          <w:left w:val="single" w:sz="36" w:space="10" w:color="D4A93C"/>
-          <w:bottom w:val="single" w:sz="4" w:space="4" w:color="F7EBC8"/>
-          <w:right w:val="none" w:sz="0" w:space="0" w:color="FFFFFF"/>
-        </w:pBdr>
-        <w:shd w:val="clear" w:color="auto" w:fill="F7EBC8"/>
-        <w:spacing w:after="200" w:line="276" w:lineRule="auto"/>
-        <w:ind w:left="260" w:right="160"/>
-      </w:pPr>
-      <w:r>
-        <w:t>Comment passer d'événements isolés et dispersés à une compréhension contextualisée, qui permette une prévention plus efficace ?</w:t>
-      </w:r>
-    </w:p>
-    <w:p>
-      <w:pPr>
-        <w:spacing w:after="130"/>
-      </w:pPr>
-      <w:r>
-        <w:t xml:space="preserve">Le dossier suit un fil logique : le </w:t>
-      </w:r>
-      <w:r>
-        <w:rPr>
-          <w:b/>
-          <w:bCs/>
-        </w:rPr>
-        <w:t xml:space="preserve">problème</w:t>
-      </w:r>
-      <w:r>
-        <w:t xml:space="preserve">, </w:t>
-      </w:r>
-      <w:r>
-        <w:rPr>
-          <w:b/>
-          <w:bCs/>
-        </w:rPr>
-        <w:t xml:space="preserve">pourquoi l'IA</w:t>
-      </w:r>
-      <w:r>
-        <w:t xml:space="preserve">, </w:t>
-      </w:r>
-      <w:r>
-        <w:rPr>
-          <w:b/>
-          <w:bCs/>
-        </w:rPr>
-        <w:t xml:space="preserve">comment SIPDMS fonctionne</w:t>
-      </w:r>
-      <w:r>
-        <w:t xml:space="preserve">, </w:t>
-      </w:r>
-      <w:r>
-        <w:rPr>
-          <w:b/>
-          <w:bCs/>
-        </w:rPr>
-        <w:t xml:space="preserve">pourquoi la solution est différente</w:t>
-      </w:r>
-      <w:r>
-        <w:t xml:space="preserve"> et </w:t>
-      </w:r>
-      <w:r>
-        <w:rPr>
-          <w:b/>
-          <w:bCs/>
-        </w:rPr>
-        <w:t xml:space="preserve">pourquoi elle est défendable</w:t>
-      </w:r>
-      <w:r>
-        <w:t xml:space="preserve">. Tout chiffre est sourcé ; toute donnée issue de notre expérimentation est signalée comme </w:t>
-      </w:r>
-      <w:r>
-        <w:rPr>
-          <w:i/>
-          <w:iCs/>
-        </w:rPr>
-        <w:t xml:space="preserve">simulée</w:t>
-      </w:r>
-      <w:r>
-        <w:t xml:space="preserve">. Les compléments (FAQ du jury, annexes, glossaire, sources détaillées) sont publiés sur le site du projet.</w:t>
-      </w:r>
-    </w:p>
-    <w:p>
-      <w:pPr>
-        <w:pStyle w:val="Titre1"/>
-        <w:pageBreakBefore/>
-      </w:pPr>
-      <w:bookmarkStart w:id="3" w:name="toc3"/>
-      <w:r>
-        <w:rPr>
-          <w:color w:val="D4A93C"/>
-        </w:rPr>
-        <w:lastRenderedPageBreak/>
-        <w:t xml:space="preserve">2  </w:t>
-      </w:r>
-      <w:r>
-        <w:t>Le problème : comprendre la délinquance scolaire</w:t>
-      </w:r>
-      <w:bookmarkEnd w:id="3"/>
-    </w:p>
-    <w:p>
-      <w:pPr>
-        <w:pStyle w:val="Titre2"/>
-      </w:pPr>
-      <w:bookmarkStart w:id="4" w:name="toc4"/>
-      <w:r>
-        <w:t>Ce que recouvre la délinquance en milieu scolaire</w:t>
-      </w:r>
-      <w:bookmarkEnd w:id="4"/>
-    </w:p>
-    <w:p>
-      <w:pPr>
-        <w:keepNext/>
-        <w:spacing w:after="130"/>
-      </w:pPr>
-      <w:r>
-        <w:t>Nous appelons délinquance scolaire un ensemble de comportements qui portent atteinte aux personnes ou aux biens, et qui dépassent le simple manquement au règlement :</w:t>
-      </w:r>
-    </w:p>
-    <w:p>
-      <w:pPr>
-        <w:pStyle w:val="Paragraphedeliste"/>
-        <w:numPr>
-          <w:ilvl w:val="0"/>
-          <w:numId w:val="2"/>
-        </w:numPr>
-        <w:spacing w:after="70" w:line="280" w:lineRule="auto"/>
-      </w:pPr>
-      <w:r>
-        <w:rPr>
-          <w:b/>
-          <w:bCs/>
-        </w:rPr>
-        <w:t>violences physiques</w:t>
-      </w:r>
-      <w:r>
-        <w:t>, menaces et agressions ;</w:t>
-      </w:r>
-    </w:p>
-    <w:p>
-      <w:pPr>
-        <w:pStyle w:val="Paragraphedeliste"/>
-        <w:numPr>
-          <w:ilvl w:val="0"/>
-          <w:numId w:val="2"/>
-        </w:numPr>
-        <w:spacing w:after="70" w:line="280" w:lineRule="auto"/>
-      </w:pPr>
-      <w:r>
-        <w:rPr>
-          <w:b/>
-          <w:bCs/>
-        </w:rPr>
-        <w:t>harcèlement</w:t>
-      </w:r>
-      <w:r>
-        <w:t>, y compris répété et verbal ;</w:t>
-      </w:r>
-    </w:p>
-    <w:p>
-      <w:pPr>
-        <w:pStyle w:val="Paragraphedeliste"/>
-        <w:numPr>
-          <w:ilvl w:val="0"/>
-          <w:numId w:val="2"/>
-        </w:numPr>
-        <w:spacing w:after="70" w:line="280" w:lineRule="auto"/>
-      </w:pPr>
-      <w:r>
-        <w:rPr>
-          <w:b/>
-          <w:bCs/>
-        </w:rPr>
-        <w:t>racket</w:t>
-      </w:r>
-      <w:r>
-        <w:t xml:space="preserve"> et extorsion ;</w:t>
-      </w:r>
-    </w:p>
-    <w:p>
-      <w:pPr>
-        <w:pStyle w:val="Paragraphedeliste"/>
-        <w:numPr>
-          <w:ilvl w:val="0"/>
-          <w:numId w:val="2"/>
-        </w:numPr>
-        <w:spacing w:after="70" w:line="280" w:lineRule="auto"/>
-      </w:pPr>
-      <w:r>
-        <w:rPr>
-          <w:b/>
-          <w:bCs/>
-        </w:rPr>
-        <w:t>vols</w:t>
-      </w:r>
-      <w:r>
-        <w:t xml:space="preserve">, </w:t>
-      </w:r>
-      <w:r>
-        <w:rPr>
-          <w:b/>
-          <w:bCs/>
-        </w:rPr>
-        <w:t>vandalisme</w:t>
-      </w:r>
-      <w:r>
-        <w:t xml:space="preserve"> et dégradations ;</w:t>
-      </w:r>
-    </w:p>
-    <w:p>
-      <w:pPr>
-        <w:pStyle w:val="Paragraphedeliste"/>
-        <w:numPr>
-          <w:ilvl w:val="0"/>
-          <w:numId w:val="2"/>
-        </w:numPr>
-        <w:spacing w:after="70" w:line="280" w:lineRule="auto"/>
-      </w:pPr>
-      <w:r>
-        <w:rPr>
-          <w:b/>
-          <w:bCs/>
-        </w:rPr>
-        <w:t>intrusion</w:t>
-      </w:r>
-      <w:r>
-        <w:t xml:space="preserve"> dans l'établissement ;</w:t>
-      </w:r>
-    </w:p>
-    <w:p>
-      <w:pPr>
-        <w:pStyle w:val="Paragraphedeliste"/>
-        <w:numPr>
-          <w:ilvl w:val="0"/>
-          <w:numId w:val="2"/>
-        </w:numPr>
-        <w:spacing w:after="140" w:line="280" w:lineRule="auto"/>
-      </w:pPr>
-      <w:r>
-        <w:t xml:space="preserve">circulation de </w:t>
-      </w:r>
-      <w:r>
-        <w:rPr>
-          <w:b/>
-          <w:bCs/>
-        </w:rPr>
-        <w:t>substances illicites</w:t>
-      </w:r>
-      <w:r>
-        <w:t xml:space="preserve"> et autres situations graves selon le contexte.</w:t>
-      </w:r>
-    </w:p>
-    <w:p>
-      <w:pPr>
-        <w:pStyle w:val="Titre2"/>
-      </w:pPr>
-      <w:bookmarkStart w:id="5" w:name="toc5"/>
-      <w:r>
-        <w:t>Un problème d'information avant d'être un problème d'incidents</w:t>
-      </w:r>
-      <w:bookmarkEnd w:id="5"/>
-    </w:p>
-    <w:p>
-      <w:pPr>
-        <w:spacing w:after="130"/>
-      </w:pPr>
-      <w:r>
-        <w:t>Dans un collège, l'information existe, mais elle est éclatée. Un enseignant entend une insulte, un surveillant remarque un attroupement à 13 h, un agent répare un banc, un élève glisse un mot dans une boîte. Chacun détient une pièce du puzzle. Personne n'a le puzzle entier, et quand il apparaît, c'est souvent trop tard.</w:t>
-      </w:r>
-    </w:p>
-    <w:p>
-      <w:pPr>
-        <w:keepNext/>
-        <w:keepLines/>
-        <w:pBdr>
-          <w:top w:val="single" w:sz="4" w:space="4" w:color="DCE9FB"/>
-          <w:left w:val="single" w:sz="36" w:space="10" w:color="1F6FEB"/>
-          <w:bottom w:val="none" w:sz="0" w:space="0" w:color="FFFFFF"/>
-          <w:right w:val="none" w:sz="0" w:space="0" w:color="FFFFFF"/>
-        </w:pBdr>
-        <w:shd w:val="clear" w:color="auto" w:fill="DCE9FB"/>
-        <w:spacing w:before="120" w:after="40" w:line="276" w:lineRule="auto"/>
-        <w:ind w:left="260" w:right="160"/>
-      </w:pPr>
-      <w:r>
-        <w:rPr>
-          <w:b/>
-          <w:bCs/>
-          <w:color w:val="1F6FEB"/>
-          <w:sz w:val="22"/>
-          <w:szCs w:val="22"/>
-        </w:rPr>
-        <w:t>Le vrai problème</w:t>
-      </w:r>
-    </w:p>
-    <w:p>
-      <w:pPr>
-        <w:keepLines/>
-        <w:pBdr>
-          <w:top w:val="none" w:sz="0" w:space="0" w:color="FFFFFF"/>
-          <w:left w:val="single" w:sz="36" w:space="10" w:color="1F6FEB"/>
-          <w:bottom w:val="single" w:sz="4" w:space="4" w:color="DCE9FB"/>
-          <w:right w:val="none" w:sz="0" w:space="0" w:color="FFFFFF"/>
-        </w:pBdr>
-        <w:shd w:val="clear" w:color="auto" w:fill="DCE9FB"/>
-        <w:spacing w:after="200" w:line="276" w:lineRule="auto"/>
-        <w:ind w:left="260" w:right="160"/>
-      </w:pPr>
-      <w:r>
-        <w:t xml:space="preserve">Le problème n'est pas seulement de savoir qu'un incident a eu lieu. Il est de </w:t>
-      </w:r>
-      <w:r>
-        <w:rPr>
-          <w:b/>
-          <w:bCs/>
-        </w:rPr>
-        <w:t>relier</w:t>
-      </w:r>
-      <w:r>
-        <w:t xml:space="preserve"> des événements dispersés pour comprendre ce qui se passe, où, quand, et de façon répétée.</w:t>
-      </w:r>
-    </w:p>
-    <w:p>
-      <w:pPr>
-        <w:pStyle w:val="Titre1"/>
-      </w:pPr>
-      <w:bookmarkStart w:id="7" w:name="toc6"/>
-      <w:r>
-        <w:rPr>
-          <w:color w:val="D4A93C"/>
-        </w:rPr>
-        <w:lastRenderedPageBreak/>
-        <w:t xml:space="preserve">3  </w:t>
-      </w:r>
-      <w:r>
-        <w:t>Délinquance ≠ simple infraction au règlement</w:t>
-      </w:r>
-      <w:bookmarkEnd w:id="7"/>
-    </w:p>
-    <w:p>
-      <w:pPr>
-        <w:spacing w:after="130"/>
-      </w:pPr>
-      <w:r>
-        <w:t xml:space="preserve">C'est la distinction la plus importante du projet. Arriver en retard, utiliser un téléphone en classe, quitter une salle sans autorisation ou porter une tenue non conforme sont des </w:t>
-      </w:r>
-      <w:r>
-        <w:rPr>
-          <w:b/>
-          <w:bCs/>
-        </w:rPr>
-        <w:t>infractions au règlement intérieur</w:t>
-      </w:r>
-      <w:r>
-        <w:t xml:space="preserve">. Elles appellent une réponse éducative. Elles ne sont </w:t>
-      </w:r>
-      <w:r>
-        <w:rPr>
-          <w:b/>
-          <w:bCs/>
-        </w:rPr>
-        <w:t>pas</w:t>
-      </w:r>
-      <w:r>
-        <w:t xml:space="preserve"> de la délinquance.</w:t>
-      </w:r>
-    </w:p>
-    <w:p>
-      <w:pPr>
-        <w:keepNext/>
-        <w:spacing w:before="100" w:after="40"/>
-        <w:jc w:val="center"/>
-      </w:pPr>
-      <w:r>
-        <w:rPr>
-          <w:noProof/>
-        </w:rPr>
-        <w:drawing>
-          <wp:inline distT="0" distB="0" distL="0" distR="0" wp14:anchorId="1C5BA00B" wp14:editId="02177B59">
-            <wp:extent cx="5715000" cy="2047875"/>
-            <wp:effectExtent l="0" t="0" r="0" b="0"/>
-            <wp:docPr id="610188693" name="fig3" descr="Un gradient : infractions au règlement, signaux contextuels, délinquance." title="Figure 3"/>
-            <wp:cNvGraphicFramePr>
-              <a:graphicFrameLocks xmlns:a="http://schemas.openxmlformats.org/drawingml/2006/main" noChangeAspect="1"/>
-            </wp:cNvGraphicFramePr>
-            <a:graphic xmlns:a="http://schemas.openxmlformats.org/drawingml/2006/main">
-              <a:graphicData uri="http://schemas.openxmlformats.org/drawingml/2006/picture">
-                <pic:pic xmlns:pic="http://schemas.openxmlformats.org/drawingml/2006/picture">
-                  <pic:nvPicPr>
-                    <pic:cNvPr id="0" name=""/>
-                    <pic:cNvPicPr>
-                      <a:picLocks noChangeAspect="1" noChangeArrowheads="1"/>
-                    </pic:cNvPicPr>
-                  </pic:nvPicPr>
-                  <pic:blipFill>
-                    <a:blip r:embed="rId10"/>
-                    <a:srcRect/>
-                    <a:stretch>
-                      <a:fillRect/>
-                    </a:stretch>
-                  </pic:blipFill>
-                  <pic:spPr bwMode="auto">
-                    <a:xfrm>
-                      <a:off x="0" y="0"/>
-                      <a:ext cx="5715000" cy="2047875"/>
-                    </a:xfrm>
-                    <a:prstGeom prst="rect">
-                      <a:avLst/>
-                    </a:prstGeom>
-                  </pic:spPr>
-                </pic:pic>
-              </a:graphicData>
-            </a:graphic>
-          </wp:inline>
-        </w:drawing>
-      </w:r>
-    </w:p>
-    <w:p>
-      <w:pPr>
-        <w:spacing w:after="200"/>
-        <w:jc w:val="center"/>
-      </w:pPr>
-      <w:bookmarkStart w:id="8" w:name="fig3"/>
-      <w:r>
-        <w:rPr>
-          <w:b/>
-          <w:bCs/>
-          <w:color w:val="1F6FEB"/>
-          <w:sz w:val="18"/>
-          <w:szCs w:val="18"/>
-        </w:rPr>
-        <w:t>Figure 2</w:t>
-      </w:r>
-      <w:bookmarkEnd w:id="8"/>
-      <w:r>
-        <w:rPr>
-          <w:i/>
-          <w:iCs/>
-          <w:color w:val="5B6B82"/>
-          <w:sz w:val="18"/>
-          <w:szCs w:val="18"/>
-        </w:rPr>
-        <w:t xml:space="preserve"> — Un gradient : infractions au règlement, signaux contextuels, délinquance.</w:t>
-      </w:r>
-    </w:p>
-    <w:p>
-      <w:pPr>
-        <w:spacing w:after="130"/>
-      </w:pPr>
-      <w:r>
-        <w:t xml:space="preserve">Entre les deux existe une zone intermédiaire : les </w:t>
-      </w:r>
-      <w:r>
-        <w:rPr>
-          <w:b/>
-          <w:bCs/>
-        </w:rPr>
-        <w:t>signaux contextuels</w:t>
-      </w:r>
-      <w:r>
-        <w:t xml:space="preserve">. Une infraction isolée n'en est jamais un. En revanche, une même infraction qui se répète au même endroit peut renseigner sur </w:t>
-      </w:r>
-      <w:r>
-        <w:rPr>
-          <w:i/>
-          <w:iCs/>
-        </w:rPr>
-        <w:t>le lieu</w:t>
-      </w:r>
-      <w:r>
-        <w:t xml:space="preserve"> (une porte sans surveillance, un couloir mal éclairé), et non sur </w:t>
-      </w:r>
-      <w:r>
-        <w:rPr>
-          <w:i/>
-          <w:iCs/>
-        </w:rPr>
-        <w:t>des élèves</w:t>
-      </w:r>
-      <w:r>
-        <w:t>.</w:t>
-      </w:r>
-    </w:p>
-    <w:p>
-      <w:pPr>
-        <w:keepNext/>
-        <w:keepLines/>
-        <w:pBdr>
-          <w:top w:val="single" w:sz="4" w:space="4" w:color="DDF3E8"/>
-          <w:left w:val="single" w:sz="36" w:space="10" w:color="2E9E6B"/>
-          <w:bottom w:val="none" w:sz="0" w:space="0" w:color="FFFFFF"/>
-          <w:right w:val="none" w:sz="0" w:space="0" w:color="FFFFFF"/>
-        </w:pBdr>
-        <w:shd w:val="clear" w:color="auto" w:fill="DDF3E8"/>
-        <w:spacing w:before="120" w:after="40" w:line="276" w:lineRule="auto"/>
-        <w:ind w:left="260" w:right="160"/>
-      </w:pPr>
-      <w:r>
-        <w:rPr>
-          <w:b/>
-          <w:bCs/>
-          <w:color w:val="2E9E6B"/>
-          <w:sz w:val="22"/>
-          <w:szCs w:val="22"/>
-        </w:rPr>
-        <w:t>Règle de conception</w:t>
-      </w:r>
-    </w:p>
-    <w:p>
-      <w:pPr>
-        <w:keepLines/>
-        <w:pBdr>
-          <w:top w:val="none" w:sz="0" w:space="0" w:color="FFFFFF"/>
-          <w:left w:val="single" w:sz="36" w:space="10" w:color="2E9E6B"/>
-          <w:bottom w:val="single" w:sz="4" w:space="4" w:color="DDF3E8"/>
-          <w:right w:val="none" w:sz="0" w:space="0" w:color="FFFFFF"/>
-        </w:pBdr>
-        <w:shd w:val="clear" w:color="auto" w:fill="DDF3E8"/>
-        <w:spacing w:after="200" w:line="276" w:lineRule="auto"/>
-        <w:ind w:left="260" w:right="160"/>
-      </w:pPr>
-      <w:r>
-        <w:t xml:space="preserve">Aucune infraction au règlement n'est transformée automatiquement en « comportement délinquant ». Les signaux contextuels sont agrégés par </w:t>
-      </w:r>
-      <w:r>
-        <w:rPr>
-          <w:b/>
-          <w:bCs/>
-        </w:rPr>
-        <w:t>lieu et créneau</w:t>
-      </w:r>
-      <w:r>
-        <w:t>, jamais par élève. SIPDMS ne construit aucun score de délinquance.</w:t>
-      </w:r>
-    </w:p>
-    <w:p>
-      <w:pPr>
-        <w:spacing w:after="130"/>
-      </w:pPr>
-      <w:r>
-        <w:rPr>
-          <w:i/>
-          <w:iCs/>
-        </w:rPr>
-        <w:t>Exemple.</w:t>
-      </w:r>
-      <w:r>
-        <w:t xml:space="preserve"> Un retard isolé ne produit rien. Dix sorties non autorisées par jour par la même porte produisent une information sur la porte (« ce passage n'est pas surveillé »), pas sur dix élèves.</w:t>
-      </w:r>
-    </w:p>
-    <w:p>
-      <w:pPr>
-        <w:pStyle w:val="Titre1"/>
-      </w:pPr>
-      <w:bookmarkStart w:id="9" w:name="toc7"/>
-      <w:r>
-        <w:rPr>
-          <w:color w:val="D4A93C"/>
-        </w:rPr>
-        <w:lastRenderedPageBreak/>
-        <w:t xml:space="preserve">4  </w:t>
-      </w:r>
-      <w:r>
-        <w:t>Pourquoi les approches classiques montrent leurs limites</w:t>
-      </w:r>
-      <w:bookmarkEnd w:id="9"/>
-    </w:p>
-    <w:p>
-      <w:pPr>
-        <w:spacing w:after="130"/>
-      </w:pPr>
-      <w:r>
-        <w:t>Les établissements disposent déjà d'outils : registre des incidents, boîte à plaintes, surveillants attentifs, parfois des caméras. Ces outils sont utiles. Ils partagent pourtant quatre limites.</w:t>
-      </w:r>
-    </w:p>
-    <w:p>
-      <w:pPr>
-        <w:spacing w:after="130"/>
-      </w:pPr>
-      <w:r>
-        <w:rPr>
-          <w:b/>
-          <w:bCs/>
-        </w:rPr>
-        <w:t xml:space="preserve">Stocker n'est pas comprendre.</w:t>
-      </w:r>
-      <w:r>
-        <w:t xml:space="preserve"> Rapprocher trois témoignages écrits à des jours différents, avec des mots différents, demande un temps que personne n'a.</w:t>
-      </w:r>
-    </w:p>
-    <w:p>
-      <w:pPr>
-        <w:spacing w:after="130"/>
-      </w:pPr>
-      <w:r>
-        <w:rPr>
-          <w:b/>
-          <w:bCs/>
-        </w:rPr>
-        <w:t xml:space="preserve">La mémoire des adultes est fragile.</w:t>
-      </w:r>
-      <w:r>
-        <w:t xml:space="preserve"> Elle disparaît quand ils changent de poste, ou simplement quand ils n'étaient pas là ce jour-là.</w:t>
-      </w:r>
-    </w:p>
-    <w:p>
-      <w:pPr>
-        <w:spacing w:after="130"/>
-      </w:pPr>
-      <w:r>
-        <w:rPr>
-          <w:b/>
-          <w:bCs/>
-        </w:rPr>
-        <w:t xml:space="preserve">Une caméra voit, mais ne comprend pas.</w:t>
-      </w:r>
-      <w:r>
-        <w:t xml:space="preserve"> Elle ignore le contexte, coûte cher et filme des mineurs : nous la plaçons en option avancée, jamais au cœur du système.</w:t>
-      </w:r>
-    </w:p>
-    <w:p>
-      <w:pPr>
-        <w:spacing w:after="130"/>
-      </w:pPr>
-      <w:r>
-        <w:rPr>
-          <w:b/>
-          <w:bCs/>
-        </w:rPr>
-        <w:t xml:space="preserve">La sanction arrive après.</w:t>
-      </w:r>
-      <w:r>
-        <w:t xml:space="preserve"> Punir répond à un acte commis ; prévenir demande de repérer ce qui se prépare : une répétition, une zone, un créneau.</w:t>
-      </w:r>
-    </w:p>
-    <w:p>
-      <w:pPr>
-        <w:keepNext/>
-        <w:keepLines/>
-        <w:pBdr>
-          <w:top w:val="single" w:sz="4" w:space="4" w:color="F7EBC8"/>
-          <w:left w:val="single" w:sz="36" w:space="10" w:color="D4A93C"/>
-          <w:bottom w:val="none" w:sz="0" w:space="0" w:color="FFFFFF"/>
-          <w:right w:val="none" w:sz="0" w:space="0" w:color="FFFFFF"/>
-        </w:pBdr>
-        <w:shd w:val="clear" w:color="auto" w:fill="F7EBC8"/>
-        <w:spacing w:before="120" w:after="40" w:line="276" w:lineRule="auto"/>
-        <w:ind w:left="260" w:right="160"/>
-      </w:pPr>
-      <w:r>
-        <w:rPr>
-          <w:b/>
-          <w:bCs/>
-          <w:color w:val="D4A93C"/>
-          <w:sz w:val="22"/>
-          <w:szCs w:val="22"/>
-        </w:rPr>
-        <w:t>Ce qui manque</w:t>
-      </w:r>
-    </w:p>
-    <w:p>
-      <w:pPr>
-        <w:keepLines/>
-        <w:pBdr>
-          <w:top w:val="none" w:sz="0" w:space="0" w:color="FFFFFF"/>
-          <w:left w:val="single" w:sz="36" w:space="10" w:color="D4A93C"/>
-          <w:bottom w:val="single" w:sz="4" w:space="4" w:color="F7EBC8"/>
-          <w:right w:val="none" w:sz="0" w:space="0" w:color="FFFFFF"/>
-        </w:pBdr>
-        <w:shd w:val="clear" w:color="auto" w:fill="F7EBC8"/>
-        <w:spacing w:after="200" w:line="276" w:lineRule="auto"/>
-        <w:ind w:left="260" w:right="160"/>
-      </w:pPr>
-      <w:r>
-        <w:t xml:space="preserve">Un outil qui </w:t>
-      </w:r>
-      <w:r>
-        <w:rPr>
-          <w:b/>
-          <w:bCs/>
-        </w:rPr>
-        <w:t>relie</w:t>
-      </w:r>
-      <w:r>
-        <w:t xml:space="preserve">, </w:t>
-      </w:r>
-      <w:r>
-        <w:rPr>
-          <w:b/>
-          <w:bCs/>
-        </w:rPr>
-        <w:t>explique</w:t>
-      </w:r>
-      <w:r>
-        <w:t xml:space="preserve"> et </w:t>
-      </w:r>
-      <w:r>
-        <w:rPr>
-          <w:b/>
-          <w:bCs/>
-        </w:rPr>
-        <w:t>mesure</w:t>
-      </w:r>
-      <w:r>
-        <w:t>, tout en laissant la décision à un adulte.</w:t>
-      </w:r>
-    </w:p>
-    <w:p>
-      <w:pPr>
-        <w:pStyle w:val="Titre1"/>
-      </w:pPr>
-      <w:bookmarkStart w:id="11" w:name="toc8"/>
-      <w:r>
-        <w:rPr>
-          <w:color w:val="D4A93C"/>
-        </w:rPr>
-        <w:lastRenderedPageBreak/>
-        <w:t xml:space="preserve">5  </w:t>
-      </w:r>
-      <w:r>
-        <w:t>La vision SIPDMS : observer, comprendre, relier, prévenir</w:t>
-      </w:r>
-      <w:bookmarkEnd w:id="11"/>
-    </w:p>
-    <w:p>
-      <w:pPr>
-        <w:spacing w:after="130"/>
-      </w:pPr>
-      <w:r>
-        <w:t xml:space="preserve">SIPDMS est un </w:t>
-      </w:r>
-      <w:r>
-        <w:rPr>
-          <w:b/>
-          <w:bCs/>
-        </w:rPr>
-        <w:t>système intelligent d'aide à la prévention et à la décision</w:t>
-      </w:r>
-      <w:r>
-        <w:t>. Il suit sept étapes, dont une, la sixième, est toujours humaine.</w:t>
-      </w:r>
-    </w:p>
-    <w:p>
-      <w:pPr>
-        <w:keepNext/>
-        <w:spacing w:before="100" w:after="40"/>
-        <w:jc w:val="center"/>
-      </w:pPr>
-      <w:r>
-        <w:rPr>
-          <w:noProof/>
-        </w:rPr>
-        <w:drawing>
-          <wp:inline distT="0" distB="0" distL="0" distR="0" wp14:anchorId="54B80F09" wp14:editId="3425AA02">
-            <wp:extent cx="5715000" cy="1619250"/>
-            <wp:effectExtent l="0" t="0" r="0" b="0"/>
-            <wp:docPr id="1136658787" name="fig5" descr="Le fonctionnement de SIPDMS en sept étapes." title="Figure 5"/>
             <wp:cNvGraphicFramePr>
               <a:graphicFrameLocks xmlns:a="http://schemas.openxmlformats.org/drawingml/2006/main" noChangeAspect="1"/>
             </wp:cNvGraphicFramePr>
@@ -2186,7 +1742,7 @@
                   <pic:spPr bwMode="auto">
                     <a:xfrm>
                       <a:off x="0" y="0"/>
-                      <a:ext cx="5715000" cy="1619250"/>
+                      <a:ext cx="5715000" cy="2219325"/>
                     </a:xfrm>
                     <a:prstGeom prst="rect">
                       <a:avLst/>
@@ -2204,7 +1760,7 @@
         <w:spacing w:after="200"/>
         <w:jc w:val="center"/>
       </w:pPr>
-      <w:bookmarkStart w:id="12" w:name="fig5"/>
+      <w:bookmarkStart w:id="2" w:name="fig1"/>
       <w:r>
         <w:rPr>
           <w:b/>
@@ -2213,9 +1769,9 @@
           <w:sz w:val="18"/>
           <w:szCs w:val="18"/>
         </w:rPr>
-        <w:t>Figure 3</w:t>
-      </w:r>
-      <w:bookmarkEnd w:id="12"/>
+        <w:t>Figure 1</w:t>
+      </w:r>
+      <w:bookmarkEnd w:id="2"/>
       <w:r>
         <w:rPr>
           <w:i/>
@@ -2224,81 +1780,394 @@
           <w:sz w:val="18"/>
           <w:szCs w:val="18"/>
         </w:rPr>
-        <w:t xml:space="preserve"> — Le fonctionnement de SIPDMS en sept étapes.</w:t>
+        <w:t xml:space="preserve"> — Ce que disent les sources internationales, et ce qui manque pour le Cameroun. Sources : UNESCO (2019) ; analyse multi-pays GSHS (PMC8252267).</w:t>
+      </w:r>
+    </w:p>
+    <w:p>
+      <w:pPr>
+        <w:spacing w:after="130"/>
+      </w:pPr>
+      <w:r>
+        <w:t xml:space="preserve">Pour l'Afrique subsaharienne, la même publication de l'UNESCO relève une proportion plus élevée (48,2 %), et une analyse de l'enquête mondiale en milieu scolaire (GSHS, 11 pays, 2010–2017) estime la victimisation à 38,8 %. </w:t>
+      </w:r>
+      <w:r>
+        <w:rPr>
+          <w:b/>
+          <w:bCs/>
+        </w:rPr>
+        <w:t>Ces chiffres ne décrivent pas le CAY</w:t>
+      </w:r>
+      <w:r>
+        <w:t xml:space="preserve"> : ce sont des ordres de grandeur régionaux, aux définitions voisines mais non identiques.</w:t>
+      </w:r>
+    </w:p>
+    <w:p>
+      <w:pPr>
+        <w:spacing w:after="130"/>
+      </w:pPr>
+      <w:r>
+        <w:t xml:space="preserve">Pour le Cameroun, nous n'avons trouvé </w:t>
+      </w:r>
+      <w:r>
+        <w:rPr>
+          <w:b/>
+          <w:bCs/>
+        </w:rPr>
+        <w:t>aucune statistique nationale comparable</w:t>
+      </w:r>
+      <w:r>
+        <w:t xml:space="preserve"> sur le harcèlement entre élèves, alors que des analyses documentaires et la presse décrivent des violences persistantes et des obstacles au signalement (</w:t>
+      </w:r>
+      <w:proofErr w:type="spellStart"/>
+      <w:r>
+        <w:t>European</w:t>
+      </w:r>
+      <w:proofErr w:type="spellEnd"/>
+      <w:r>
+        <w:t xml:space="preserve"> Scientific Journal, 2025 ; </w:t>
+      </w:r>
+      <w:proofErr w:type="spellStart"/>
+      <w:r>
+        <w:t>Cameroon</w:t>
+      </w:r>
+      <w:proofErr w:type="spellEnd"/>
+      <w:r>
+        <w:t xml:space="preserve"> Tribune, 2022). Ce manque de données est un enseignement en soi : </w:t>
+      </w:r>
+      <w:r>
+        <w:rPr>
+          <w:b/>
+          <w:bCs/>
+        </w:rPr>
+        <w:t>ce qui n'est pas mesuré ne peut pas être prévenu</w:t>
+      </w:r>
+      <w:r>
+        <w:t>.</w:t>
       </w:r>
     </w:p>
     <w:p>
       <w:pPr>
         <w:keepNext/>
+        <w:keepLines/>
         <w:pBdr>
-          <w:top w:val="single" w:sz="12" w:space="14" w:color="D4A93C"/>
-          <w:bottom w:val="none" w:sz="0" w:space="0" w:color="FFFFFF"/>
-        </w:pBdr>
-        <w:spacing w:before="300" w:after="60" w:line="340" w:lineRule="auto"/>
-        <w:ind w:left="400" w:right="400"/>
-        <w:jc w:val="center"/>
-      </w:pPr>
-      <w:r>
-        <w:rPr>
-          <w:i/>
-          <w:iCs/>
-          <w:color w:val="1B3A6B"/>
-          <w:sz w:val="34"/>
-          <w:szCs w:val="34"/>
-        </w:rPr>
-        <w:t>IA → contexte → alerte → humain → décision → prévention</w:t>
-      </w:r>
-    </w:p>
-    <w:p>
-      <w:pPr>
-        <w:pBdr>
-          <w:bottom w:val="single" w:sz="12" w:space="14" w:color="D4A93C"/>
-        </w:pBdr>
-        <w:spacing w:after="300"/>
-        <w:ind w:left="400" w:right="400"/>
-        <w:jc w:val="center"/>
-      </w:pPr>
-      <w:r>
-        <w:rPr>
-          <w:color w:val="5B6B82"/>
-          <w:sz w:val="19"/>
-          <w:szCs w:val="19"/>
-        </w:rPr>
-        <w:t>Jamais : IA → culpabilité → sanction</w:t>
-      </w:r>
-    </w:p>
-    <w:p>
-      <w:pPr>
-        <w:pStyle w:val="Titre2"/>
-      </w:pPr>
-      <w:bookmarkStart w:id="13" w:name="toc9"/>
-      <w:r>
-        <w:t>Ce que SIPDMS est, et ce qu'il n'est pas</w:t>
-      </w:r>
-      <w:bookmarkEnd w:id="13"/>
-    </w:p>
-    <w:p>
-      <w:pPr>
-        <w:keepNext/>
-        <w:pBdr>
-          <w:top w:val="single" w:sz="4" w:space="4" w:color="DDF3E8"/>
-          <w:left w:val="single" w:sz="36" w:space="10" w:color="2E9E6B"/>
+          <w:top w:val="single" w:sz="4" w:space="4" w:color="F7EBC8"/>
+          <w:left w:val="single" w:sz="36" w:space="10" w:color="D4A93C"/>
           <w:bottom w:val="none" w:sz="0" w:space="0" w:color="FFFFFF"/>
           <w:right w:val="none" w:sz="0" w:space="0" w:color="FFFFFF"/>
         </w:pBdr>
-        <w:shd w:val="clear" w:color="auto" w:fill="DDF3E8"/>
-        <w:spacing w:before="120" w:after="40"/>
+        <w:shd w:val="clear" w:color="auto" w:fill="F7EBC8"/>
+        <w:spacing w:before="120" w:after="40" w:line="276" w:lineRule="auto"/>
         <w:ind w:left="260" w:right="160"/>
       </w:pPr>
       <w:r>
         <w:rPr>
           <w:b/>
           <w:bCs/>
-          <w:color w:val="2E9E6B"/>
+          <w:color w:val="D4A93C"/>
           <w:sz w:val="22"/>
           <w:szCs w:val="22"/>
         </w:rPr>
-        <w:t>SIPDMS est</w:t>
+        <w:t>Notre question</w:t>
+      </w:r>
+    </w:p>
+    <w:p>
+      <w:pPr>
+        <w:keepLines/>
+        <w:pBdr>
+          <w:top w:val="none" w:sz="0" w:space="0" w:color="FFFFFF"/>
+          <w:left w:val="single" w:sz="36" w:space="10" w:color="D4A93C"/>
+          <w:bottom w:val="single" w:sz="4" w:space="4" w:color="F7EBC8"/>
+          <w:right w:val="none" w:sz="0" w:space="0" w:color="FFFFFF"/>
+        </w:pBdr>
+        <w:shd w:val="clear" w:color="auto" w:fill="F7EBC8"/>
+        <w:spacing w:after="200" w:line="276" w:lineRule="auto"/>
+        <w:ind w:left="260" w:right="160"/>
+      </w:pPr>
+      <w:r>
+        <w:t>Comment passer d'événements isolés et dispersés à une compréhension contextualisée, qui permette une prévention plus efficace ?</w:t>
+      </w:r>
+    </w:p>
+    <w:p>
+      <w:pPr>
+        <w:spacing w:after="130"/>
+      </w:pPr>
+      <w:r>
+        <w:t xml:space="preserve">Le dossier suit un fil logique : le </w:t>
+      </w:r>
+      <w:r>
+        <w:rPr>
+          <w:b/>
+          <w:bCs/>
+        </w:rPr>
+        <w:t>problème</w:t>
+      </w:r>
+      <w:r>
+        <w:t xml:space="preserve">, </w:t>
+      </w:r>
+      <w:r>
+        <w:rPr>
+          <w:b/>
+          <w:bCs/>
+        </w:rPr>
+        <w:t>pourquoi l'IA</w:t>
+      </w:r>
+      <w:r>
+        <w:t xml:space="preserve">, </w:t>
+      </w:r>
+      <w:r>
+        <w:rPr>
+          <w:b/>
+          <w:bCs/>
+        </w:rPr>
+        <w:t>comment SIPDMS fonctionne</w:t>
+      </w:r>
+      <w:r>
+        <w:t xml:space="preserve">, </w:t>
+      </w:r>
+      <w:r>
+        <w:rPr>
+          <w:b/>
+          <w:bCs/>
+        </w:rPr>
+        <w:t>pourquoi la solution est différente</w:t>
+      </w:r>
+      <w:r>
+        <w:t xml:space="preserve"> et </w:t>
+      </w:r>
+      <w:r>
+        <w:rPr>
+          <w:b/>
+          <w:bCs/>
+        </w:rPr>
+        <w:t>pourquoi elle est défendable</w:t>
+      </w:r>
+      <w:r>
+        <w:t xml:space="preserve">. Tout chiffre est sourcé ; toute donnée issue de notre expérimentation est signalée comme </w:t>
+      </w:r>
+      <w:r>
+        <w:rPr>
+          <w:i/>
+          <w:iCs/>
+        </w:rPr>
+        <w:t>simulée</w:t>
+      </w:r>
+      <w:r>
+        <w:t>. Les compléments (FAQ du jury, annexes, glossaire, sources détaillées) sont publiés sur le site du projet.</w:t>
+      </w:r>
+    </w:p>
+    <w:p>
+      <w:pPr>
+        <w:pStyle w:val="Titre1"/>
+        <w:pageBreakBefore/>
+      </w:pPr>
+      <w:bookmarkStart w:id="3" w:name="toc3"/>
+      <w:proofErr w:type="gramStart"/>
+      <w:r>
+        <w:rPr>
+          <w:color w:val="D4A93C"/>
+        </w:rPr>
+        <w:lastRenderedPageBreak/>
+        <w:t xml:space="preserve">2  </w:t>
+      </w:r>
+      <w:r>
+        <w:t>Le</w:t>
+      </w:r>
+      <w:proofErr w:type="gramEnd"/>
+      <w:r>
+        <w:t xml:space="preserve"> problème : comprendre la délinquance scolaire</w:t>
+      </w:r>
+      <w:bookmarkEnd w:id="3"/>
+    </w:p>
+    <w:p>
+      <w:pPr>
+        <w:pStyle w:val="Titre2"/>
+      </w:pPr>
+      <w:bookmarkStart w:id="4" w:name="toc4"/>
+      <w:r>
+        <w:t>Ce que recouvre la délinquance en milieu scolaire</w:t>
+      </w:r>
+      <w:bookmarkEnd w:id="4"/>
+    </w:p>
+    <w:p>
+      <w:pPr>
+        <w:keepNext/>
+        <w:spacing w:after="130"/>
+      </w:pPr>
+      <w:r>
+        <w:t>Nous appelons délinquance scolaire un ensemble de comportements qui portent atteinte aux personnes ou aux biens, et qui dépassent le simple manquement au règlement :</w:t>
+      </w:r>
+    </w:p>
+    <w:p>
+      <w:pPr>
+        <w:pStyle w:val="Paragraphedeliste"/>
+        <w:numPr>
+          <w:ilvl w:val="0"/>
+          <w:numId w:val="2"/>
+        </w:numPr>
+        <w:spacing w:after="70" w:line="280" w:lineRule="auto"/>
+      </w:pPr>
+      <w:proofErr w:type="gramStart"/>
+      <w:r>
+        <w:rPr>
+          <w:b/>
+          <w:bCs/>
+        </w:rPr>
+        <w:t>violences</w:t>
+      </w:r>
+      <w:proofErr w:type="gramEnd"/>
+      <w:r>
+        <w:rPr>
+          <w:b/>
+          <w:bCs/>
+        </w:rPr>
+        <w:t xml:space="preserve"> physiques</w:t>
+      </w:r>
+      <w:r>
+        <w:t>, menaces et agressions ;</w:t>
+      </w:r>
+    </w:p>
+    <w:p>
+      <w:pPr>
+        <w:pStyle w:val="Paragraphedeliste"/>
+        <w:numPr>
+          <w:ilvl w:val="0"/>
+          <w:numId w:val="2"/>
+        </w:numPr>
+        <w:spacing w:after="70" w:line="280" w:lineRule="auto"/>
+      </w:pPr>
+      <w:proofErr w:type="gramStart"/>
+      <w:r>
+        <w:rPr>
+          <w:b/>
+          <w:bCs/>
+        </w:rPr>
+        <w:t>harcèlement</w:t>
+      </w:r>
+      <w:proofErr w:type="gramEnd"/>
+      <w:r>
+        <w:t>, y compris répété et verbal ;</w:t>
+      </w:r>
+    </w:p>
+    <w:p>
+      <w:pPr>
+        <w:pStyle w:val="Paragraphedeliste"/>
+        <w:numPr>
+          <w:ilvl w:val="0"/>
+          <w:numId w:val="2"/>
+        </w:numPr>
+        <w:spacing w:after="70" w:line="280" w:lineRule="auto"/>
+      </w:pPr>
+      <w:proofErr w:type="gramStart"/>
+      <w:r>
+        <w:rPr>
+          <w:b/>
+          <w:bCs/>
+        </w:rPr>
+        <w:t>racket</w:t>
+      </w:r>
+      <w:proofErr w:type="gramEnd"/>
+      <w:r>
+        <w:t xml:space="preserve"> et extorsion ;</w:t>
+      </w:r>
+    </w:p>
+    <w:p>
+      <w:pPr>
+        <w:pStyle w:val="Paragraphedeliste"/>
+        <w:numPr>
+          <w:ilvl w:val="0"/>
+          <w:numId w:val="2"/>
+        </w:numPr>
+        <w:spacing w:after="70" w:line="280" w:lineRule="auto"/>
+      </w:pPr>
+      <w:proofErr w:type="gramStart"/>
+      <w:r>
+        <w:rPr>
+          <w:b/>
+          <w:bCs/>
+        </w:rPr>
+        <w:t>vols</w:t>
+      </w:r>
+      <w:proofErr w:type="gramEnd"/>
+      <w:r>
+        <w:t xml:space="preserve">, </w:t>
+      </w:r>
+      <w:r>
+        <w:rPr>
+          <w:b/>
+          <w:bCs/>
+        </w:rPr>
+        <w:t>vandalisme</w:t>
+      </w:r>
+      <w:r>
+        <w:t xml:space="preserve"> et dégradations ;</w:t>
+      </w:r>
+    </w:p>
+    <w:p>
+      <w:pPr>
+        <w:pStyle w:val="Paragraphedeliste"/>
+        <w:numPr>
+          <w:ilvl w:val="0"/>
+          <w:numId w:val="2"/>
+        </w:numPr>
+        <w:spacing w:after="70" w:line="280" w:lineRule="auto"/>
+      </w:pPr>
+      <w:proofErr w:type="gramStart"/>
+      <w:r>
+        <w:rPr>
+          <w:b/>
+          <w:bCs/>
+        </w:rPr>
+        <w:t>intrusion</w:t>
+      </w:r>
+      <w:proofErr w:type="gramEnd"/>
+      <w:r>
+        <w:t xml:space="preserve"> dans l'établissement ;</w:t>
+      </w:r>
+    </w:p>
+    <w:p>
+      <w:pPr>
+        <w:pStyle w:val="Paragraphedeliste"/>
+        <w:numPr>
+          <w:ilvl w:val="0"/>
+          <w:numId w:val="2"/>
+        </w:numPr>
+        <w:spacing w:after="140" w:line="280" w:lineRule="auto"/>
+      </w:pPr>
+      <w:proofErr w:type="gramStart"/>
+      <w:r>
+        <w:t>circulation</w:t>
+      </w:r>
+      <w:proofErr w:type="gramEnd"/>
+      <w:r>
+        <w:t xml:space="preserve"> de </w:t>
+      </w:r>
+      <w:r>
+        <w:rPr>
+          <w:b/>
+          <w:bCs/>
+        </w:rPr>
+        <w:t>substances illicites</w:t>
+      </w:r>
+      <w:r>
+        <w:t xml:space="preserve"> et autres situations graves selon le contexte.</w:t>
+      </w:r>
+    </w:p>
+    <w:p>
+      <w:pPr>
+        <w:pStyle w:val="Titre2"/>
+      </w:pPr>
+      <w:bookmarkStart w:id="5" w:name="toc5"/>
+      <w:r>
+        <w:t>Un problème d'information avant d'être un problème d'incidents</w:t>
+      </w:r>
+      <w:bookmarkEnd w:id="5"/>
+    </w:p>
+    <w:p>
+      <w:pPr>
+        <w:spacing w:after="130"/>
+      </w:pPr>
+      <w:r>
+        <w:t>Dans un collège, l'information existe, mais elle est éclatée. Un enseignant entend une insulte, un surveillant remarque un attroupement à 13 h, un agent répare un banc, un élève glisse un mot dans une boîte. Chacun détient une pièce du puzzle. Personne n'a le puzzle entier, et quand il apparaît, c'est souvent trop tard.</w:t>
       </w:r>
     </w:p>
     <w:p>
@@ -2306,223 +2175,100 @@
         <w:keepNext/>
         <w:keepLines/>
         <w:pBdr>
-          <w:top w:val="none" w:sz="0" w:space="0" w:color="FFFFFF"/>
-          <w:left w:val="single" w:sz="36" w:space="10" w:color="2E9E6B"/>
+          <w:top w:val="single" w:sz="4" w:space="4" w:color="DCE9FB"/>
+          <w:left w:val="single" w:sz="36" w:space="10" w:color="1F6FEB"/>
           <w:bottom w:val="none" w:sz="0" w:space="0" w:color="FFFFFF"/>
           <w:right w:val="none" w:sz="0" w:space="0" w:color="FFFFFF"/>
         </w:pBdr>
-        <w:shd w:val="clear" w:color="auto" w:fill="DDF3E8"/>
-        <w:spacing w:after="30" w:line="270" w:lineRule="auto"/>
-        <w:ind w:left="520" w:right="160" w:hanging="260"/>
-      </w:pPr>
-      <w:r>
-        <w:t xml:space="preserve">•  un système de </w:t>
-      </w:r>
-      <w:r>
-        <w:rPr>
-          <w:b/>
-          <w:bCs/>
-        </w:rPr>
-        <w:t>corrélation</w:t>
-      </w:r>
-      <w:r>
-        <w:t>, d'analyse contextuelle, d'alerte et de prévention ;</w:t>
-      </w:r>
-    </w:p>
-    <w:p>
-      <w:pPr>
-        <w:keepNext/>
+        <w:shd w:val="clear" w:color="auto" w:fill="DCE9FB"/>
+        <w:spacing w:before="120" w:after="40" w:line="276" w:lineRule="auto"/>
+        <w:ind w:left="260" w:right="160"/>
+      </w:pPr>
+      <w:r>
+        <w:rPr>
+          <w:b/>
+          <w:bCs/>
+          <w:color w:val="1F6FEB"/>
+          <w:sz w:val="22"/>
+          <w:szCs w:val="22"/>
+        </w:rPr>
+        <w:t>Le vrai problème</w:t>
+      </w:r>
+    </w:p>
+    <w:p>
+      <w:pPr>
         <w:keepLines/>
         <w:pBdr>
           <w:top w:val="none" w:sz="0" w:space="0" w:color="FFFFFF"/>
-          <w:left w:val="single" w:sz="36" w:space="10" w:color="2E9E6B"/>
-          <w:bottom w:val="none" w:sz="0" w:space="0" w:color="FFFFFF"/>
+          <w:left w:val="single" w:sz="36" w:space="10" w:color="1F6FEB"/>
+          <w:bottom w:val="single" w:sz="4" w:space="4" w:color="DCE9FB"/>
           <w:right w:val="none" w:sz="0" w:space="0" w:color="FFFFFF"/>
         </w:pBdr>
-        <w:shd w:val="clear" w:color="auto" w:fill="DDF3E8"/>
-        <w:spacing w:after="30" w:line="270" w:lineRule="auto"/>
-        <w:ind w:left="520" w:right="160" w:hanging="260"/>
-      </w:pPr>
-      <w:r>
-        <w:t xml:space="preserve">•  un outil qui fusionne </w:t>
-      </w:r>
-      <w:r>
-        <w:rPr>
-          <w:b/>
-          <w:bCs/>
-        </w:rPr>
-        <w:t>plusieurs sources</w:t>
-      </w:r>
-      <w:r>
-        <w:t xml:space="preserve"> (signalements, observations, horaires, lieux, passes, historique) ;</w:t>
-      </w:r>
-    </w:p>
-    <w:p>
-      <w:pPr>
-        <w:keepNext/>
-        <w:keepLines/>
-        <w:pBdr>
-          <w:top w:val="none" w:sz="0" w:space="0" w:color="FFFFFF"/>
-          <w:left w:val="single" w:sz="36" w:space="10" w:color="2E9E6B"/>
-          <w:bottom w:val="none" w:sz="0" w:space="0" w:color="FFFFFF"/>
-          <w:right w:val="none" w:sz="0" w:space="0" w:color="FFFFFF"/>
-        </w:pBdr>
-        <w:shd w:val="clear" w:color="auto" w:fill="DDF3E8"/>
-        <w:spacing w:after="30" w:line="270" w:lineRule="auto"/>
-        <w:ind w:left="520" w:right="160" w:hanging="260"/>
-      </w:pPr>
-      <w:r>
-        <w:t>•  un appui qui fait gagner du temps aux surveillants et à la direction ;</w:t>
-      </w:r>
-    </w:p>
-    <w:p>
-      <w:pPr>
-        <w:keepLines/>
-        <w:pBdr>
-          <w:top w:val="none" w:sz="0" w:space="0" w:color="FFFFFF"/>
-          <w:left w:val="single" w:sz="36" w:space="10" w:color="2E9E6B"/>
-          <w:bottom w:val="single" w:sz="4" w:space="4" w:color="DDF3E8"/>
-          <w:right w:val="none" w:sz="0" w:space="0" w:color="FFFFFF"/>
-        </w:pBdr>
-        <w:shd w:val="clear" w:color="auto" w:fill="DDF3E8"/>
-        <w:spacing w:after="200" w:line="270" w:lineRule="auto"/>
-        <w:ind w:left="520" w:right="160" w:hanging="260"/>
-      </w:pPr>
-      <w:r>
-        <w:t xml:space="preserve">•  un dispositif </w:t>
-      </w:r>
-      <w:r>
-        <w:rPr>
-          <w:b/>
-          <w:bCs/>
-        </w:rPr>
-        <w:t>mesurable</w:t>
-      </w:r>
-      <w:r>
-        <w:t xml:space="preserve"> : on peut comparer avant et après.</w:t>
-      </w:r>
-    </w:p>
-    <w:p>
-      <w:pPr>
-        <w:keepNext/>
-        <w:pBdr>
-          <w:top w:val="single" w:sz="4" w:space="4" w:color="FBE3E2"/>
-          <w:left w:val="single" w:sz="36" w:space="10" w:color="D9534F"/>
-          <w:bottom w:val="none" w:sz="0" w:space="0" w:color="FFFFFF"/>
-          <w:right w:val="none" w:sz="0" w:space="0" w:color="FFFFFF"/>
-        </w:pBdr>
-        <w:shd w:val="clear" w:color="auto" w:fill="FBE3E2"/>
-        <w:spacing w:before="120" w:after="40"/>
+        <w:shd w:val="clear" w:color="auto" w:fill="DCE9FB"/>
+        <w:spacing w:after="200" w:line="276" w:lineRule="auto"/>
         <w:ind w:left="260" w:right="160"/>
       </w:pPr>
       <w:r>
-        <w:rPr>
-          <w:b/>
-          <w:bCs/>
-          <w:color w:val="D9534F"/>
-          <w:sz w:val="22"/>
-          <w:szCs w:val="22"/>
-        </w:rPr>
-        <w:t>SIPDMS n'est pas</w:t>
-      </w:r>
-    </w:p>
-    <w:p>
-      <w:pPr>
-        <w:keepNext/>
-        <w:keepLines/>
-        <w:pBdr>
-          <w:top w:val="none" w:sz="0" w:space="0" w:color="FFFFFF"/>
-          <w:left w:val="single" w:sz="36" w:space="10" w:color="D9534F"/>
-          <w:bottom w:val="none" w:sz="0" w:space="0" w:color="FFFFFF"/>
-          <w:right w:val="none" w:sz="0" w:space="0" w:color="FFFFFF"/>
-        </w:pBdr>
-        <w:shd w:val="clear" w:color="auto" w:fill="FBE3E2"/>
-        <w:spacing w:after="30" w:line="270" w:lineRule="auto"/>
-        <w:ind w:left="520" w:right="160" w:hanging="260"/>
-      </w:pPr>
-      <w:r>
-        <w:t>•  une boîte à plaintes améliorée ou une application de dénonciation ;</w:t>
-      </w:r>
-    </w:p>
-    <w:p>
-      <w:pPr>
-        <w:keepNext/>
-        <w:keepLines/>
-        <w:pBdr>
-          <w:top w:val="none" w:sz="0" w:space="0" w:color="FFFFFF"/>
-          <w:left w:val="single" w:sz="36" w:space="10" w:color="D9534F"/>
-          <w:bottom w:val="none" w:sz="0" w:space="0" w:color="FFFFFF"/>
-          <w:right w:val="none" w:sz="0" w:space="0" w:color="FFFFFF"/>
-        </w:pBdr>
-        <w:shd w:val="clear" w:color="auto" w:fill="FBE3E2"/>
-        <w:spacing w:after="30" w:line="270" w:lineRule="auto"/>
-        <w:ind w:left="520" w:right="160" w:hanging="260"/>
-      </w:pPr>
-      <w:r>
-        <w:t>•  un logiciel disciplinaire, ni un outil de reconnaissance des « mauvais élèves » ;</w:t>
-      </w:r>
-    </w:p>
-    <w:p>
-      <w:pPr>
-        <w:keepNext/>
-        <w:keepLines/>
-        <w:pBdr>
-          <w:top w:val="none" w:sz="0" w:space="0" w:color="FFFFFF"/>
-          <w:left w:val="single" w:sz="36" w:space="10" w:color="D9534F"/>
-          <w:bottom w:val="none" w:sz="0" w:space="0" w:color="FFFFFF"/>
-          <w:right w:val="none" w:sz="0" w:space="0" w:color="FFFFFF"/>
-        </w:pBdr>
-        <w:shd w:val="clear" w:color="auto" w:fill="FBE3E2"/>
-        <w:spacing w:after="30" w:line="270" w:lineRule="auto"/>
-        <w:ind w:left="520" w:right="160" w:hanging="260"/>
-      </w:pPr>
-      <w:r>
-        <w:t>•  un système de surveillance généralisée ;</w:t>
-      </w:r>
-    </w:p>
-    <w:p>
-      <w:pPr>
-        <w:keepLines/>
-        <w:pBdr>
-          <w:top w:val="none" w:sz="0" w:space="0" w:color="FFFFFF"/>
-          <w:left w:val="single" w:sz="36" w:space="10" w:color="D9534F"/>
-          <w:bottom w:val="single" w:sz="4" w:space="4" w:color="FBE3E2"/>
-          <w:right w:val="none" w:sz="0" w:space="0" w:color="FFFFFF"/>
-        </w:pBdr>
-        <w:shd w:val="clear" w:color="auto" w:fill="FBE3E2"/>
-        <w:spacing w:after="200" w:line="270" w:lineRule="auto"/>
-        <w:ind w:left="520" w:right="160" w:hanging="260"/>
-      </w:pPr>
-      <w:r>
-        <w:t>•  un système qui sanctionne automatiquement ou qui prédit qu'un élève deviendra délinquant.</w:t>
-      </w:r>
-    </w:p>
-    <w:p>
-      <w:pPr>
-        <w:pStyle w:val="Titre2"/>
-      </w:pPr>
-      <w:bookmarkStart w:id="14" w:name="toc10"/>
-      <w:r>
-        <w:t>Conçu pour notre établissement : les téléphones sont interdits</w:t>
-      </w:r>
-      <w:bookmarkEnd w:id="14"/>
+        <w:t xml:space="preserve">Le problème n'est pas seulement de savoir qu'un incident a eu lieu. Il est de </w:t>
+      </w:r>
+      <w:r>
+        <w:rPr>
+          <w:b/>
+          <w:bCs/>
+        </w:rPr>
+        <w:t>relier</w:t>
+      </w:r>
+      <w:r>
+        <w:t xml:space="preserve"> des événements dispersés pour comprendre ce qui se passe, où, quand, et de façon répétée.</w:t>
+      </w:r>
+    </w:p>
+    <w:p>
+      <w:pPr>
+        <w:pStyle w:val="Titre1"/>
+      </w:pPr>
+      <w:bookmarkStart w:id="6" w:name="toc6"/>
+      <w:proofErr w:type="gramStart"/>
+      <w:r>
+        <w:rPr>
+          <w:color w:val="D4A93C"/>
+        </w:rPr>
+        <w:t xml:space="preserve">3  </w:t>
+      </w:r>
+      <w:r>
+        <w:t>Délinquance</w:t>
+      </w:r>
+      <w:proofErr w:type="gramEnd"/>
+      <w:r>
+        <w:t xml:space="preserve"> ≠ simple infraction au règlement</w:t>
+      </w:r>
+      <w:bookmarkEnd w:id="6"/>
     </w:p>
     <w:p>
       <w:pPr>
         <w:spacing w:after="130"/>
       </w:pPr>
       <w:r>
-        <w:t xml:space="preserve">Au CAY, les téléphones et appareils personnels sont strictement interdits pendant les cours. Un système qui supposerait que chaque élève signale depuis son téléphone serait incohérent avec le règlement. Nous en avons fait </w:t>
-      </w:r>
-      <w:r>
-        <w:rPr>
-          <w:b/>
-          <w:bCs/>
-        </w:rPr>
-        <w:t>une contrainte de conception</w:t>
-      </w:r>
-      <w:r>
-        <w:t>, pas une faiblesse : tout le circuit passe par du matériel de l'école ou par des canaux situés hors du temps de classe.</w:t>
+        <w:t xml:space="preserve">C'est la distinction la plus importante du projet. Arriver en retard, utiliser un téléphone en classe, quitter une salle sans autorisation ou porter une tenue non conforme sont des </w:t>
+      </w:r>
+      <w:r>
+        <w:rPr>
+          <w:b/>
+          <w:bCs/>
+        </w:rPr>
+        <w:t>infractions au règlement intérieur</w:t>
+      </w:r>
+      <w:r>
+        <w:t xml:space="preserve">. Elles appellent une réponse éducative. Elles ne sont </w:t>
+      </w:r>
+      <w:r>
+        <w:rPr>
+          <w:b/>
+          <w:bCs/>
+        </w:rPr>
+        <w:t>pas</w:t>
+      </w:r>
+      <w:r>
+        <w:t xml:space="preserve"> de la délinquance.</w:t>
       </w:r>
     </w:p>
     <w:p>
@@ -2535,12 +2281,11 @@
         <w:rPr>
           <w:noProof/>
         </w:rPr>
-        <w:lastRenderedPageBreak/>
         <w:drawing>
-          <wp:inline distT="0" distB="0" distL="0" distR="0" wp14:anchorId="23F7CB1F" wp14:editId="7438272B">
-            <wp:extent cx="5524500" cy="2638425"/>
+          <wp:inline distT="0" distB="0" distL="0" distR="0" wp14:anchorId="1C5BA00B" wp14:editId="02177B59">
+            <wp:extent cx="5715000" cy="2047875"/>
             <wp:effectExtent l="0" t="0" r="0" b="0"/>
-            <wp:docPr id="286214147" name="fig6" descr="Quatre canaux de signalement sans appareil d'élève pendant les cours." title="Figure 6"/>
+            <wp:docPr id="610188693" name="fig3" descr="Un gradient : infractions au règlement, signaux contextuels, délinquance." title="Figure 3"/>
             <wp:cNvGraphicFramePr>
               <a:graphicFrameLocks xmlns:a="http://schemas.openxmlformats.org/drawingml/2006/main" noChangeAspect="1"/>
             </wp:cNvGraphicFramePr>
@@ -2563,7 +2308,7 @@
                   <pic:spPr bwMode="auto">
                     <a:xfrm>
                       <a:off x="0" y="0"/>
-                      <a:ext cx="5524500" cy="2638425"/>
+                      <a:ext cx="5715000" cy="2047875"/>
                     </a:xfrm>
                     <a:prstGeom prst="rect">
                       <a:avLst/>
@@ -2581,7 +2326,7 @@
         <w:spacing w:after="200"/>
         <w:jc w:val="center"/>
       </w:pPr>
-      <w:bookmarkStart w:id="15" w:name="fig6"/>
+      <w:bookmarkStart w:id="7" w:name="fig3"/>
       <w:r>
         <w:rPr>
           <w:b/>
@@ -2590,9 +2335,9 @@
           <w:sz w:val="18"/>
           <w:szCs w:val="18"/>
         </w:rPr>
-        <w:t>Figure 4</w:t>
-      </w:r>
-      <w:bookmarkEnd w:id="15"/>
+        <w:t>Figure 2</w:t>
+      </w:r>
+      <w:bookmarkEnd w:id="7"/>
       <w:r>
         <w:rPr>
           <w:i/>
@@ -2601,7 +2346,7 @@
           <w:sz w:val="18"/>
           <w:szCs w:val="18"/>
         </w:rPr>
-        <w:t xml:space="preserve"> — Quatre canaux de signalement sans appareil d'élève pendant les cours.</w:t>
+        <w:t xml:space="preserve"> — Un gradient : infractions au règlement, signaux contextuels, délinquance.</w:t>
       </w:r>
     </w:p>
     <w:p>
@@ -2609,24 +2354,98 @@
         <w:spacing w:after="130"/>
       </w:pPr>
       <w:r>
-        <w:rPr>
-          <w:b/>
-          <w:bCs/>
-        </w:rPr>
-        <w:t>Suivi anonyme sans téléphone.</w:t>
-      </w:r>
-      <w:r>
-        <w:t xml:space="preserve"> À chaque signalement, l'élève reçoit un </w:t>
+        <w:lastRenderedPageBreak/>
+        <w:t xml:space="preserve">Entre les deux </w:t>
+      </w:r>
+      <w:proofErr w:type="gramStart"/>
+      <w:r>
+        <w:t>existe</w:t>
+      </w:r>
+      <w:proofErr w:type="gramEnd"/>
+      <w:r>
+        <w:t xml:space="preserve"> une zone intermédiaire : les </w:t>
+      </w:r>
+      <w:r>
+        <w:rPr>
+          <w:b/>
+          <w:bCs/>
+        </w:rPr>
+        <w:t>signaux contextuels</w:t>
+      </w:r>
+      <w:r>
+        <w:t xml:space="preserve">. Une infraction isolée n'en est jamais un. En revanche, une même infraction qui se répète au même endroit peut renseigner sur </w:t>
       </w:r>
       <w:r>
         <w:rPr>
           <w:i/>
           <w:iCs/>
         </w:rPr>
-        <w:t>code de suivi</w:t>
-      </w:r>
-      <w:r>
-        <w:t xml:space="preserve"> imprimé sur un petit papier détachable. Il peut revenir à la borne, ou sur le lien depuis chez lui, pour lire la réponse du surveillant et y répondre, sans jamais révéler son identité.</w:t>
+        <w:t>le lieu</w:t>
+      </w:r>
+      <w:r>
+        <w:t xml:space="preserve"> (une porte sans surveillance, un couloir mal éclairé), et non sur </w:t>
+      </w:r>
+      <w:r>
+        <w:rPr>
+          <w:i/>
+          <w:iCs/>
+        </w:rPr>
+        <w:t>des élèves</w:t>
+      </w:r>
+      <w:r>
+        <w:t>.</w:t>
+      </w:r>
+    </w:p>
+    <w:p>
+      <w:pPr>
+        <w:keepNext/>
+        <w:keepLines/>
+        <w:pBdr>
+          <w:top w:val="single" w:sz="4" w:space="4" w:color="DDF3E8"/>
+          <w:left w:val="single" w:sz="36" w:space="10" w:color="2E9E6B"/>
+          <w:bottom w:val="none" w:sz="0" w:space="0" w:color="FFFFFF"/>
+          <w:right w:val="none" w:sz="0" w:space="0" w:color="FFFFFF"/>
+        </w:pBdr>
+        <w:shd w:val="clear" w:color="auto" w:fill="DDF3E8"/>
+        <w:spacing w:before="120" w:after="40" w:line="276" w:lineRule="auto"/>
+        <w:ind w:left="260" w:right="160"/>
+      </w:pPr>
+      <w:r>
+        <w:rPr>
+          <w:b/>
+          <w:bCs/>
+          <w:color w:val="2E9E6B"/>
+          <w:sz w:val="22"/>
+          <w:szCs w:val="22"/>
+        </w:rPr>
+        <w:t>Règle de conception</w:t>
+      </w:r>
+    </w:p>
+    <w:p>
+      <w:pPr>
+        <w:keepLines/>
+        <w:pBdr>
+          <w:top w:val="none" w:sz="0" w:space="0" w:color="FFFFFF"/>
+          <w:left w:val="single" w:sz="36" w:space="10" w:color="2E9E6B"/>
+          <w:bottom w:val="single" w:sz="4" w:space="4" w:color="DDF3E8"/>
+          <w:right w:val="none" w:sz="0" w:space="0" w:color="FFFFFF"/>
+        </w:pBdr>
+        <w:shd w:val="clear" w:color="auto" w:fill="DDF3E8"/>
+        <w:spacing w:after="200" w:line="276" w:lineRule="auto"/>
+        <w:ind w:left="260" w:right="160"/>
+      </w:pPr>
+      <w:r>
+        <w:t xml:space="preserve">Aucune infraction au règlement n'est transformée automatiquement en « comportement délinquant ». Les signaux contextuels sont agrégés par </w:t>
+      </w:r>
+      <w:r>
+        <w:rPr>
+          <w:b/>
+          <w:bCs/>
+        </w:rPr>
+        <w:t>lieu et créneau</w:t>
+      </w:r>
+      <w:r>
+        <w:t>, jamais par élève. SIPDMS ne construit aucun score de délinquance.</w:t>
       </w:r>
     </w:p>
     <w:p>
@@ -2635,48 +2454,213 @@
       </w:pPr>
       <w:r>
         <w:rPr>
-          <w:b/>
-          <w:bCs/>
-        </w:rPr>
-        <w:t xml:space="preserve">Un détail qui compte.</w:t>
-      </w:r>
-      <w:r>
-        <w:t xml:space="preserve"> Pour qu'on ne puisse pas deviner qui signale en regardant qui s'approche, la borne est placée dans un lieu très fréquenté et neutre, hors du champ de vue des adultes concernés, avec un message qui explique ce que le système ne collecte pas. Le personnel voit un </w:t>
-      </w:r>
-      <w:r>
-        <w:rPr>
-          <w:b/>
-          <w:bCs/>
-        </w:rPr>
-        <w:t xml:space="preserve">créneau</w:t>
-      </w:r>
-      <w:r>
-        <w:t xml:space="preserve"> (récréation, midi, sortie), jamais une heure précise.</w:t>
+          <w:i/>
+          <w:iCs/>
+        </w:rPr>
+        <w:t>Exemple.</w:t>
+      </w:r>
+      <w:r>
+        <w:t xml:space="preserve"> Un retard isolé ne produit rien. Dix sorties non autorisées par jour par la même porte produisent une information sur la porte (« ce passage n'est pas surveillé »), pas sur dix élèves.</w:t>
       </w:r>
     </w:p>
     <w:p>
       <w:pPr>
         <w:pStyle w:val="Titre1"/>
       </w:pPr>
-      <w:bookmarkStart w:id="16" w:name="toc11"/>
+      <w:bookmarkStart w:id="8" w:name="toc7"/>
+      <w:proofErr w:type="gramStart"/>
       <w:r>
         <w:rPr>
           <w:color w:val="D4A93C"/>
         </w:rPr>
-        <w:lastRenderedPageBreak/>
-        <w:t xml:space="preserve">6  </w:t>
-      </w:r>
-      <w:r>
-        <w:t>Où intervient réellement l'IA ?</w:t>
-      </w:r>
-      <w:bookmarkEnd w:id="16"/>
+        <w:t xml:space="preserve">4  </w:t>
+      </w:r>
+      <w:r>
+        <w:t>Pourquoi</w:t>
+      </w:r>
+      <w:proofErr w:type="gramEnd"/>
+      <w:r>
+        <w:t xml:space="preserve"> les approches classiques montrent leurs limites</w:t>
+      </w:r>
+      <w:bookmarkEnd w:id="8"/>
     </w:p>
     <w:p>
       <w:pPr>
         <w:spacing w:after="130"/>
       </w:pPr>
       <w:r>
-        <w:t>L'IA n'est pas ajoutée pour pouvoir écrire « notre projet utilise l'IA ». Chaque brique répond à un problème difficile à traiter à la main. Et lorsqu'une simple règle suffit, nous utilisons une règle.</w:t>
+        <w:t>Les établissements disposent déjà d'outils : registre des incidents, boîte à plaintes, surveillants attentifs, parfois des caméras. Ces outils sont utiles. Ils partagent pourtant quatre limites.</w:t>
+      </w:r>
+    </w:p>
+    <w:p>
+      <w:pPr>
+        <w:spacing w:after="130"/>
+      </w:pPr>
+      <w:r>
+        <w:rPr>
+          <w:b/>
+          <w:bCs/>
+        </w:rPr>
+        <w:t>Stocker n'est pas comprendre.</w:t>
+      </w:r>
+      <w:r>
+        <w:t xml:space="preserve"> Rapprocher trois témoignages écrits à des jours différents, avec des mots différents, demande un temps que personne n'a.</w:t>
+      </w:r>
+    </w:p>
+    <w:p>
+      <w:pPr>
+        <w:spacing w:after="130"/>
+      </w:pPr>
+      <w:r>
+        <w:rPr>
+          <w:b/>
+          <w:bCs/>
+        </w:rPr>
+        <w:t>La mémoire des adultes est fragile.</w:t>
+      </w:r>
+      <w:r>
+        <w:t xml:space="preserve"> Elle disparaît quand ils changent de poste, ou simplement quand ils n'étaient pas là ce jour-là.</w:t>
+      </w:r>
+    </w:p>
+    <w:p>
+      <w:pPr>
+        <w:spacing w:after="130"/>
+      </w:pPr>
+      <w:r>
+        <w:rPr>
+          <w:b/>
+          <w:bCs/>
+        </w:rPr>
+        <w:t>Une caméra voit, mais ne comprend pas.</w:t>
+      </w:r>
+      <w:r>
+        <w:t xml:space="preserve"> Elle ignore le contexte, coûte cher et filme des mineurs : nous la plaçons en option avancée, jamais au cœur du système.</w:t>
+      </w:r>
+    </w:p>
+    <w:p>
+      <w:pPr>
+        <w:spacing w:after="130"/>
+      </w:pPr>
+      <w:r>
+        <w:rPr>
+          <w:b/>
+          <w:bCs/>
+        </w:rPr>
+        <w:t>La sanction arrive après.</w:t>
+      </w:r>
+      <w:r>
+        <w:t xml:space="preserve"> Punir répond à un acte commis ; prévenir demande de repérer ce qui se prépare : une répétition, une zone, un créneau.</w:t>
+      </w:r>
+    </w:p>
+    <w:p>
+      <w:pPr>
+        <w:keepNext/>
+        <w:keepLines/>
+        <w:pBdr>
+          <w:top w:val="single" w:sz="4" w:space="4" w:color="F7EBC8"/>
+          <w:left w:val="single" w:sz="36" w:space="10" w:color="D4A93C"/>
+          <w:bottom w:val="none" w:sz="0" w:space="0" w:color="FFFFFF"/>
+          <w:right w:val="none" w:sz="0" w:space="0" w:color="FFFFFF"/>
+        </w:pBdr>
+        <w:shd w:val="clear" w:color="auto" w:fill="F7EBC8"/>
+        <w:spacing w:before="120" w:after="40" w:line="276" w:lineRule="auto"/>
+        <w:ind w:left="260" w:right="160"/>
+      </w:pPr>
+      <w:r>
+        <w:rPr>
+          <w:b/>
+          <w:bCs/>
+          <w:color w:val="D4A93C"/>
+          <w:sz w:val="22"/>
+          <w:szCs w:val="22"/>
+        </w:rPr>
+        <w:t>Ce qui manque</w:t>
+      </w:r>
+    </w:p>
+    <w:p>
+      <w:pPr>
+        <w:keepLines/>
+        <w:pBdr>
+          <w:top w:val="none" w:sz="0" w:space="0" w:color="FFFFFF"/>
+          <w:left w:val="single" w:sz="36" w:space="10" w:color="D4A93C"/>
+          <w:bottom w:val="single" w:sz="4" w:space="4" w:color="F7EBC8"/>
+          <w:right w:val="none" w:sz="0" w:space="0" w:color="FFFFFF"/>
+        </w:pBdr>
+        <w:shd w:val="clear" w:color="auto" w:fill="F7EBC8"/>
+        <w:spacing w:after="200" w:line="276" w:lineRule="auto"/>
+        <w:ind w:left="260" w:right="160"/>
+      </w:pPr>
+      <w:r>
+        <w:t xml:space="preserve">Un outil qui </w:t>
+      </w:r>
+      <w:r>
+        <w:rPr>
+          <w:b/>
+          <w:bCs/>
+        </w:rPr>
+        <w:t>relie</w:t>
+      </w:r>
+      <w:r>
+        <w:t xml:space="preserve">, </w:t>
+      </w:r>
+      <w:r>
+        <w:rPr>
+          <w:b/>
+          <w:bCs/>
+        </w:rPr>
+        <w:t>explique</w:t>
+      </w:r>
+      <w:r>
+        <w:t xml:space="preserve"> et </w:t>
+      </w:r>
+      <w:r>
+        <w:rPr>
+          <w:b/>
+          <w:bCs/>
+        </w:rPr>
+        <w:t>mesure</w:t>
+      </w:r>
+      <w:r>
+        <w:t>, tout en laissant la décision à un adulte.</w:t>
+      </w:r>
+    </w:p>
+    <w:p>
+      <w:pPr>
+        <w:pStyle w:val="Titre1"/>
+      </w:pPr>
+      <w:bookmarkStart w:id="9" w:name="toc8"/>
+      <w:proofErr w:type="gramStart"/>
+      <w:r>
+        <w:rPr>
+          <w:color w:val="D4A93C"/>
+        </w:rPr>
+        <w:t xml:space="preserve">5  </w:t>
+      </w:r>
+      <w:r>
+        <w:t>La</w:t>
+      </w:r>
+      <w:proofErr w:type="gramEnd"/>
+      <w:r>
+        <w:t xml:space="preserve"> vision SIPDMS : observer, comprendre, relier, prévenir</w:t>
+      </w:r>
+      <w:bookmarkEnd w:id="9"/>
+    </w:p>
+    <w:p>
+      <w:pPr>
+        <w:spacing w:after="130"/>
+      </w:pPr>
+      <w:r>
+        <w:t xml:space="preserve">SIPDMS est un </w:t>
+      </w:r>
+      <w:r>
+        <w:rPr>
+          <w:b/>
+          <w:bCs/>
+        </w:rPr>
+        <w:t>système intelligent d'aide à la prévention et à la décision</w:t>
+      </w:r>
+      <w:r>
+        <w:t>. Il suit sept étapes, dont une, la sixième, est toujours humaine.</w:t>
       </w:r>
     </w:p>
     <w:p>
@@ -2689,11 +2673,12 @@
         <w:rPr>
           <w:noProof/>
         </w:rPr>
+        <w:lastRenderedPageBreak/>
         <w:drawing>
-          <wp:inline distT="0" distB="0" distL="0" distR="0" wp14:anchorId="2943A4B1" wp14:editId="2311EEBF">
-            <wp:extent cx="5524500" cy="2724150"/>
+          <wp:inline distT="0" distB="0" distL="0" distR="0" wp14:anchorId="54B80F09" wp14:editId="3425AA02">
+            <wp:extent cx="5715000" cy="1619250"/>
             <wp:effectExtent l="0" t="0" r="0" b="0"/>
-            <wp:docPr id="680222840" name="fig7" descr="Six briques, chacune justifiée par un besoin précis." title="Figure 7"/>
+            <wp:docPr id="1136658787" name="fig5" descr="Le fonctionnement de SIPDMS en sept étapes." title="Figure 5"/>
             <wp:cNvGraphicFramePr>
               <a:graphicFrameLocks xmlns:a="http://schemas.openxmlformats.org/drawingml/2006/main" noChangeAspect="1"/>
             </wp:cNvGraphicFramePr>
@@ -2716,7 +2701,7 @@
                   <pic:spPr bwMode="auto">
                     <a:xfrm>
                       <a:off x="0" y="0"/>
-                      <a:ext cx="5524500" cy="2724150"/>
+                      <a:ext cx="5715000" cy="1619250"/>
                     </a:xfrm>
                     <a:prstGeom prst="rect">
                       <a:avLst/>
@@ -2734,7 +2719,7 @@
         <w:spacing w:after="200"/>
         <w:jc w:val="center"/>
       </w:pPr>
-      <w:bookmarkStart w:id="17" w:name="fig7"/>
+      <w:bookmarkStart w:id="10" w:name="fig5"/>
       <w:r>
         <w:rPr>
           <w:b/>
@@ -2743,9 +2728,9 @@
           <w:sz w:val="18"/>
           <w:szCs w:val="18"/>
         </w:rPr>
-        <w:t>Figure 5</w:t>
-      </w:r>
-      <w:bookmarkEnd w:id="17"/>
+        <w:t>Figure 3</w:t>
+      </w:r>
+      <w:bookmarkEnd w:id="10"/>
       <w:r>
         <w:rPr>
           <w:i/>
@@ -2754,170 +2739,305 @@
           <w:sz w:val="18"/>
           <w:szCs w:val="18"/>
         </w:rPr>
-        <w:t xml:space="preserve"> — Six briques, chacune justifiée par un besoin précis.</w:t>
-      </w:r>
-    </w:p>
-    <w:p>
-      <w:pPr>
-        <w:pStyle w:val="Titre2"/>
-      </w:pPr>
-      <w:bookmarkStart w:id="18" w:name="toc12"/>
-      <w:r>
-        <w:t>Les briques, une par une</w:t>
-      </w:r>
-      <w:bookmarkEnd w:id="18"/>
-    </w:p>
-    <w:p>
-      <w:pPr>
-        <w:spacing w:after="130"/>
-      </w:pPr>
-      <w:r>
-        <w:rPr>
-          <w:b/>
-          <w:bCs/>
-        </w:rPr>
-        <w:t xml:space="preserve">Moteur de règles (sans IA).</w:t>
-      </w:r>
-      <w:r>
-        <w:t xml:space="preserve"> Pass trop long, mot d'urgence, seuil dépassé : des règles explicites, vérifiables et prévisibles. Un système intelligent n'a pas besoin d'IA partout.</w:t>
-      </w:r>
-    </w:p>
-    <w:p>
-      <w:pPr>
-        <w:spacing w:after="130"/>
-      </w:pPr>
-      <w:r>
-        <w:rPr>
-          <w:b/>
-          <w:bCs/>
-        </w:rPr>
-        <w:t xml:space="preserve">Traitement automatique du langage (TALN).</w:t>
-      </w:r>
-      <w:r>
-        <w:t xml:space="preserve"> Les signalements sont écrits librement, en français, en anglais ou en français familier. Le TALN en extrait le type de situation, le lieu et le créneau.</w:t>
-      </w:r>
-    </w:p>
-    <w:p>
-      <w:pPr>
-        <w:spacing w:after="130"/>
-      </w:pPr>
-      <w:r>
-        <w:rPr>
-          <w:b/>
-          <w:bCs/>
-        </w:rPr>
-        <w:t xml:space="preserve">Similarité sémantique.</w:t>
-      </w:r>
-      <w:r>
-        <w:t xml:space="preserve"> Un </w:t>
-      </w:r>
+        <w:t xml:space="preserve"> — Le fonctionnement de SIPDMS en sept étapes.</w:t>
+      </w:r>
+    </w:p>
+    <w:p>
+      <w:pPr>
+        <w:keepNext/>
+        <w:pBdr>
+          <w:top w:val="single" w:sz="12" w:space="14" w:color="D4A93C"/>
+          <w:bottom w:val="none" w:sz="0" w:space="0" w:color="FFFFFF"/>
+        </w:pBdr>
+        <w:spacing w:before="300" w:after="60" w:line="340" w:lineRule="auto"/>
+        <w:ind w:left="400" w:right="400"/>
+        <w:jc w:val="center"/>
+      </w:pPr>
       <w:r>
         <w:rPr>
           <w:i/>
           <w:iCs/>
-        </w:rPr>
-        <w:t xml:space="preserve">embedding</w:t>
-      </w:r>
-      <w:r>
-        <w:t xml:space="preserve"> transforme une phrase en suite de nombres, de sorte que deux phrases de sens proche donnent des suites proches : « On m'insulte souvent près du bâtiment B » et « Ils recommencent encore à la sortie » sont rapprochées sans mot en commun (Reimers et Gurevych, 2019 ; 2020).</w:t>
-      </w:r>
+          <w:color w:val="1B3A6B"/>
+          <w:sz w:val="34"/>
+          <w:szCs w:val="34"/>
+        </w:rPr>
+        <w:t>IA → contexte → alerte → humain → décision → prévention</w:t>
+      </w:r>
+    </w:p>
+    <w:p>
+      <w:pPr>
+        <w:pBdr>
+          <w:bottom w:val="single" w:sz="12" w:space="14" w:color="D4A93C"/>
+        </w:pBdr>
+        <w:spacing w:after="300"/>
+        <w:ind w:left="400" w:right="400"/>
+        <w:jc w:val="center"/>
+      </w:pPr>
+      <w:r>
+        <w:rPr>
+          <w:color w:val="5B6B82"/>
+          <w:sz w:val="19"/>
+          <w:szCs w:val="19"/>
+        </w:rPr>
+        <w:t>Jamais : IA → culpabilité → sanction</w:t>
+      </w:r>
+    </w:p>
+    <w:p>
+      <w:pPr>
+        <w:pStyle w:val="Titre2"/>
+      </w:pPr>
+      <w:bookmarkStart w:id="11" w:name="toc9"/>
+      <w:r>
+        <w:t>Ce que SIPDMS est, et ce qu'il n'est pas</w:t>
+      </w:r>
+      <w:bookmarkEnd w:id="11"/>
+    </w:p>
+    <w:p>
+      <w:pPr>
+        <w:keepNext/>
+        <w:pBdr>
+          <w:top w:val="single" w:sz="4" w:space="4" w:color="DDF3E8"/>
+          <w:left w:val="single" w:sz="36" w:space="10" w:color="2E9E6B"/>
+          <w:bottom w:val="none" w:sz="0" w:space="0" w:color="FFFFFF"/>
+          <w:right w:val="none" w:sz="0" w:space="0" w:color="FFFFFF"/>
+        </w:pBdr>
+        <w:shd w:val="clear" w:color="auto" w:fill="DDF3E8"/>
+        <w:spacing w:before="120" w:after="40"/>
+        <w:ind w:left="260" w:right="160"/>
+      </w:pPr>
+      <w:r>
+        <w:rPr>
+          <w:b/>
+          <w:bCs/>
+          <w:color w:val="2E9E6B"/>
+          <w:sz w:val="22"/>
+          <w:szCs w:val="22"/>
+        </w:rPr>
+        <w:t>SIPDMS est</w:t>
+      </w:r>
+    </w:p>
+    <w:p>
+      <w:pPr>
+        <w:keepNext/>
+        <w:keepLines/>
+        <w:pBdr>
+          <w:top w:val="none" w:sz="0" w:space="0" w:color="FFFFFF"/>
+          <w:left w:val="single" w:sz="36" w:space="10" w:color="2E9E6B"/>
+          <w:bottom w:val="none" w:sz="0" w:space="0" w:color="FFFFFF"/>
+          <w:right w:val="none" w:sz="0" w:space="0" w:color="FFFFFF"/>
+        </w:pBdr>
+        <w:shd w:val="clear" w:color="auto" w:fill="DDF3E8"/>
+        <w:spacing w:after="30" w:line="270" w:lineRule="auto"/>
+        <w:ind w:left="520" w:right="160" w:hanging="260"/>
+      </w:pPr>
+      <w:r>
+        <w:t xml:space="preserve">•  un système de </w:t>
+      </w:r>
+      <w:r>
+        <w:rPr>
+          <w:b/>
+          <w:bCs/>
+        </w:rPr>
+        <w:t>corrélation</w:t>
+      </w:r>
+      <w:r>
+        <w:t>, d'analyse contextuelle, d'alerte et de prévention ;</w:t>
+      </w:r>
+    </w:p>
+    <w:p>
+      <w:pPr>
+        <w:keepNext/>
+        <w:keepLines/>
+        <w:pBdr>
+          <w:top w:val="none" w:sz="0" w:space="0" w:color="FFFFFF"/>
+          <w:left w:val="single" w:sz="36" w:space="10" w:color="2E9E6B"/>
+          <w:bottom w:val="none" w:sz="0" w:space="0" w:color="FFFFFF"/>
+          <w:right w:val="none" w:sz="0" w:space="0" w:color="FFFFFF"/>
+        </w:pBdr>
+        <w:shd w:val="clear" w:color="auto" w:fill="DDF3E8"/>
+        <w:spacing w:after="30" w:line="270" w:lineRule="auto"/>
+        <w:ind w:left="520" w:right="160" w:hanging="260"/>
+      </w:pPr>
+      <w:r>
+        <w:t xml:space="preserve">•  un outil qui fusionne </w:t>
+      </w:r>
+      <w:r>
+        <w:rPr>
+          <w:b/>
+          <w:bCs/>
+        </w:rPr>
+        <w:t>plusieurs sources</w:t>
+      </w:r>
+      <w:r>
+        <w:t xml:space="preserve"> (signalements, observations, horaires, lieux, passes, historique) ;</w:t>
+      </w:r>
+    </w:p>
+    <w:p>
+      <w:pPr>
+        <w:keepNext/>
+        <w:keepLines/>
+        <w:pBdr>
+          <w:top w:val="none" w:sz="0" w:space="0" w:color="FFFFFF"/>
+          <w:left w:val="single" w:sz="36" w:space="10" w:color="2E9E6B"/>
+          <w:bottom w:val="none" w:sz="0" w:space="0" w:color="FFFFFF"/>
+          <w:right w:val="none" w:sz="0" w:space="0" w:color="FFFFFF"/>
+        </w:pBdr>
+        <w:shd w:val="clear" w:color="auto" w:fill="DDF3E8"/>
+        <w:spacing w:after="30" w:line="270" w:lineRule="auto"/>
+        <w:ind w:left="520" w:right="160" w:hanging="260"/>
+      </w:pPr>
+      <w:r>
+        <w:t>•  un appui qui fait gagner du temps aux surveillants et à la direction ;</w:t>
+      </w:r>
+    </w:p>
+    <w:p>
+      <w:pPr>
+        <w:keepLines/>
+        <w:pBdr>
+          <w:top w:val="none" w:sz="0" w:space="0" w:color="FFFFFF"/>
+          <w:left w:val="single" w:sz="36" w:space="10" w:color="2E9E6B"/>
+          <w:bottom w:val="single" w:sz="4" w:space="4" w:color="DDF3E8"/>
+          <w:right w:val="none" w:sz="0" w:space="0" w:color="FFFFFF"/>
+        </w:pBdr>
+        <w:shd w:val="clear" w:color="auto" w:fill="DDF3E8"/>
+        <w:spacing w:after="200" w:line="270" w:lineRule="auto"/>
+        <w:ind w:left="520" w:right="160" w:hanging="260"/>
+      </w:pPr>
+      <w:r>
+        <w:t xml:space="preserve">•  un dispositif </w:t>
+      </w:r>
+      <w:r>
+        <w:rPr>
+          <w:b/>
+          <w:bCs/>
+        </w:rPr>
+        <w:t>mesurable</w:t>
+      </w:r>
+      <w:r>
+        <w:t xml:space="preserve"> : on peut comparer avant et après.</w:t>
+      </w:r>
+    </w:p>
+    <w:p>
+      <w:pPr>
+        <w:keepNext/>
+        <w:pBdr>
+          <w:top w:val="single" w:sz="4" w:space="4" w:color="FBE3E2"/>
+          <w:left w:val="single" w:sz="36" w:space="10" w:color="D9534F"/>
+          <w:bottom w:val="none" w:sz="0" w:space="0" w:color="FFFFFF"/>
+          <w:right w:val="none" w:sz="0" w:space="0" w:color="FFFFFF"/>
+        </w:pBdr>
+        <w:shd w:val="clear" w:color="auto" w:fill="FBE3E2"/>
+        <w:spacing w:before="120" w:after="40"/>
+        <w:ind w:left="260" w:right="160"/>
+      </w:pPr>
+      <w:r>
+        <w:rPr>
+          <w:b/>
+          <w:bCs/>
+          <w:color w:val="D9534F"/>
+          <w:sz w:val="22"/>
+          <w:szCs w:val="22"/>
+        </w:rPr>
+        <w:t>SIPDMS n'est pas</w:t>
+      </w:r>
+    </w:p>
+    <w:p>
+      <w:pPr>
+        <w:keepNext/>
+        <w:keepLines/>
+        <w:pBdr>
+          <w:top w:val="none" w:sz="0" w:space="0" w:color="FFFFFF"/>
+          <w:left w:val="single" w:sz="36" w:space="10" w:color="D9534F"/>
+          <w:bottom w:val="none" w:sz="0" w:space="0" w:color="FFFFFF"/>
+          <w:right w:val="none" w:sz="0" w:space="0" w:color="FFFFFF"/>
+        </w:pBdr>
+        <w:shd w:val="clear" w:color="auto" w:fill="FBE3E2"/>
+        <w:spacing w:after="30" w:line="270" w:lineRule="auto"/>
+        <w:ind w:left="520" w:right="160" w:hanging="260"/>
+      </w:pPr>
+      <w:r>
+        <w:t>•  une boîte à plaintes améliorée ou une application de dénonciation ;</w:t>
+      </w:r>
+    </w:p>
+    <w:p>
+      <w:pPr>
+        <w:keepNext/>
+        <w:keepLines/>
+        <w:pBdr>
+          <w:top w:val="none" w:sz="0" w:space="0" w:color="FFFFFF"/>
+          <w:left w:val="single" w:sz="36" w:space="10" w:color="D9534F"/>
+          <w:bottom w:val="none" w:sz="0" w:space="0" w:color="FFFFFF"/>
+          <w:right w:val="none" w:sz="0" w:space="0" w:color="FFFFFF"/>
+        </w:pBdr>
+        <w:shd w:val="clear" w:color="auto" w:fill="FBE3E2"/>
+        <w:spacing w:after="30" w:line="270" w:lineRule="auto"/>
+        <w:ind w:left="520" w:right="160" w:hanging="260"/>
+      </w:pPr>
+      <w:r>
+        <w:t>•  un logiciel disciplinaire, ni un outil de reconnaissance des « mauvais élèves » ;</w:t>
+      </w:r>
+    </w:p>
+    <w:p>
+      <w:pPr>
+        <w:keepNext/>
+        <w:keepLines/>
+        <w:pBdr>
+          <w:top w:val="none" w:sz="0" w:space="0" w:color="FFFFFF"/>
+          <w:left w:val="single" w:sz="36" w:space="10" w:color="D9534F"/>
+          <w:bottom w:val="none" w:sz="0" w:space="0" w:color="FFFFFF"/>
+          <w:right w:val="none" w:sz="0" w:space="0" w:color="FFFFFF"/>
+        </w:pBdr>
+        <w:shd w:val="clear" w:color="auto" w:fill="FBE3E2"/>
+        <w:spacing w:after="30" w:line="270" w:lineRule="auto"/>
+        <w:ind w:left="520" w:right="160" w:hanging="260"/>
+      </w:pPr>
+      <w:r>
+        <w:t>•  un système de surveillance généralisée ;</w:t>
+      </w:r>
+    </w:p>
+    <w:p>
+      <w:pPr>
+        <w:keepLines/>
+        <w:pBdr>
+          <w:top w:val="none" w:sz="0" w:space="0" w:color="FFFFFF"/>
+          <w:left w:val="single" w:sz="36" w:space="10" w:color="D9534F"/>
+          <w:bottom w:val="single" w:sz="4" w:space="4" w:color="FBE3E2"/>
+          <w:right w:val="none" w:sz="0" w:space="0" w:color="FFFFFF"/>
+        </w:pBdr>
+        <w:shd w:val="clear" w:color="auto" w:fill="FBE3E2"/>
+        <w:spacing w:after="200" w:line="270" w:lineRule="auto"/>
+        <w:ind w:left="520" w:right="160" w:hanging="260"/>
+      </w:pPr>
+      <w:r>
+        <w:t>•  un système qui sanctionne automatiquement ou qui prédit qu'un élève deviendra délinquant.</w:t>
+      </w:r>
+    </w:p>
+    <w:p>
+      <w:pPr>
+        <w:pStyle w:val="Titre2"/>
+      </w:pPr>
+      <w:bookmarkStart w:id="12" w:name="toc10"/>
+      <w:r>
+        <w:t>Conçu pour notre établissement : les téléphones sont interdits</w:t>
+      </w:r>
+      <w:bookmarkEnd w:id="12"/>
     </w:p>
     <w:p>
       <w:pPr>
         <w:spacing w:after="130"/>
       </w:pPr>
       <w:r>
-        <w:rPr>
-          <w:b/>
-          <w:bCs/>
-        </w:rPr>
-        <w:t xml:space="preserve">Analyse temporelle et spatiale.</w:t>
-      </w:r>
-      <w:r>
-        <w:t xml:space="preserve"> Répétitions, fréquences, créneaux, zones. Les incidents se concentrent souvent dans peu de lieux (Weisburd, 2015) : pour nous, une hypothèse à tester, pas un acquis.</w:t>
-      </w:r>
-    </w:p>
-    <w:p>
-      <w:pPr>
-        <w:spacing w:after="130"/>
-      </w:pPr>
-      <w:r>
-        <w:rPr>
-          <w:b/>
-          <w:bCs/>
-        </w:rPr>
-        <w:t xml:space="preserve">Détection d'anomalies.</w:t>
-      </w:r>
-      <w:r>
-        <w:t xml:space="preserve"> Repérer une zone ou un créneau qui s'écarte de son fonctionnement habituel (Chandola, Banerjee et Kumar, 2009).</w:t>
-      </w:r>
-    </w:p>
-    <w:p>
-      <w:pPr>
-        <w:spacing w:after="130"/>
-      </w:pPr>
-      <w:r>
-        <w:rPr>
-          <w:b/>
-          <w:bCs/>
-        </w:rPr>
-        <w:t xml:space="preserve">Corrélation multi-sources.</w:t>
-      </w:r>
-      <w:r>
-        <w:t xml:space="preserve"> Le cœur du projet : fusionner signalement, lieu, créneau, autorisation et historique en une situation contextualisée (chapitre 8).</w:t>
-      </w:r>
-    </w:p>
-    <w:p>
-      <w:pPr>
-        <w:pStyle w:val="Titre2"/>
-      </w:pPr>
-      <w:bookmarkStart w:id="19" w:name="toc13"/>
-      <w:r>
-        <w:lastRenderedPageBreak/>
-        <w:t>Le français familier, le camfranglais : une limite assumée</w:t>
-      </w:r>
-      <w:bookmarkEnd w:id="19"/>
-    </w:p>
-    <w:p>
-      <w:pPr>
-        <w:spacing w:after="130"/>
-      </w:pPr>
-      <w:r>
-        <w:t xml:space="preserve">Les modèles multilingues connaissent le français et l'anglais, beaucoup moins le camfranglais et l'argot local, et nous ne prétendons pas le contraire. C'est une </w:t>
-      </w:r>
-      <w:r>
-        <w:rPr>
-          <w:b/>
-          <w:bCs/>
-        </w:rPr>
-        <w:t xml:space="preserve">piste de recherche</w:t>
-      </w:r>
-      <w:r>
-        <w:t xml:space="preserve"> : constituer un petit corpus rédigé par les élèves de l'équipe, mesurer la qualité du rapprochement et compléter si besoin par un lexique local. Notre simulation n'emploie qu'un français familier simplifié, non validé par un corpus réel.</w:t>
-      </w:r>
-    </w:p>
-    <w:p>
-      <w:pPr>
-        <w:pStyle w:val="Titre1"/>
-      </w:pPr>
-      <w:bookmarkStart w:id="20" w:name="toc14"/>
-      <w:r>
-        <w:rPr>
-          <w:color w:val="D4A93C"/>
-        </w:rPr>
-        <w:t xml:space="preserve">7  </w:t>
-      </w:r>
-      <w:r>
-        <w:t>Architecture générale</w:t>
-      </w:r>
-      <w:bookmarkEnd w:id="20"/>
-    </w:p>
-    <w:p>
-      <w:pPr>
-        <w:spacing w:after="130"/>
-      </w:pPr>
-      <w:r>
-        <w:t>SIPDMS s'organise en couches. Les sources alimentent une collecte minimale ; l'analyse produit des indices ; le cœur les relie, les contextualise, les priorise et génère une alerte expliquée ; un humain vérifie et agit ; son retour calibre ensuite le système.</w:t>
+        <w:t xml:space="preserve">Au CAY, les téléphones et appareils personnels sont strictement interdits pendant les cours. Un système qui supposerait que chaque élève signale depuis son téléphone serait incohérent avec le règlement. Nous en avons fait </w:t>
+      </w:r>
+      <w:r>
+        <w:rPr>
+          <w:b/>
+          <w:bCs/>
+        </w:rPr>
+        <w:t>une contrainte de conception</w:t>
+      </w:r>
+      <w:r>
+        <w:t>, pas une faiblesse : tout le circuit passe par du matériel de l'école ou par des canaux situés hors du temps de classe.</w:t>
       </w:r>
     </w:p>
     <w:p>
@@ -2930,11 +3050,12 @@
         <w:rPr>
           <w:noProof/>
         </w:rPr>
+        <w:lastRenderedPageBreak/>
         <w:drawing>
-          <wp:inline distT="0" distB="0" distL="0" distR="0" wp14:anchorId="0200E411" wp14:editId="773A0902">
-            <wp:extent cx="5143500" cy="3524250"/>
+          <wp:inline distT="0" distB="0" distL="0" distR="0" wp14:anchorId="23F7CB1F" wp14:editId="7438272B">
+            <wp:extent cx="5524500" cy="2638425"/>
             <wp:effectExtent l="0" t="0" r="0" b="0"/>
-            <wp:docPr id="1894321868" name="fig8" descr="Architecture générale de SIPDMS, de la collecte à la calibration." title="Figure 8"/>
+            <wp:docPr id="286214147" name="fig6" descr="Quatre canaux de signalement sans appareil d'élève pendant les cours." title="Figure 6"/>
             <wp:cNvGraphicFramePr>
               <a:graphicFrameLocks xmlns:a="http://schemas.openxmlformats.org/drawingml/2006/main" noChangeAspect="1"/>
             </wp:cNvGraphicFramePr>
@@ -2957,6 +3078,436 @@
                   <pic:spPr bwMode="auto">
                     <a:xfrm>
                       <a:off x="0" y="0"/>
+                      <a:ext cx="5524500" cy="2638425"/>
+                    </a:xfrm>
+                    <a:prstGeom prst="rect">
+                      <a:avLst/>
+                    </a:prstGeom>
+                  </pic:spPr>
+                </pic:pic>
+              </a:graphicData>
+            </a:graphic>
+          </wp:inline>
+        </w:drawing>
+      </w:r>
+    </w:p>
+    <w:p>
+      <w:pPr>
+        <w:spacing w:after="200"/>
+        <w:jc w:val="center"/>
+      </w:pPr>
+      <w:bookmarkStart w:id="13" w:name="fig6"/>
+      <w:r>
+        <w:rPr>
+          <w:b/>
+          <w:bCs/>
+          <w:color w:val="1F6FEB"/>
+          <w:sz w:val="18"/>
+          <w:szCs w:val="18"/>
+        </w:rPr>
+        <w:t>Figure 4</w:t>
+      </w:r>
+      <w:bookmarkEnd w:id="13"/>
+      <w:r>
+        <w:rPr>
+          <w:i/>
+          <w:iCs/>
+          <w:color w:val="5B6B82"/>
+          <w:sz w:val="18"/>
+          <w:szCs w:val="18"/>
+        </w:rPr>
+        <w:t xml:space="preserve"> — Quatre canaux de signalement sans appareil d'élève pendant les cours.</w:t>
+      </w:r>
+    </w:p>
+    <w:p>
+      <w:pPr>
+        <w:spacing w:after="130"/>
+      </w:pPr>
+      <w:r>
+        <w:rPr>
+          <w:b/>
+          <w:bCs/>
+        </w:rPr>
+        <w:t>Suivi anonyme sans téléphone.</w:t>
+      </w:r>
+      <w:r>
+        <w:t xml:space="preserve"> À chaque signalement, l'élève reçoit un </w:t>
+      </w:r>
+      <w:r>
+        <w:rPr>
+          <w:i/>
+          <w:iCs/>
+        </w:rPr>
+        <w:t>code de suivi</w:t>
+      </w:r>
+      <w:r>
+        <w:t xml:space="preserve"> imprimé sur un petit papier détachable. Il peut revenir à la borne, ou sur le lien depuis chez lui, pour lire la réponse du surveillant et y répondre, sans jamais révéler son identité.</w:t>
+      </w:r>
+    </w:p>
+    <w:p>
+      <w:pPr>
+        <w:spacing w:after="130"/>
+      </w:pPr>
+      <w:r>
+        <w:rPr>
+          <w:b/>
+          <w:bCs/>
+        </w:rPr>
+        <w:t>Un détail qui compte.</w:t>
+      </w:r>
+      <w:r>
+        <w:t xml:space="preserve"> Pour qu'on ne puisse pas deviner qui signale en regardant qui s'approche, la borne est placée dans un lieu très fréquenté et neutre, hors du champ de vue des adultes concernés, avec un message qui explique ce que le système ne collecte pas. Le personnel voit un </w:t>
+      </w:r>
+      <w:r>
+        <w:rPr>
+          <w:b/>
+          <w:bCs/>
+        </w:rPr>
+        <w:t>créneau</w:t>
+      </w:r>
+      <w:r>
+        <w:t xml:space="preserve"> (récréation, midi, sortie), jamais une heure précise.</w:t>
+      </w:r>
+    </w:p>
+    <w:p>
+      <w:pPr>
+        <w:pStyle w:val="Titre1"/>
+      </w:pPr>
+      <w:bookmarkStart w:id="14" w:name="toc11"/>
+      <w:proofErr w:type="gramStart"/>
+      <w:r>
+        <w:rPr>
+          <w:color w:val="D4A93C"/>
+        </w:rPr>
+        <w:t xml:space="preserve">6  </w:t>
+      </w:r>
+      <w:r>
+        <w:t>Où</w:t>
+      </w:r>
+      <w:proofErr w:type="gramEnd"/>
+      <w:r>
+        <w:t xml:space="preserve"> intervient réellement l'IA ?</w:t>
+      </w:r>
+      <w:bookmarkEnd w:id="14"/>
+    </w:p>
+    <w:p>
+      <w:pPr>
+        <w:spacing w:after="130"/>
+      </w:pPr>
+      <w:r>
+        <w:t>L'IA n'est pas ajoutée pour pouvoir écrire « notre projet utilise l'IA ». Chaque brique répond à un problème difficile à traiter à la main. Et lorsqu'une simple règle suffit, nous utilisons une règle.</w:t>
+      </w:r>
+    </w:p>
+    <w:p>
+      <w:pPr>
+        <w:keepNext/>
+        <w:spacing w:before="100" w:after="40"/>
+        <w:jc w:val="center"/>
+      </w:pPr>
+      <w:r>
+        <w:rPr>
+          <w:noProof/>
+        </w:rPr>
+        <w:drawing>
+          <wp:inline distT="0" distB="0" distL="0" distR="0" wp14:anchorId="2943A4B1" wp14:editId="2311EEBF">
+            <wp:extent cx="5524500" cy="2724150"/>
+            <wp:effectExtent l="0" t="0" r="0" b="0"/>
+            <wp:docPr id="680222840" name="fig7" descr="Six briques, chacune justifiée par un besoin précis." title="Figure 7"/>
+            <wp:cNvGraphicFramePr>
+              <a:graphicFrameLocks xmlns:a="http://schemas.openxmlformats.org/drawingml/2006/main" noChangeAspect="1"/>
+            </wp:cNvGraphicFramePr>
+            <a:graphic xmlns:a="http://schemas.openxmlformats.org/drawingml/2006/main">
+              <a:graphicData uri="http://schemas.openxmlformats.org/drawingml/2006/picture">
+                <pic:pic xmlns:pic="http://schemas.openxmlformats.org/drawingml/2006/picture">
+                  <pic:nvPicPr>
+                    <pic:cNvPr id="0" name=""/>
+                    <pic:cNvPicPr>
+                      <a:picLocks noChangeAspect="1" noChangeArrowheads="1"/>
+                    </pic:cNvPicPr>
+                  </pic:nvPicPr>
+                  <pic:blipFill>
+                    <a:blip r:embed="rId16"/>
+                    <a:srcRect/>
+                    <a:stretch>
+                      <a:fillRect/>
+                    </a:stretch>
+                  </pic:blipFill>
+                  <pic:spPr bwMode="auto">
+                    <a:xfrm>
+                      <a:off x="0" y="0"/>
+                      <a:ext cx="5524500" cy="2724150"/>
+                    </a:xfrm>
+                    <a:prstGeom prst="rect">
+                      <a:avLst/>
+                    </a:prstGeom>
+                  </pic:spPr>
+                </pic:pic>
+              </a:graphicData>
+            </a:graphic>
+          </wp:inline>
+        </w:drawing>
+      </w:r>
+    </w:p>
+    <w:p>
+      <w:pPr>
+        <w:spacing w:after="200"/>
+        <w:jc w:val="center"/>
+      </w:pPr>
+      <w:bookmarkStart w:id="15" w:name="fig7"/>
+      <w:r>
+        <w:rPr>
+          <w:b/>
+          <w:bCs/>
+          <w:color w:val="1F6FEB"/>
+          <w:sz w:val="18"/>
+          <w:szCs w:val="18"/>
+        </w:rPr>
+        <w:t>Figure 5</w:t>
+      </w:r>
+      <w:bookmarkEnd w:id="15"/>
+      <w:r>
+        <w:rPr>
+          <w:i/>
+          <w:iCs/>
+          <w:color w:val="5B6B82"/>
+          <w:sz w:val="18"/>
+          <w:szCs w:val="18"/>
+        </w:rPr>
+        <w:t xml:space="preserve"> — Six briques, chacune justifiée par un besoin précis.</w:t>
+      </w:r>
+    </w:p>
+    <w:p>
+      <w:pPr>
+        <w:pStyle w:val="Titre2"/>
+      </w:pPr>
+      <w:bookmarkStart w:id="16" w:name="toc12"/>
+      <w:r>
+        <w:lastRenderedPageBreak/>
+        <w:t>Les briques, une par une</w:t>
+      </w:r>
+      <w:bookmarkEnd w:id="16"/>
+    </w:p>
+    <w:p>
+      <w:pPr>
+        <w:spacing w:after="130"/>
+      </w:pPr>
+      <w:r>
+        <w:rPr>
+          <w:b/>
+          <w:bCs/>
+        </w:rPr>
+        <w:t>Moteur de règles (sans IA).</w:t>
+      </w:r>
+      <w:r>
+        <w:t xml:space="preserve"> </w:t>
+      </w:r>
+      <w:proofErr w:type="spellStart"/>
+      <w:r>
+        <w:t>Pass</w:t>
+      </w:r>
+      <w:proofErr w:type="spellEnd"/>
+      <w:r>
+        <w:t xml:space="preserve"> trop long, mot d'urgence, seuil dépassé : des règles explicites, vérifiables et prévisibles. Un système intelligent n'a pas besoin d'IA partout.</w:t>
+      </w:r>
+    </w:p>
+    <w:p>
+      <w:pPr>
+        <w:spacing w:after="130"/>
+      </w:pPr>
+      <w:r>
+        <w:rPr>
+          <w:b/>
+          <w:bCs/>
+        </w:rPr>
+        <w:t>Traitement automatique du langage (TALN).</w:t>
+      </w:r>
+      <w:r>
+        <w:t xml:space="preserve"> Les signalements sont écrits librement, en français, en anglais ou en français familier. Le TALN en extrait le type de situation, le lieu et le créneau.</w:t>
+      </w:r>
+    </w:p>
+    <w:p>
+      <w:pPr>
+        <w:spacing w:after="130"/>
+      </w:pPr>
+      <w:r>
+        <w:rPr>
+          <w:b/>
+          <w:bCs/>
+        </w:rPr>
+        <w:t>Similarité sémantique.</w:t>
+      </w:r>
+      <w:r>
+        <w:t xml:space="preserve"> Un </w:t>
+      </w:r>
+      <w:proofErr w:type="spellStart"/>
+      <w:r>
+        <w:rPr>
+          <w:i/>
+          <w:iCs/>
+        </w:rPr>
+        <w:t>embedding</w:t>
+      </w:r>
+      <w:proofErr w:type="spellEnd"/>
+      <w:r>
+        <w:t xml:space="preserve"> transforme une phrase en suite de nombres, de sorte que deux phrases de sens proche donnent des suites proches : « On m'insulte souvent près du bâtiment B » et « Ils recommencent encore à la sortie » sont rapprochées sans mot en commun (Reimers et </w:t>
+      </w:r>
+      <w:proofErr w:type="spellStart"/>
+      <w:r>
+        <w:t>Gurevych</w:t>
+      </w:r>
+      <w:proofErr w:type="spellEnd"/>
+      <w:r>
+        <w:t>, 2019 ; 2020).</w:t>
+      </w:r>
+    </w:p>
+    <w:p>
+      <w:pPr>
+        <w:spacing w:after="130"/>
+      </w:pPr>
+      <w:r>
+        <w:rPr>
+          <w:b/>
+          <w:bCs/>
+        </w:rPr>
+        <w:t>Analyse temporelle et spatiale.</w:t>
+      </w:r>
+      <w:r>
+        <w:t xml:space="preserve"> Répétitions, fréquences, créneaux, zones. Les incidents se concentrent souvent dans peu de lieux (</w:t>
+      </w:r>
+      <w:proofErr w:type="spellStart"/>
+      <w:r>
+        <w:t>Weisburd</w:t>
+      </w:r>
+      <w:proofErr w:type="spellEnd"/>
+      <w:r>
+        <w:t>, 2015) : pour nous, une hypothèse à tester, pas un acquis.</w:t>
+      </w:r>
+    </w:p>
+    <w:p>
+      <w:pPr>
+        <w:spacing w:after="130"/>
+      </w:pPr>
+      <w:r>
+        <w:rPr>
+          <w:b/>
+          <w:bCs/>
+        </w:rPr>
+        <w:t>Détection d'anomalies.</w:t>
+      </w:r>
+      <w:r>
+        <w:t xml:space="preserve"> Repérer une zone ou un créneau qui s'écarte de son fonctionnement habituel (Chandola, Banerjee et Kumar, 2009).</w:t>
+      </w:r>
+    </w:p>
+    <w:p>
+      <w:pPr>
+        <w:spacing w:after="130"/>
+      </w:pPr>
+      <w:r>
+        <w:rPr>
+          <w:b/>
+          <w:bCs/>
+        </w:rPr>
+        <w:t>Corrélation multi-sources.</w:t>
+      </w:r>
+      <w:r>
+        <w:t xml:space="preserve"> Le cœur du projet : fusionner signalement, lieu, créneau, autorisation et historique en une situation contextualisée (chapitre 8).</w:t>
+      </w:r>
+    </w:p>
+    <w:p>
+      <w:pPr>
+        <w:pStyle w:val="Titre2"/>
+      </w:pPr>
+      <w:bookmarkStart w:id="17" w:name="toc13"/>
+      <w:r>
+        <w:t>Le français familier, le camfranglais : une limite assumée</w:t>
+      </w:r>
+      <w:bookmarkEnd w:id="17"/>
+    </w:p>
+    <w:p>
+      <w:pPr>
+        <w:spacing w:after="130"/>
+      </w:pPr>
+      <w:r>
+        <w:t xml:space="preserve">Les modèles multilingues connaissent le français et l'anglais, beaucoup moins le camfranglais et l'argot local, et nous ne prétendons pas le contraire. C'est une </w:t>
+      </w:r>
+      <w:r>
+        <w:rPr>
+          <w:b/>
+          <w:bCs/>
+        </w:rPr>
+        <w:t>piste de recherche</w:t>
+      </w:r>
+      <w:r>
+        <w:t xml:space="preserve"> : constituer un petit corpus rédigé par les élèves de l'équipe, mesurer la qualité du rapprochement et compléter si besoin par un lexique local. Notre simulation n'emploie qu'un français familier simplifié, non validé par un corpus réel.</w:t>
+      </w:r>
+    </w:p>
+    <w:p>
+      <w:pPr>
+        <w:pStyle w:val="Titre1"/>
+      </w:pPr>
+      <w:bookmarkStart w:id="18" w:name="toc14"/>
+      <w:proofErr w:type="gramStart"/>
+      <w:r>
+        <w:rPr>
+          <w:color w:val="D4A93C"/>
+        </w:rPr>
+        <w:t xml:space="preserve">7  </w:t>
+      </w:r>
+      <w:r>
+        <w:t>Architecture</w:t>
+      </w:r>
+      <w:proofErr w:type="gramEnd"/>
+      <w:r>
+        <w:t xml:space="preserve"> générale</w:t>
+      </w:r>
+      <w:bookmarkEnd w:id="18"/>
+    </w:p>
+    <w:p>
+      <w:pPr>
+        <w:spacing w:after="130"/>
+      </w:pPr>
+      <w:r>
+        <w:t>SIPDMS s'organise en couches. Les sources alimentent une collecte minimale ; l'analyse produit des indices ; le cœur les relie, les contextualise, les priorise et génère une alerte expliquée ; un humain vérifie et agit ; son retour calibre ensuite le système.</w:t>
+      </w:r>
+    </w:p>
+    <w:p>
+      <w:pPr>
+        <w:keepNext/>
+        <w:spacing w:before="100" w:after="40"/>
+        <w:jc w:val="center"/>
+      </w:pPr>
+      <w:r>
+        <w:rPr>
+          <w:noProof/>
+        </w:rPr>
+        <w:lastRenderedPageBreak/>
+        <w:drawing>
+          <wp:inline distT="0" distB="0" distL="0" distR="0" wp14:anchorId="0200E411" wp14:editId="773A0902">
+            <wp:extent cx="5143500" cy="3524250"/>
+            <wp:effectExtent l="0" t="0" r="0" b="0"/>
+            <wp:docPr id="1894321868" name="fig8" descr="Architecture générale de SIPDMS, de la collecte à la calibration." title="Figure 8"/>
+            <wp:cNvGraphicFramePr>
+              <a:graphicFrameLocks xmlns:a="http://schemas.openxmlformats.org/drawingml/2006/main" noChangeAspect="1"/>
+            </wp:cNvGraphicFramePr>
+            <a:graphic xmlns:a="http://schemas.openxmlformats.org/drawingml/2006/main">
+              <a:graphicData uri="http://schemas.openxmlformats.org/drawingml/2006/picture">
+                <pic:pic xmlns:pic="http://schemas.openxmlformats.org/drawingml/2006/picture">
+                  <pic:nvPicPr>
+                    <pic:cNvPr id="0" name=""/>
+                    <pic:cNvPicPr>
+                      <a:picLocks noChangeAspect="1" noChangeArrowheads="1"/>
+                    </pic:cNvPicPr>
+                  </pic:nvPicPr>
+                  <pic:blipFill>
+                    <a:blip r:embed="rId17"/>
+                    <a:srcRect/>
+                    <a:stretch>
+                      <a:fillRect/>
+                    </a:stretch>
+                  </pic:blipFill>
+                  <pic:spPr bwMode="auto">
+                    <a:xfrm>
+                      <a:off x="0" y="0"/>
                       <a:ext cx="5143500" cy="3524250"/>
                     </a:xfrm>
                     <a:prstGeom prst="rect">
@@ -2975,7 +3526,7 @@
         <w:spacing w:after="200"/>
         <w:jc w:val="center"/>
       </w:pPr>
-      <w:bookmarkStart w:id="21" w:name="fig8"/>
+      <w:bookmarkStart w:id="19" w:name="fig8"/>
       <w:r>
         <w:rPr>
           <w:b/>
@@ -2986,7 +3537,7 @@
         </w:rPr>
         <w:t>Figure 6</w:t>
       </w:r>
-      <w:bookmarkEnd w:id="21"/>
+      <w:bookmarkEnd w:id="19"/>
       <w:r>
         <w:rPr>
           <w:i/>
@@ -3002,11 +3553,11 @@
       <w:pPr>
         <w:pStyle w:val="Titre2"/>
       </w:pPr>
-      <w:bookmarkStart w:id="22" w:name="toc15"/>
+      <w:bookmarkStart w:id="20" w:name="toc15"/>
       <w:r>
         <w:t>Deux vitesses : urgence et tendance</w:t>
       </w:r>
-      <w:bookmarkEnd w:id="22"/>
+      <w:bookmarkEnd w:id="20"/>
     </w:p>
     <w:p>
       <w:pPr>
@@ -3030,11 +3581,11 @@
       <w:pPr>
         <w:pStyle w:val="Titre2"/>
       </w:pPr>
-      <w:bookmarkStart w:id="24" w:name="toc16"/>
+      <w:bookmarkStart w:id="21" w:name="toc16"/>
       <w:r>
         <w:t>Une alerte qui s'explique</w:t>
       </w:r>
-      <w:bookmarkEnd w:id="24"/>
+      <w:bookmarkEnd w:id="21"/>
     </w:p>
     <w:p>
       <w:pPr>
@@ -3167,11 +3718,11 @@
       <w:pPr>
         <w:pStyle w:val="Titre2"/>
       </w:pPr>
-      <w:bookmarkStart w:id="25" w:name="toc17"/>
+      <w:bookmarkStart w:id="22" w:name="toc17"/>
       <w:r>
         <w:t>La boucle de retour humain</w:t>
       </w:r>
-      <w:bookmarkEnd w:id="25"/>
+      <w:bookmarkEnd w:id="22"/>
     </w:p>
     <w:p>
       <w:pPr>
@@ -3225,7 +3776,8 @@
       <w:pPr>
         <w:pStyle w:val="Titre1"/>
       </w:pPr>
-      <w:bookmarkStart w:id="27" w:name="toc18"/>
+      <w:bookmarkStart w:id="23" w:name="toc18"/>
+      <w:proofErr w:type="gramStart"/>
       <w:r>
         <w:rPr>
           <w:color w:val="D4A93C"/>
@@ -3234,9 +3786,13 @@
         <w:t xml:space="preserve">8  </w:t>
       </w:r>
       <w:r>
-        <w:t>La corrélation multi-sources, cœur de SIPDMS</w:t>
-      </w:r>
-      <w:bookmarkEnd w:id="27"/>
+        <w:t>La</w:t>
+      </w:r>
+      <w:proofErr w:type="gramEnd"/>
+      <w:r>
+        <w:t xml:space="preserve"> corrélation multi-sources, cœur de SIPDMS</w:t>
+      </w:r>
+      <w:bookmarkEnd w:id="23"/>
     </w:p>
     <w:p>
       <w:pPr>
@@ -3301,7 +3857,7 @@
         <w:spacing w:after="200"/>
         <w:jc w:val="center"/>
       </w:pPr>
-      <w:bookmarkStart w:id="28" w:name="fig11"/>
+      <w:bookmarkStart w:id="24" w:name="fig11"/>
       <w:r>
         <w:rPr>
           <w:b/>
@@ -3312,7 +3868,7 @@
         </w:rPr>
         <w:t>Figure 7</w:t>
       </w:r>
-      <w:bookmarkEnd w:id="28"/>
+      <w:bookmarkEnd w:id="24"/>
       <w:r>
         <w:rPr>
           <w:i/>
@@ -3328,11 +3884,11 @@
       <w:pPr>
         <w:pStyle w:val="Titre2"/>
       </w:pPr>
-      <w:bookmarkStart w:id="29" w:name="toc19"/>
+      <w:bookmarkStart w:id="25" w:name="toc19"/>
       <w:r>
         <w:t>Cinq liens pour relier des événements</w:t>
       </w:r>
-      <w:bookmarkEnd w:id="29"/>
+      <w:bookmarkEnd w:id="25"/>
     </w:p>
     <w:p>
       <w:pPr>
@@ -3490,11 +4046,11 @@
       <w:pPr>
         <w:pStyle w:val="Titre2"/>
       </w:pPr>
-      <w:bookmarkStart w:id="30" w:name="toc20"/>
+      <w:bookmarkStart w:id="26" w:name="toc20"/>
       <w:r>
         <w:t>Prioriser sans profiler</w:t>
       </w:r>
-      <w:bookmarkEnd w:id="30"/>
+      <w:bookmarkEnd w:id="26"/>
     </w:p>
     <w:p>
       <w:pPr>
@@ -3558,11 +4114,11 @@
       <w:pPr>
         <w:pStyle w:val="Titre2"/>
       </w:pPr>
-      <w:bookmarkStart w:id="31" w:name="toc21"/>
+      <w:bookmarkStart w:id="27" w:name="toc21"/>
       <w:r>
         <w:t>Normaliser par le niveau d'observation</w:t>
       </w:r>
-      <w:bookmarkEnd w:id="31"/>
+      <w:bookmarkEnd w:id="27"/>
     </w:p>
     <w:p>
       <w:pPr>
@@ -3579,43 +4135,55 @@
         <w:t>taux normalisé = incidents signalés ÷ niveau d'observation de la zone</w:t>
       </w:r>
       <w:r>
-        <w:t xml:space="preserve"> (présence d'adultes). Ce risque d'auto-confirmation est documenté pour les systèmes de prédiction fondés sur des dossiers existants (Lum et Isaac, 2016).</w:t>
+        <w:t xml:space="preserve"> (présence d'adultes). Ce risque d'</w:t>
+      </w:r>
+      <w:proofErr w:type="spellStart"/>
+      <w:r>
+        <w:t>auto-confirmation</w:t>
+      </w:r>
+      <w:proofErr w:type="spellEnd"/>
+      <w:r>
+        <w:t xml:space="preserve"> est documenté pour les systèmes de prédiction fondés sur des dossiers existants (Lum et Isaac, 2016).</w:t>
       </w:r>
     </w:p>
     <w:p>
       <w:pPr>
         <w:pStyle w:val="Titre1"/>
       </w:pPr>
-      <w:bookmarkStart w:id="32" w:name="toc22"/>
+      <w:bookmarkStart w:id="28" w:name="toc22"/>
+      <w:proofErr w:type="gramStart"/>
       <w:r>
         <w:rPr>
           <w:color w:val="D4A93C"/>
         </w:rPr>
-        <w:lastRenderedPageBreak/>
         <w:t xml:space="preserve">9  </w:t>
       </w:r>
       <w:r>
-        <w:t>Trois scénarios pour comprendre SIPDMS</w:t>
-      </w:r>
-      <w:bookmarkEnd w:id="32"/>
+        <w:t>Trois</w:t>
+      </w:r>
+      <w:proofErr w:type="gramEnd"/>
+      <w:r>
+        <w:t xml:space="preserve"> scénarios pour comprendre SIPDMS</w:t>
+      </w:r>
+      <w:bookmarkEnd w:id="28"/>
     </w:p>
     <w:p>
       <w:pPr>
         <w:spacing w:after="130"/>
       </w:pPr>
       <w:r>
-        <w:t xml:space="preserve">Trois scénarios suffisent pour que le jury retienne l'essentiel. Deux extensions (altercation détectée par vidéo, intrusion) sont décrites au chapitre 16.</w:t>
+        <w:t>Trois scénarios suffisent pour que le jury retienne l'essentiel. Deux extensions (altercation détectée par vidéo, intrusion) sont décrites au chapitre 16.</w:t>
       </w:r>
     </w:p>
     <w:p>
       <w:pPr>
         <w:pStyle w:val="Titre2"/>
       </w:pPr>
-      <w:bookmarkStart w:id="33" w:name="toc23"/>
+      <w:bookmarkStart w:id="29" w:name="toc23"/>
       <w:r>
         <w:t>Scénario 1 : harcèlement récurrent</w:t>
       </w:r>
-      <w:bookmarkEnd w:id="33"/>
+      <w:bookmarkEnd w:id="29"/>
     </w:p>
     <w:p>
       <w:pPr>
@@ -3680,7 +4248,7 @@
         <w:spacing w:after="200"/>
         <w:jc w:val="center"/>
       </w:pPr>
-      <w:bookmarkStart w:id="34" w:name="fig12"/>
+      <w:bookmarkStart w:id="30" w:name="fig12"/>
       <w:r>
         <w:rPr>
           <w:b/>
@@ -3691,7 +4259,7 @@
         </w:rPr>
         <w:t>Figure 8</w:t>
       </w:r>
-      <w:bookmarkEnd w:id="34"/>
+      <w:bookmarkEnd w:id="30"/>
       <w:r>
         <w:rPr>
           <w:i/>
@@ -3743,6 +4311,7 @@
           <w:sz w:val="22"/>
           <w:szCs w:val="22"/>
         </w:rPr>
+        <w:lastRenderedPageBreak/>
         <w:t>Ce qui change pour l'établissement</w:t>
       </w:r>
     </w:p>
@@ -3777,11 +4346,11 @@
       <w:pPr>
         <w:pStyle w:val="Titre2"/>
       </w:pPr>
-      <w:bookmarkStart w:id="35" w:name="toc24"/>
+      <w:bookmarkStart w:id="31" w:name="toc24"/>
       <w:r>
         <w:t>Scénario 2 : vandalisme et analyse spatio-temporelle</w:t>
       </w:r>
-      <w:bookmarkEnd w:id="35"/>
+      <w:bookmarkEnd w:id="31"/>
     </w:p>
     <w:p>
       <w:pPr>
@@ -3801,7 +4370,6 @@
         <w:rPr>
           <w:noProof/>
         </w:rPr>
-        <w:lastRenderedPageBreak/>
         <w:drawing>
           <wp:inline distT="0" distB="0" distL="0" distR="0" wp14:anchorId="7ECBFFC9" wp14:editId="7320B448">
             <wp:extent cx="5524500" cy="2552700"/>
@@ -3847,7 +4415,7 @@
         <w:spacing w:after="200"/>
         <w:jc w:val="center"/>
       </w:pPr>
-      <w:bookmarkStart w:id="36" w:name="fig13"/>
+      <w:bookmarkStart w:id="32" w:name="fig13"/>
       <w:r>
         <w:rPr>
           <w:b/>
@@ -3858,7 +4426,7 @@
         </w:rPr>
         <w:t>Figure 9</w:t>
       </w:r>
-      <w:bookmarkEnd w:id="36"/>
+      <w:bookmarkEnd w:id="32"/>
       <w:r>
         <w:rPr>
           <w:i/>
@@ -3892,18 +4460,26 @@
       <w:pPr>
         <w:pStyle w:val="Titre2"/>
       </w:pPr>
-      <w:bookmarkStart w:id="37" w:name="toc25"/>
+      <w:bookmarkStart w:id="33" w:name="toc25"/>
       <w:r>
         <w:t>Scénario 3 : passes de sortie et vérification de bien-être</w:t>
       </w:r>
-      <w:bookmarkEnd w:id="37"/>
+      <w:bookmarkEnd w:id="33"/>
     </w:p>
     <w:p>
       <w:pPr>
         <w:spacing w:after="130"/>
       </w:pPr>
       <w:r>
-        <w:t xml:space="preserve">Un enseignant délivre un pass de sortie. SIPDMS enregistre l'heure de départ. Si l'élève n'est toujours pas revenu après une durée anormalement longue (25 minutes dans notre prototype), le système recommande une </w:t>
+        <w:t xml:space="preserve">Un enseignant délivre un </w:t>
+      </w:r>
+      <w:proofErr w:type="spellStart"/>
+      <w:r>
+        <w:t>pass</w:t>
+      </w:r>
+      <w:proofErr w:type="spellEnd"/>
+      <w:r>
+        <w:t xml:space="preserve"> de sortie. SIPDMS enregistre l'heure de départ. Si l'élève n'est toujours pas revenu après une durée anormalement longue (25 minutes dans notre prototype), le système recommande une </w:t>
       </w:r>
       <w:r>
         <w:rPr>
@@ -3926,6 +4502,7 @@
         <w:rPr>
           <w:noProof/>
         </w:rPr>
+        <w:lastRenderedPageBreak/>
         <w:drawing>
           <wp:inline distT="0" distB="0" distL="0" distR="0" wp14:anchorId="48B12E82" wp14:editId="505210E9">
             <wp:extent cx="5715000" cy="2133600"/>
@@ -3971,7 +4548,7 @@
         <w:spacing w:after="200"/>
         <w:jc w:val="center"/>
       </w:pPr>
-      <w:bookmarkStart w:id="38" w:name="fig14"/>
+      <w:bookmarkStart w:id="34" w:name="fig14"/>
       <w:r>
         <w:rPr>
           <w:b/>
@@ -3982,7 +4559,7 @@
         </w:rPr>
         <w:t>Figure 10</w:t>
       </w:r>
-      <w:bookmarkEnd w:id="38"/>
+      <w:bookmarkEnd w:id="34"/>
       <w:r>
         <w:rPr>
           <w:i/>
@@ -3991,7 +4568,29 @@
           <w:sz w:val="18"/>
           <w:szCs w:val="18"/>
         </w:rPr>
-        <w:t xml:space="preserve"> — La règle du pass : un seuil de durée, un retour enregistré annule tout signal.</w:t>
+        <w:t xml:space="preserve"> — La règle du </w:t>
+      </w:r>
+      <w:proofErr w:type="spellStart"/>
+      <w:r>
+        <w:rPr>
+          <w:i/>
+          <w:iCs/>
+          <w:color w:val="5B6B82"/>
+          <w:sz w:val="18"/>
+          <w:szCs w:val="18"/>
+        </w:rPr>
+        <w:t>pass</w:t>
+      </w:r>
+      <w:proofErr w:type="spellEnd"/>
+      <w:r>
+        <w:rPr>
+          <w:i/>
+          <w:iCs/>
+          <w:color w:val="5B6B82"/>
+          <w:sz w:val="18"/>
+          <w:szCs w:val="18"/>
+        </w:rPr>
+        <w:t xml:space="preserve"> : un seuil de durée, un retour enregistré annule tout signal.</w:t>
       </w:r>
     </w:p>
     <w:p>
@@ -4003,7 +4602,7 @@
           <w:b/>
           <w:bCs/>
         </w:rPr>
-        <w:t xml:space="preserve">Ce n'est pas une « police des toilettes ».</w:t>
+        <w:t>Ce n'est pas une « police des toilettes ».</w:t>
       </w:r>
       <w:r>
         <w:t xml:space="preserve"> Le système ne compte pas les sorties d'un élève et n'enregistre que la durée, effacée au retour. L'angle est la </w:t>
@@ -4013,7 +4612,7 @@
           <w:b/>
           <w:bCs/>
         </w:rPr>
-        <w:t xml:space="preserve">sécurité</w:t>
+        <w:t>sécurité</w:t>
       </w:r>
       <w:r>
         <w:t xml:space="preserve"> : sans téléphone, un élève sorti de classe ne peut prévenir personne en cas de malaise.</w:t>
@@ -4048,18 +4647,22 @@
       <w:pPr>
         <w:pStyle w:val="Titre1"/>
       </w:pPr>
-      <w:bookmarkStart w:id="39" w:name="toc26"/>
+      <w:bookmarkStart w:id="35" w:name="toc26"/>
+      <w:proofErr w:type="gramStart"/>
       <w:r>
         <w:rPr>
           <w:color w:val="D4A93C"/>
         </w:rPr>
-        <w:lastRenderedPageBreak/>
         <w:t xml:space="preserve">10  </w:t>
       </w:r>
       <w:r>
-        <w:t>La prévention : une partie aussi importante que la détection</w:t>
-      </w:r>
-      <w:bookmarkEnd w:id="39"/>
+        <w:t>La</w:t>
+      </w:r>
+      <w:proofErr w:type="gramEnd"/>
+      <w:r>
+        <w:t xml:space="preserve"> prévention : une partie aussi importante que la détection</w:t>
+      </w:r>
+      <w:bookmarkEnd w:id="35"/>
     </w:p>
     <w:p>
       <w:pPr>
@@ -4083,11 +4686,11 @@
       <w:pPr>
         <w:pStyle w:val="Titre2"/>
       </w:pPr>
-      <w:bookmarkStart w:id="41" w:name="toc27"/>
+      <w:bookmarkStart w:id="36" w:name="toc27"/>
       <w:r>
         <w:t>Des recommandations non punitives</w:t>
       </w:r>
-      <w:bookmarkEnd w:id="41"/>
+      <w:bookmarkEnd w:id="36"/>
     </w:p>
     <w:p>
       <w:pPr>
@@ -4107,8 +4710,13 @@
         </w:numPr>
         <w:spacing w:after="70" w:line="280" w:lineRule="auto"/>
       </w:pPr>
-      <w:r>
-        <w:t>renforcer la présence adulte autour du bâtiment B entre 12 h 45 et 13 h 30 ;</w:t>
+      <w:proofErr w:type="gramStart"/>
+      <w:r>
+        <w:t>renforcer</w:t>
+      </w:r>
+      <w:proofErr w:type="gramEnd"/>
+      <w:r>
+        <w:t xml:space="preserve"> la présence adulte autour du bâtiment B entre 12 h 45 et 13 h 30 ;</w:t>
       </w:r>
     </w:p>
     <w:p>
@@ -4120,8 +4728,13 @@
         </w:numPr>
         <w:spacing w:after="70" w:line="280" w:lineRule="auto"/>
       </w:pPr>
-      <w:r>
-        <w:t>améliorer l'éclairage ou modifier un flux de circulation ;</w:t>
+      <w:proofErr w:type="gramStart"/>
+      <w:r>
+        <w:t>améliorer</w:t>
+      </w:r>
+      <w:proofErr w:type="gramEnd"/>
+      <w:r>
+        <w:t xml:space="preserve"> l'éclairage ou modifier un flux de circulation ;</w:t>
       </w:r>
     </w:p>
     <w:p>
@@ -4133,8 +4746,13 @@
         </w:numPr>
         <w:spacing w:after="70" w:line="280" w:lineRule="auto"/>
       </w:pPr>
-      <w:r>
-        <w:t>proposer une médiation après répétition d'un même type de signalement ;</w:t>
+      <w:proofErr w:type="gramStart"/>
+      <w:r>
+        <w:t>proposer</w:t>
+      </w:r>
+      <w:proofErr w:type="gramEnd"/>
+      <w:r>
+        <w:t xml:space="preserve"> une médiation après répétition d'un même type de signalement ;</w:t>
       </w:r>
     </w:p>
     <w:p>
@@ -4146,19 +4764,24 @@
         </w:numPr>
         <w:spacing w:after="140" w:line="280" w:lineRule="auto"/>
       </w:pPr>
-      <w:r>
-        <w:t>réaménager un espace ou un horaire (échelonner les sorties, par exemple).</w:t>
+      <w:proofErr w:type="gramStart"/>
+      <w:r>
+        <w:t>réaménager</w:t>
+      </w:r>
+      <w:proofErr w:type="gramEnd"/>
+      <w:r>
+        <w:t xml:space="preserve"> un espace ou un horaire (échelonner les sorties, par exemple).</w:t>
       </w:r>
     </w:p>
     <w:p>
       <w:pPr>
         <w:pStyle w:val="Titre2"/>
       </w:pPr>
-      <w:bookmarkStart w:id="42" w:name="toc28"/>
+      <w:bookmarkStart w:id="37" w:name="toc28"/>
       <w:r>
         <w:t>Un parcours d'aide à la victime</w:t>
       </w:r>
-      <w:bookmarkEnd w:id="42"/>
+      <w:bookmarkEnd w:id="37"/>
     </w:p>
     <w:p>
       <w:pPr>
@@ -4206,7 +4829,15 @@
         <w:t>Protection immédiate</w:t>
       </w:r>
       <w:r>
-        <w:t xml:space="preserve"> : aucune fuite vers la personne mise en cause, aucune représaille tolérée ;</w:t>
+        <w:t xml:space="preserve"> : aucune fuite vers la personne mise en cause, aucune </w:t>
+      </w:r>
+      <w:proofErr w:type="spellStart"/>
+      <w:r>
+        <w:t>représaille</w:t>
+      </w:r>
+      <w:proofErr w:type="spellEnd"/>
+      <w:r>
+        <w:t xml:space="preserve"> tolérée ;</w:t>
       </w:r>
     </w:p>
     <w:p>
@@ -4253,12 +4884,12 @@
       <w:pPr>
         <w:pStyle w:val="Titre2"/>
       </w:pPr>
-      <w:bookmarkStart w:id="43" w:name="toc29"/>
+      <w:bookmarkStart w:id="38" w:name="toc29"/>
       <w:r>
         <w:lastRenderedPageBreak/>
         <w:t>Mesurer l'effet : avant, après, et zone témoin</w:t>
       </w:r>
-      <w:bookmarkEnd w:id="43"/>
+      <w:bookmarkEnd w:id="38"/>
     </w:p>
     <w:p>
       <w:pPr>
@@ -4307,7 +4938,7 @@
           <w:b/>
           <w:bCs/>
         </w:rPr>
-        <w:t xml:space="preserve">Attention à ce que prouve ce modèle jouet.</w:t>
+        <w:t>Attention à ce que prouve ce modèle jouet.</w:t>
       </w:r>
       <w:r>
         <w:t xml:space="preserve"> L'effet de −50 % est une </w:t>
@@ -4317,7 +4948,7 @@
           <w:i/>
           <w:iCs/>
         </w:rPr>
-        <w:t xml:space="preserve">hypothèse</w:t>
+        <w:t>hypothèse</w:t>
       </w:r>
       <w:r>
         <w:t xml:space="preserve"> introduite dans le modèle : il ne montre pas qu'une présence adulte réduit réellement les incidents, mais que la </w:t>
@@ -4327,7 +4958,7 @@
           <w:b/>
           <w:bCs/>
         </w:rPr>
-        <w:t xml:space="preserve">méthode de mesure</w:t>
+        <w:t>méthode de mesure</w:t>
       </w:r>
       <w:r>
         <w:t xml:space="preserve"> repère un changement quand il existe, et n'en invente pas quand il n'y en a pas.</w:t>
@@ -4337,11 +4968,11 @@
       <w:pPr>
         <w:pStyle w:val="Titre2"/>
       </w:pPr>
-      <w:bookmarkStart w:id="45" w:name="toc30"/>
+      <w:bookmarkStart w:id="39" w:name="toc30"/>
       <w:r>
         <w:t>Deux idées pour aller plus loin</w:t>
       </w:r>
-      <w:bookmarkEnd w:id="45"/>
+      <w:bookmarkEnd w:id="39"/>
     </w:p>
     <w:p>
       <w:pPr>
@@ -4352,7 +4983,7 @@
           <w:b/>
           <w:bCs/>
         </w:rPr>
-        <w:t xml:space="preserve">Un simulateur « et si ? ».</w:t>
+        <w:t>Un simulateur « et si ? ».</w:t>
       </w:r>
       <w:r>
         <w:t xml:space="preserve"> La direction pourrait tester l'effet d'une présence adulte ajoutée côté B à midi, selon une hypothèse explicite et modifiable, pas comme une prédiction.</w:t>
@@ -4367,7 +4998,7 @@
           <w:b/>
           <w:bCs/>
         </w:rPr>
-        <w:t xml:space="preserve">Une enquête de climat scolaire.</w:t>
+        <w:t>Une enquête de climat scolaire.</w:t>
       </w:r>
       <w:r>
         <w:t xml:space="preserve"> Avec l'accord de la direction, un court questionnaire anonyme avant et après donnerait au CAY ses propres chiffres, ce qui manque aujourd'hui.</w:t>
@@ -4377,18 +5008,22 @@
       <w:pPr>
         <w:pStyle w:val="Titre1"/>
       </w:pPr>
-      <w:bookmarkStart w:id="46" w:name="toc31"/>
+      <w:bookmarkStart w:id="40" w:name="toc31"/>
+      <w:proofErr w:type="gramStart"/>
       <w:r>
         <w:rPr>
           <w:color w:val="D4A93C"/>
         </w:rPr>
-        <w:lastRenderedPageBreak/>
         <w:t xml:space="preserve">11  </w:t>
       </w:r>
       <w:r>
-        <w:t>Le tableau de bord et les rôles</w:t>
-      </w:r>
-      <w:bookmarkEnd w:id="46"/>
+        <w:t>Le</w:t>
+      </w:r>
+      <w:proofErr w:type="gramEnd"/>
+      <w:r>
+        <w:t xml:space="preserve"> tableau de bord et les rôles</w:t>
+      </w:r>
+      <w:bookmarkEnd w:id="40"/>
     </w:p>
     <w:p>
       <w:pPr>
@@ -4426,7 +5061,7 @@
                     </pic:cNvPicPr>
                   </pic:nvPicPr>
                   <pic:blipFill>
-                    <a:blip r:embed="rId24"/>
+                    <a:blip r:embed="rId22"/>
                     <a:srcRect/>
                     <a:stretch>
                       <a:fillRect/>
@@ -4453,7 +5088,7 @@
         <w:spacing w:after="200"/>
         <w:jc w:val="center"/>
       </w:pPr>
-      <w:bookmarkStart w:id="47" w:name="fig17"/>
+      <w:bookmarkStart w:id="41" w:name="fig17"/>
       <w:r>
         <w:rPr>
           <w:b/>
@@ -4464,7 +5099,7 @@
         </w:rPr>
         <w:t>Figure 11</w:t>
       </w:r>
-      <w:bookmarkEnd w:id="47"/>
+      <w:bookmarkEnd w:id="41"/>
       <w:r>
         <w:rPr>
           <w:i/>
@@ -4509,6 +5144,7 @@
           <w:b/>
           <w:bCs/>
         </w:rPr>
+        <w:lastRenderedPageBreak/>
         <w:t>Surveillant.</w:t>
       </w:r>
       <w:r>
@@ -4573,7 +5209,8 @@
         <w:pStyle w:val="Titre1"/>
         <w:pageBreakBefore/>
       </w:pPr>
-      <w:bookmarkStart w:id="48" w:name="toc32"/>
+      <w:bookmarkStart w:id="42" w:name="toc32"/>
+      <w:proofErr w:type="gramStart"/>
       <w:r>
         <w:rPr>
           <w:color w:val="D4A93C"/>
@@ -4582,9 +5219,13 @@
         <w:t xml:space="preserve">12  </w:t>
       </w:r>
       <w:r>
-        <w:t>Évaluation expérimentale : prouver que l'IA apporte quelque chose</w:t>
-      </w:r>
-      <w:bookmarkEnd w:id="48"/>
+        <w:t>Évaluation</w:t>
+      </w:r>
+      <w:proofErr w:type="gramEnd"/>
+      <w:r>
+        <w:t xml:space="preserve"> expérimentale : prouver que l'IA apporte quelque chose</w:t>
+      </w:r>
+      <w:bookmarkEnd w:id="42"/>
     </w:p>
     <w:p>
       <w:pPr>
@@ -4618,11 +5259,11 @@
       <w:pPr>
         <w:pStyle w:val="Titre2"/>
       </w:pPr>
-      <w:bookmarkStart w:id="49" w:name="toc33"/>
+      <w:bookmarkStart w:id="43" w:name="toc33"/>
       <w:r>
         <w:t>Le lycée simulé</w:t>
       </w:r>
-      <w:bookmarkEnd w:id="49"/>
+      <w:bookmarkEnd w:id="43"/>
     </w:p>
     <w:p>
       <w:pPr>
@@ -4636,7 +5277,7 @@
           <w:b/>
           <w:bCs/>
         </w:rPr>
-        <w:t xml:space="preserve">13 situations dont la vérité est connue</w:t>
+        <w:t>13 situations dont la vérité est connue</w:t>
       </w:r>
       <w:r>
         <w:t xml:space="preserve"> : 3 harcèlements récurrents, 2 vandalismes, 4 urgences isolées et 4 situations de bien-être. Il ajoute du </w:t>
@@ -4646,7 +5287,7 @@
           <w:b/>
           <w:bCs/>
         </w:rPr>
-        <w:t xml:space="preserve">bruit réaliste</w:t>
+        <w:t>bruit réaliste</w:t>
       </w:r>
       <w:r>
         <w:t xml:space="preserve"> (différends sans suite, vols dispersés, passes longues bénignes, 2 </w:t>
@@ -4656,7 +5297,7 @@
           <w:i/>
           <w:iCs/>
         </w:rPr>
-        <w:t xml:space="preserve">campagnes malveillantes</w:t>
+        <w:t>campagnes malveillantes</w:t>
       </w:r>
       <w:r>
         <w:t xml:space="preserve"> où une seule personne vise un même lieu). Les champs structurés sont volontairement imparfaits (catégorie correcte dans 60 % des cas, zone dans 70 %) et les textes mêlent français (60 %), anglais (20 %) et français familier (20 %). </w:t>
@@ -4666,18 +5307,18 @@
           <w:b/>
           <w:bCs/>
         </w:rPr>
-        <w:t xml:space="preserve">Toutes ces données sont synthétiques.</w:t>
+        <w:t>Toutes ces données sont synthétiques.</w:t>
       </w:r>
     </w:p>
     <w:p>
       <w:pPr>
         <w:pStyle w:val="Titre2"/>
       </w:pPr>
-      <w:bookmarkStart w:id="51" w:name="toc34"/>
+      <w:bookmarkStart w:id="44" w:name="toc34"/>
       <w:r>
         <w:t>Trois configurations comparées</w:t>
       </w:r>
-      <w:bookmarkEnd w:id="51"/>
+      <w:bookmarkEnd w:id="44"/>
     </w:p>
     <w:p>
       <w:pPr>
@@ -4691,7 +5332,15 @@
         <w:t>A — Règles seules.</w:t>
       </w:r>
       <w:r>
-        <w:t xml:space="preserve"> Mots d'urgence exacts ; trois signalements de même catégorie déclarée et même zone déclarée en 7 jours ; pass supérieur à 25 minutes.</w:t>
+        <w:t xml:space="preserve"> Mots d'urgence exacts ; trois signalements de même catégorie déclarée et même zone déclarée en 7 jours ; </w:t>
+      </w:r>
+      <w:proofErr w:type="spellStart"/>
+      <w:r>
+        <w:t>pass</w:t>
+      </w:r>
+      <w:proofErr w:type="spellEnd"/>
+      <w:r>
+        <w:t xml:space="preserve"> supérieur à 25 minutes.</w:t>
       </w:r>
     </w:p>
     <w:p>
@@ -4728,12 +5377,11 @@
       <w:pPr>
         <w:pStyle w:val="Titre2"/>
       </w:pPr>
-      <w:bookmarkStart w:id="52" w:name="toc35"/>
-      <w:r>
-        <w:lastRenderedPageBreak/>
+      <w:bookmarkStart w:id="45" w:name="toc35"/>
+      <w:r>
         <w:t>Résultats</w:t>
       </w:r>
-      <w:bookmarkEnd w:id="52"/>
+      <w:bookmarkEnd w:id="45"/>
     </w:p>
     <w:p>
       <w:pPr>
@@ -4763,7 +5411,7 @@
                     </pic:cNvPicPr>
                   </pic:nvPicPr>
                   <pic:blipFill>
-                    <a:blip r:embed="rId26"/>
+                    <a:blip r:embed="rId23"/>
                     <a:srcRect/>
                     <a:stretch>
                       <a:fillRect/>
@@ -4790,7 +5438,7 @@
         <w:spacing w:after="200"/>
         <w:jc w:val="center"/>
       </w:pPr>
-      <w:bookmarkStart w:id="53" w:name="fig19"/>
+      <w:bookmarkStart w:id="46" w:name="fig19"/>
       <w:r>
         <w:rPr>
           <w:b/>
@@ -4801,7 +5449,7 @@
         </w:rPr>
         <w:t>Figure 12</w:t>
       </w:r>
-      <w:bookmarkEnd w:id="53"/>
+      <w:bookmarkEnd w:id="46"/>
       <w:r>
         <w:rPr>
           <w:i/>
@@ -4839,12 +5487,6 @@
         <w:gridCol w:w="1650"/>
       </w:tblGrid>
       <w:tr>
-        <w:tblPrEx>
-          <w:tblCellMar>
-            <w:top w:w="0" w:type="dxa"/>
-            <w:bottom w:w="0" w:type="dxa"/>
-          </w:tblCellMar>
-        </w:tblPrEx>
         <w:trPr>
           <w:tblHeader/>
           <w:jc w:val="center"/>
@@ -4879,6 +5521,7 @@
                 <w:sz w:val="19"/>
                 <w:szCs w:val="19"/>
               </w:rPr>
+              <w:lastRenderedPageBreak/>
               <w:t>Configuration</w:t>
             </w:r>
           </w:p>
@@ -5021,12 +5664,6 @@
         </w:tc>
       </w:tr>
       <w:tr>
-        <w:tblPrEx>
-          <w:tblCellMar>
-            <w:top w:w="0" w:type="dxa"/>
-            <w:bottom w:w="0" w:type="dxa"/>
-          </w:tblCellMar>
-        </w:tblPrEx>
         <w:trPr>
           <w:cantSplit/>
           <w:jc w:val="center"/>
@@ -5188,12 +5825,6 @@
         </w:tc>
       </w:tr>
       <w:tr>
-        <w:tblPrEx>
-          <w:tblCellMar>
-            <w:top w:w="0" w:type="dxa"/>
-            <w:bottom w:w="0" w:type="dxa"/>
-          </w:tblCellMar>
-        </w:tblPrEx>
         <w:trPr>
           <w:cantSplit/>
           <w:jc w:val="center"/>
@@ -5355,12 +5986,6 @@
         </w:tc>
       </w:tr>
       <w:tr>
-        <w:tblPrEx>
-          <w:tblCellMar>
-            <w:top w:w="0" w:type="dxa"/>
-            <w:bottom w:w="0" w:type="dxa"/>
-          </w:tblCellMar>
-        </w:tblPrEx>
         <w:trPr>
           <w:cantSplit/>
           <w:jc w:val="center"/>
@@ -5691,7 +6316,15 @@
         <w:ind w:left="260" w:right="160"/>
       </w:pPr>
       <w:r>
-        <w:t xml:space="preserve">Les résultats dépendent de nos hypothèses (niveaux de bruit, qualité des champs, lexiques). Ils changeraient avec d'autres réglages. Notre brique TALN simulée repose sur un lexique de concepts, pas encore sur des embeddings multilingues. Le script de simulation est fourni pour que chacun puisse </w:t>
+        <w:t xml:space="preserve">Les résultats dépendent de nos hypothèses (niveaux de bruit, qualité des champs, lexiques). Ils changeraient avec d'autres réglages. Notre brique TALN simulée repose sur un lexique de concepts, pas encore sur des </w:t>
+      </w:r>
+      <w:proofErr w:type="spellStart"/>
+      <w:r>
+        <w:t>embeddings</w:t>
+      </w:r>
+      <w:proofErr w:type="spellEnd"/>
+      <w:r>
+        <w:t xml:space="preserve"> multilingues. Le script de simulation est fourni pour que chacun puisse </w:t>
       </w:r>
       <w:r>
         <w:rPr>
@@ -5708,11 +6341,19 @@
       <w:pPr>
         <w:pStyle w:val="Titre2"/>
       </w:pPr>
-      <w:bookmarkStart w:id="54" w:name="toc36"/>
-      <w:r>
-        <w:t>Le mini-test humain</w:t>
-      </w:r>
-      <w:bookmarkEnd w:id="54"/>
+      <w:bookmarkStart w:id="47" w:name="toc36"/>
+      <w:r>
+        <w:t xml:space="preserve">Le </w:t>
+      </w:r>
+      <w:proofErr w:type="spellStart"/>
+      <w:r>
+        <w:t>mini-test</w:t>
+      </w:r>
+      <w:proofErr w:type="spellEnd"/>
+      <w:r>
+        <w:t xml:space="preserve"> humain</w:t>
+      </w:r>
+      <w:bookmarkEnd w:id="47"/>
     </w:p>
     <w:p>
       <w:pPr>
@@ -5727,7 +6368,7 @@
           <w:b/>
           <w:bCs/>
         </w:rPr>
-        <w:t xml:space="preserve">3 à 5 personnes</w:t>
+        <w:t>3 à 5 personnes</w:t>
       </w:r>
       <w:r>
         <w:t xml:space="preserve"> (élèves volontaires, enseignants, surveillants), nous proposons de comparer le temps et l'exactitude pour retrouver le contexte de trois incidents fictifs aux traces dispersées : </w:t>
@@ -5737,7 +6378,7 @@
           <w:b/>
           <w:bCs/>
         </w:rPr>
-        <w:t xml:space="preserve">à la main</w:t>
+        <w:t>à la main</w:t>
       </w:r>
       <w:r>
         <w:t xml:space="preserve">, avec des documents papier, puis </w:t>
@@ -5747,7 +6388,7 @@
           <w:b/>
           <w:bCs/>
         </w:rPr>
-        <w:t xml:space="preserve">avec SIPDMS</w:t>
+        <w:t>avec SIPDMS</w:t>
       </w:r>
       <w:r>
         <w:t xml:space="preserve"> sur le tableau de bord. </w:t>
@@ -5757,7 +6398,7 @@
           <w:b/>
           <w:bCs/>
         </w:rPr>
-        <w:t xml:space="preserve">Résultats : à compléter après le test.</w:t>
+        <w:t>Résultats : à compléter après le test.</w:t>
       </w:r>
       <w:r>
         <w:t xml:space="preserve"> Nous ne publions pas de chiffre que nous n'avons pas mesuré.</w:t>
@@ -5767,11 +6408,11 @@
       <w:pPr>
         <w:pStyle w:val="Titre2"/>
       </w:pPr>
-      <w:bookmarkStart w:id="55" w:name="toc37"/>
+      <w:bookmarkStart w:id="48" w:name="toc37"/>
       <w:r>
         <w:t>Ce que l'expérience prouve, et ce qu'elle ne prouve pas</w:t>
       </w:r>
-      <w:bookmarkEnd w:id="55"/>
+      <w:bookmarkEnd w:id="48"/>
     </w:p>
     <w:p>
       <w:pPr>
@@ -5785,7 +6426,7 @@
           <w:b/>
           <w:bCs/>
         </w:rPr>
-        <w:t xml:space="preserve">valide le mécanisme</w:t>
+        <w:t>valide le mécanisme</w:t>
       </w:r>
       <w:r>
         <w:t xml:space="preserve"> et l'intérêt potentiel du système. Elle ne constitue </w:t>
@@ -5795,7 +6436,7 @@
           <w:b/>
           <w:bCs/>
         </w:rPr>
-        <w:t xml:space="preserve">pas</w:t>
+        <w:t>pas</w:t>
       </w:r>
       <w:r>
         <w:t xml:space="preserve"> une validation en conditions réelles. Trois niveaux ne doivent jamais être confondus : </w:t>
@@ -5805,7 +6446,7 @@
           <w:b/>
           <w:bCs/>
         </w:rPr>
-        <w:t xml:space="preserve">prototype</w:t>
+        <w:t>prototype</w:t>
       </w:r>
       <w:r>
         <w:t xml:space="preserve">, </w:t>
@@ -5815,7 +6456,7 @@
           <w:b/>
           <w:bCs/>
         </w:rPr>
-        <w:t xml:space="preserve">simulation</w:t>
+        <w:t>simulation</w:t>
       </w:r>
       <w:r>
         <w:t xml:space="preserve">, </w:t>
@@ -5825,28 +6466,32 @@
           <w:b/>
           <w:bCs/>
         </w:rPr>
-        <w:t xml:space="preserve">déploiement réel</w:t>
-      </w:r>
-      <w:r>
-        <w:t xml:space="preserve">. Ce dernier passerait d'abord par un pilote en « mode ombre » (chapitre 16).</w:t>
+        <w:t>déploiement réel</w:t>
+      </w:r>
+      <w:r>
+        <w:t>. Ce dernier passerait d'abord par un pilote en « mode ombre » (chapitre 16).</w:t>
       </w:r>
     </w:p>
     <w:p>
       <w:pPr>
         <w:pStyle w:val="Titre1"/>
       </w:pPr>
-      <w:bookmarkStart w:id="57" w:name="toc38"/>
+      <w:bookmarkStart w:id="49" w:name="toc38"/>
+      <w:proofErr w:type="gramStart"/>
       <w:r>
         <w:rPr>
           <w:color w:val="D4A93C"/>
         </w:rPr>
-        <w:lastRenderedPageBreak/>
         <w:t xml:space="preserve">13  </w:t>
       </w:r>
       <w:r>
-        <w:t>Éthique, sécurité et protection des mineurs</w:t>
-      </w:r>
-      <w:bookmarkEnd w:id="57"/>
+        <w:t>Éthique</w:t>
+      </w:r>
+      <w:proofErr w:type="gramEnd"/>
+      <w:r>
+        <w:t>, sécurité et protection des mineurs</w:t>
+      </w:r>
+      <w:bookmarkEnd w:id="49"/>
     </w:p>
     <w:p>
       <w:pPr>
@@ -5876,6 +6521,7 @@
         <w:rPr>
           <w:noProof/>
         </w:rPr>
+        <w:lastRenderedPageBreak/>
         <w:drawing>
           <wp:inline distT="0" distB="0" distL="0" distR="0" wp14:anchorId="5E90E28D" wp14:editId="77503188">
             <wp:extent cx="4953000" cy="2886075"/>
@@ -5894,7 +6540,7 @@
                     </pic:cNvPicPr>
                   </pic:nvPicPr>
                   <pic:blipFill>
-                    <a:blip r:embed="rId28"/>
+                    <a:blip r:embed="rId24"/>
                     <a:srcRect/>
                     <a:stretch>
                       <a:fillRect/>
@@ -5921,7 +6567,7 @@
         <w:spacing w:after="200"/>
         <w:jc w:val="center"/>
       </w:pPr>
-      <w:bookmarkStart w:id="58" w:name="fig21"/>
+      <w:bookmarkStart w:id="50" w:name="fig21"/>
       <w:r>
         <w:rPr>
           <w:b/>
@@ -5932,7 +6578,7 @@
         </w:rPr>
         <w:t>Figure 13</w:t>
       </w:r>
-      <w:bookmarkEnd w:id="58"/>
+      <w:bookmarkEnd w:id="50"/>
       <w:r>
         <w:rPr>
           <w:i/>
@@ -5948,11 +6594,11 @@
       <w:pPr>
         <w:pStyle w:val="Titre2"/>
       </w:pPr>
-      <w:bookmarkStart w:id="59" w:name="toc39"/>
+      <w:bookmarkStart w:id="51" w:name="toc39"/>
       <w:r>
         <w:t>Les risques que le jury posera, et nos réponses</w:t>
       </w:r>
-      <w:bookmarkEnd w:id="59"/>
+      <w:bookmarkEnd w:id="51"/>
     </w:p>
     <w:p>
       <w:pPr>
@@ -5963,7 +6609,7 @@
           <w:b/>
           <w:bCs/>
         </w:rPr>
-        <w:t xml:space="preserve">Faux signalement ou signalement malveillant.</w:t>
+        <w:t>Faux signalement ou signalement malveillant.</w:t>
       </w:r>
       <w:r>
         <w:t xml:space="preserve"> Un seul signalement ne produit jamais d'alerte visant une personne : une alerte de tendance exige au moins deux sources indépendantes et porte sur une situation et un lieu.</w:t>
@@ -5978,7 +6624,7 @@
           <w:b/>
           <w:bCs/>
         </w:rPr>
-        <w:t xml:space="preserve">Biais de surveillance.</w:t>
+        <w:t>Biais de surveillance.</w:t>
       </w:r>
       <w:r>
         <w:t xml:space="preserve"> Une zone très surveillée génère mécaniquement plus de détections : nous normalisons par le niveau d'observation et suivons le taux d'alertes jugées fausses par zone.</w:t>
@@ -5993,7 +6639,7 @@
           <w:b/>
           <w:bCs/>
         </w:rPr>
-        <w:t xml:space="preserve">Fuite d'identité et représailles.</w:t>
+        <w:t>Fuite d'identité et représailles.</w:t>
       </w:r>
       <w:r>
         <w:t xml:space="preserve"> Aucune identité de déclarant n'est enregistrée, l'alerte n'est jamais transmise à la personne mise en cause et les échanges passent par le code de suivi.</w:t>
@@ -6008,7 +6654,7 @@
           <w:b/>
           <w:bCs/>
         </w:rPr>
-        <w:t xml:space="preserve">Dérive d'usage.</w:t>
+        <w:t>Dérive d'usage.</w:t>
       </w:r>
       <w:r>
         <w:t xml:space="preserve"> Pas de score individuel, de classement ni de prédiction : ces fonctions n'existent pas. Une charte d'usage engage les adultes et un </w:t>
@@ -6018,7 +6664,7 @@
           <w:b/>
           <w:bCs/>
         </w:rPr>
-        <w:t xml:space="preserve">journal d'audit</w:t>
+        <w:t>journal d'audit</w:t>
       </w:r>
       <w:r>
         <w:t xml:space="preserve"> enregistre qui consulte quoi.</w:t>
@@ -6033,7 +6679,7 @@
           <w:b/>
           <w:bCs/>
         </w:rPr>
-        <w:t xml:space="preserve">Erreurs du système.</w:t>
+        <w:t>Erreurs du système.</w:t>
       </w:r>
       <w:r>
         <w:t xml:space="preserve"> Il se trompera : d'où la validation humaine obligatoire, l'affichage des raisons et la boucle de retour. Une alerte est une </w:t>
@@ -6043,22 +6689,21 @@
           <w:i/>
           <w:iCs/>
         </w:rPr>
-        <w:t xml:space="preserve">invitation à regarder</w:t>
-      </w:r>
-      <w:r>
-        <w:t xml:space="preserve">, jamais une conclusion.</w:t>
+        <w:t>invitation à regarder</w:t>
+      </w:r>
+      <w:r>
+        <w:t>, jamais une conclusion.</w:t>
       </w:r>
     </w:p>
     <w:p>
       <w:pPr>
         <w:pStyle w:val="Titre2"/>
       </w:pPr>
-      <w:bookmarkStart w:id="60" w:name="toc40"/>
-      <w:r>
-        <w:lastRenderedPageBreak/>
+      <w:bookmarkStart w:id="52" w:name="toc40"/>
+      <w:r>
         <w:t>Données collectées : le strict minimum</w:t>
       </w:r>
-      <w:bookmarkEnd w:id="60"/>
+      <w:bookmarkEnd w:id="52"/>
     </w:p>
     <w:p>
       <w:pPr>
@@ -6145,7 +6790,15 @@
         <w:ind w:left="520" w:right="160" w:hanging="260"/>
       </w:pPr>
       <w:r>
-        <w:t>•  pour un pass : l'heure de départ et de retour, effacée au retour ;</w:t>
+        <w:t xml:space="preserve">•  pour un </w:t>
+      </w:r>
+      <w:proofErr w:type="spellStart"/>
+      <w:r>
+        <w:t>pass</w:t>
+      </w:r>
+      <w:proofErr w:type="spellEnd"/>
+      <w:r>
+        <w:t xml:space="preserve"> : l'heure de départ et de retour, effacée au retour ;</w:t>
       </w:r>
     </w:p>
     <w:p>
@@ -6247,6 +6900,7 @@
         <w:spacing w:after="130"/>
       </w:pPr>
       <w:r>
+        <w:lastRenderedPageBreak/>
         <w:t xml:space="preserve">La durée de conservation doit être courte et fixée par la direction (nous proposons une purge des dossiers classés après un trimestre, </w:t>
       </w:r>
       <w:r>
@@ -6264,11 +6918,11 @@
       <w:pPr>
         <w:pStyle w:val="Titre2"/>
       </w:pPr>
-      <w:bookmarkStart w:id="61" w:name="toc41"/>
+      <w:bookmarkStart w:id="53" w:name="toc41"/>
       <w:r>
         <w:t>Le cadre juridique camerounais</w:t>
       </w:r>
-      <w:bookmarkEnd w:id="61"/>
+      <w:bookmarkEnd w:id="53"/>
     </w:p>
     <w:p>
       <w:pPr>
@@ -6282,7 +6936,7 @@
           <w:b/>
           <w:bCs/>
         </w:rPr>
-        <w:t xml:space="preserve">loi n° 2024/017 relative à la protection des données à caractère personnel</w:t>
+        <w:t>loi n° 2024/017 relative à la protection des données à caractère personnel</w:t>
       </w:r>
       <w:r>
         <w:t xml:space="preserve"> qui, d'après nos sources, crée une autorité indépendante, soumet les traitements à des règles d'autorisation et de consentement et prévoit une attention particulière aux mineurs. La </w:t>
@@ -6292,7 +6946,7 @@
           <w:b/>
           <w:bCs/>
         </w:rPr>
-        <w:t xml:space="preserve">loi n° 2010/012 du 21 décembre 2010</w:t>
+        <w:t>loi n° 2010/012 du 21 décembre 2010</w:t>
       </w:r>
       <w:r>
         <w:t xml:space="preserve"> sur la cybersécurité et la cybercriminalité reste la référence pour la sécurité des systèmes d'information.</w:t>
@@ -6354,186 +7008,195 @@
       <w:pPr>
         <w:pStyle w:val="Titre1"/>
       </w:pPr>
-      <w:bookmarkStart w:id="62" w:name="toc42"/>
+      <w:bookmarkStart w:id="54" w:name="toc42"/>
+      <w:proofErr w:type="gramStart"/>
       <w:r>
         <w:rPr>
           <w:color w:val="D4A93C"/>
         </w:rPr>
+        <w:t xml:space="preserve">14  </w:t>
+      </w:r>
+      <w:r>
+        <w:t>Limites</w:t>
+      </w:r>
+      <w:proofErr w:type="gramEnd"/>
+      <w:r>
+        <w:t xml:space="preserve"> : ce que SIPDMS ne sait pas faire</w:t>
+      </w:r>
+      <w:bookmarkEnd w:id="54"/>
+    </w:p>
+    <w:p>
+      <w:pPr>
+        <w:spacing w:after="130"/>
+      </w:pPr>
+      <w:r>
+        <w:t xml:space="preserve">Nous considérons cette honnêteté comme </w:t>
+      </w:r>
+      <w:r>
+        <w:rPr>
+          <w:b/>
+          <w:bCs/>
+        </w:rPr>
+        <w:t>une force</w:t>
+      </w:r>
+      <w:r>
+        <w:t xml:space="preserve"> du projet. Voici nos limites principales.</w:t>
+      </w:r>
+    </w:p>
+    <w:p>
+      <w:pPr>
+        <w:spacing w:after="130"/>
+      </w:pPr>
+      <w:r>
+        <w:rPr>
+          <w:b/>
+          <w:bCs/>
+        </w:rPr>
+        <w:t>Prototype, pas système industriel.</w:t>
+      </w:r>
+      <w:r>
+        <w:t xml:space="preserve"> Nous avons un prototype et une expérimentation simulée, pas une solution prête à déployer.</w:t>
+      </w:r>
+    </w:p>
+    <w:p>
+      <w:pPr>
+        <w:spacing w:after="130"/>
+      </w:pPr>
+      <w:r>
+        <w:rPr>
+          <w:b/>
+          <w:bCs/>
+        </w:rPr>
+        <w:t>Des résultats simulés.</w:t>
+      </w:r>
+      <w:r>
+        <w:t xml:space="preserve"> Les chiffres du chapitre 12 valent pour notre simulation et nos hypothèses, pas pour un vrai établissement.</w:t>
+      </w:r>
+    </w:p>
+    <w:p>
+      <w:pPr>
+        <w:spacing w:after="130"/>
+      </w:pPr>
+      <w:r>
+        <w:rPr>
+          <w:b/>
+          <w:bCs/>
+        </w:rPr>
+        <w:t>Le langage reste difficile.</w:t>
+      </w:r>
+      <w:r>
+        <w:t xml:space="preserve"> Ambiguïtés, ironie, camfranglais, fautes, textes retranscrits par un adulte : autant de sources d'erreur, que nous testerons.</w:t>
+      </w:r>
+    </w:p>
+    <w:p>
+      <w:pPr>
+        <w:spacing w:after="130"/>
+      </w:pPr>
+      <w:r>
+        <w:rPr>
+          <w:b/>
+          <w:bCs/>
+        </w:rPr>
+        <w:t>Seuls les signalements remontent.</w:t>
+      </w:r>
+      <w:r>
+        <w:t xml:space="preserve"> Les élèves qui n'osent pas parler ou ne croient pas au dispositif resteront invisibles : la confiance se construit avec les adultes, pas avec un logiciel.</w:t>
+      </w:r>
+    </w:p>
+    <w:p>
+      <w:pPr>
+        <w:spacing w:after="130"/>
+      </w:pPr>
+      <w:r>
+        <w:rPr>
+          <w:b/>
+          <w:bCs/>
+        </w:rPr>
+        <w:t>Faux positifs et faux négatifs.</w:t>
+      </w:r>
+      <w:r>
+        <w:t xml:space="preserve"> Aucun seuil ne supprime les deux. Nous préférons une alerte de plus à vérifier qu'une situation grave ratée, au prix d'un temps de vérification.</w:t>
+      </w:r>
+    </w:p>
+    <w:p>
+      <w:pPr>
+        <w:spacing w:after="130"/>
+      </w:pPr>
+      <w:r>
+        <w:rPr>
+          <w:b/>
+          <w:bCs/>
+        </w:rPr>
+        <w:t>Charge pour le personnel.</w:t>
+      </w:r>
+      <w:r>
+        <w:t xml:space="preserve"> Un système n'a de valeur que si des adultes disponibles et formés traitent les alertes.</w:t>
+      </w:r>
+    </w:p>
+    <w:p>
+      <w:pPr>
+        <w:spacing w:after="130"/>
+      </w:pPr>
+      <w:r>
+        <w:rPr>
+          <w:b/>
+          <w:bCs/>
+        </w:rPr>
+        <w:t>La technologie ne remplace pas la relation.</w:t>
+      </w:r>
+      <w:r>
+        <w:t xml:space="preserve"> Prévenir passe d'abord par la présence, l'écoute et l'éducation : SIPDMS aide ces adultes, il ne les remplace pas.</w:t>
+      </w:r>
+    </w:p>
+    <w:p>
+      <w:pPr>
+        <w:pStyle w:val="Titre1"/>
+      </w:pPr>
+      <w:bookmarkStart w:id="55" w:name="toc43"/>
+      <w:proofErr w:type="gramStart"/>
+      <w:r>
+        <w:rPr>
+          <w:color w:val="D4A93C"/>
+        </w:rPr>
+        <w:t xml:space="preserve">15  </w:t>
+      </w:r>
+      <w:r>
+        <w:t>Faisabilité</w:t>
+      </w:r>
+      <w:proofErr w:type="gramEnd"/>
+      <w:r>
+        <w:t xml:space="preserve"> technique et architecture technique</w:t>
+      </w:r>
+      <w:bookmarkEnd w:id="55"/>
+    </w:p>
+    <w:p>
+      <w:pPr>
+        <w:spacing w:after="130"/>
+      </w:pPr>
+      <w:r>
+        <w:t xml:space="preserve">Ce projet est </w:t>
+      </w:r>
+      <w:r>
+        <w:rPr>
+          <w:b/>
+          <w:bCs/>
+        </w:rPr>
+        <w:t>ambitieux mais réalisable sous forme de prototype</w:t>
+      </w:r>
+      <w:r>
+        <w:t xml:space="preserve"> par des élèves de Terminale, parce qu'il repose sur des briques modulaires, libres d'accès, et sur des données que nous savons simuler.</w:t>
+      </w:r>
+    </w:p>
+    <w:p>
+      <w:pPr>
+        <w:pStyle w:val="Titre2"/>
+      </w:pPr>
+      <w:bookmarkStart w:id="56" w:name="toc44"/>
+      <w:r>
         <w:lastRenderedPageBreak/>
-        <w:t xml:space="preserve">14  </w:t>
-      </w:r>
-      <w:r>
-        <w:t>Limites : ce que SIPDMS ne sait pas faire</w:t>
-      </w:r>
-      <w:bookmarkEnd w:id="62"/>
-    </w:p>
-    <w:p>
-      <w:pPr>
-        <w:spacing w:after="130"/>
-      </w:pPr>
-      <w:r>
-        <w:t xml:space="preserve">Nous considérons cette honnêteté comme </w:t>
-      </w:r>
-      <w:r>
-        <w:rPr>
-          <w:b/>
-          <w:bCs/>
-        </w:rPr>
-        <w:t>une force</w:t>
-      </w:r>
-      <w:r>
-        <w:t xml:space="preserve"> du projet. Voici nos limites principales.</w:t>
-      </w:r>
-    </w:p>
-    <w:p>
-      <w:pPr>
-        <w:spacing w:after="130"/>
-      </w:pPr>
-      <w:r>
-        <w:rPr>
-          <w:b/>
-          <w:bCs/>
-        </w:rPr>
-        <w:t xml:space="preserve">Prototype, pas système industriel.</w:t>
-      </w:r>
-      <w:r>
-        <w:t xml:space="preserve"> Nous avons un prototype et une expérimentation simulée, pas une solution prête à déployer.</w:t>
-      </w:r>
-    </w:p>
-    <w:p>
-      <w:pPr>
-        <w:spacing w:after="130"/>
-      </w:pPr>
-      <w:r>
-        <w:rPr>
-          <w:b/>
-          <w:bCs/>
-        </w:rPr>
-        <w:t xml:space="preserve">Des résultats simulés.</w:t>
-      </w:r>
-      <w:r>
-        <w:t xml:space="preserve"> Les chiffres du chapitre 12 valent pour notre simulation et nos hypothèses, pas pour un vrai établissement.</w:t>
-      </w:r>
-    </w:p>
-    <w:p>
-      <w:pPr>
-        <w:spacing w:after="130"/>
-      </w:pPr>
-      <w:r>
-        <w:rPr>
-          <w:b/>
-          <w:bCs/>
-        </w:rPr>
-        <w:t xml:space="preserve">Le langage reste difficile.</w:t>
-      </w:r>
-      <w:r>
-        <w:t xml:space="preserve"> Ambiguïtés, ironie, camfranglais, fautes, textes retranscrits par un adulte : autant de sources d'erreur, que nous testerons.</w:t>
-      </w:r>
-    </w:p>
-    <w:p>
-      <w:pPr>
-        <w:spacing w:after="130"/>
-      </w:pPr>
-      <w:r>
-        <w:rPr>
-          <w:b/>
-          <w:bCs/>
-        </w:rPr>
-        <w:t xml:space="preserve">Seuls les signalements remontent.</w:t>
-      </w:r>
-      <w:r>
-        <w:t xml:space="preserve"> Les élèves qui n'osent pas parler ou ne croient pas au dispositif resteront invisibles : la confiance se construit avec les adultes, pas avec un logiciel.</w:t>
-      </w:r>
-    </w:p>
-    <w:p>
-      <w:pPr>
-        <w:spacing w:after="130"/>
-      </w:pPr>
-      <w:r>
-        <w:rPr>
-          <w:b/>
-          <w:bCs/>
-        </w:rPr>
-        <w:t xml:space="preserve">Faux positifs et faux négatifs.</w:t>
-      </w:r>
-      <w:r>
-        <w:t xml:space="preserve"> Aucun seuil ne supprime les deux. Nous préférons une alerte de plus à vérifier qu'une situation grave ratée, au prix d'un temps de vérification.</w:t>
-      </w:r>
-    </w:p>
-    <w:p>
-      <w:pPr>
-        <w:spacing w:after="130"/>
-      </w:pPr>
-      <w:r>
-        <w:rPr>
-          <w:b/>
-          <w:bCs/>
-        </w:rPr>
-        <w:t xml:space="preserve">Charge pour le personnel.</w:t>
-      </w:r>
-      <w:r>
-        <w:t xml:space="preserve"> Un système n'a de valeur que si des adultes disponibles et formés traitent les alertes.</w:t>
-      </w:r>
-    </w:p>
-    <w:p>
-      <w:pPr>
-        <w:spacing w:after="130"/>
-      </w:pPr>
-      <w:r>
-        <w:rPr>
-          <w:b/>
-          <w:bCs/>
-        </w:rPr>
-        <w:t xml:space="preserve">La technologie ne remplace pas la relation.</w:t>
-      </w:r>
-      <w:r>
-        <w:t xml:space="preserve"> Prévenir passe d'abord par la présence, l'écoute et l'éducation : SIPDMS aide ces adultes, il ne les remplace pas.</w:t>
-      </w:r>
-    </w:p>
-    <w:p>
-      <w:pPr>
-        <w:pStyle w:val="Titre1"/>
-      </w:pPr>
-      <w:bookmarkStart w:id="63" w:name="toc43"/>
-      <w:r>
-        <w:rPr>
-          <w:color w:val="D4A93C"/>
-        </w:rPr>
-        <w:lastRenderedPageBreak/>
-        <w:t xml:space="preserve">15  </w:t>
-      </w:r>
-      <w:r>
-        <w:t>Faisabilité technique et architecture technique</w:t>
-      </w:r>
-      <w:bookmarkEnd w:id="63"/>
-    </w:p>
-    <w:p>
-      <w:pPr>
-        <w:spacing w:after="130"/>
-      </w:pPr>
-      <w:r>
-        <w:t xml:space="preserve">Ce projet est </w:t>
-      </w:r>
-      <w:r>
-        <w:rPr>
-          <w:b/>
-          <w:bCs/>
-        </w:rPr>
-        <w:t>ambitieux mais réalisable sous forme de prototype</w:t>
-      </w:r>
-      <w:r>
-        <w:t xml:space="preserve"> par des élèves de Terminale, parce qu'il repose sur des briques modulaires, libres d'accès, et sur des données que nous savons simuler.</w:t>
-      </w:r>
-    </w:p>
-    <w:p>
-      <w:pPr>
-        <w:pStyle w:val="Titre2"/>
-      </w:pPr>
-      <w:bookmarkStart w:id="65" w:name="toc44"/>
-      <w:r>
         <w:t>Pourquoi c'est réalisable</w:t>
       </w:r>
-      <w:bookmarkEnd w:id="65"/>
+      <w:bookmarkEnd w:id="56"/>
     </w:p>
     <w:p>
       <w:pPr>
@@ -6552,7 +7215,23 @@
         <w:t>Langage et bibliothèques courants</w:t>
       </w:r>
       <w:r>
-        <w:t xml:space="preserve"> : Python, pandas, scikit-learn, et des modèles d'embeddings déjà entraînés ;</w:t>
+        <w:t xml:space="preserve"> : Python, pandas, </w:t>
+      </w:r>
+      <w:proofErr w:type="spellStart"/>
+      <w:r>
+        <w:t>scikit-learn</w:t>
+      </w:r>
+      <w:proofErr w:type="spellEnd"/>
+      <w:r>
+        <w:t>, et des modèles d'</w:t>
+      </w:r>
+      <w:proofErr w:type="spellStart"/>
+      <w:r>
+        <w:t>embeddings</w:t>
+      </w:r>
+      <w:proofErr w:type="spellEnd"/>
+      <w:r>
+        <w:t xml:space="preserve"> déjà entraînés ;</w:t>
       </w:r>
     </w:p>
     <w:p>
@@ -6619,11 +7298,11 @@
       <w:pPr>
         <w:pStyle w:val="Titre2"/>
       </w:pPr>
-      <w:bookmarkStart w:id="66" w:name="toc45"/>
+      <w:bookmarkStart w:id="57" w:name="toc45"/>
       <w:r>
         <w:t>Contexte local : électricité et connexion</w:t>
       </w:r>
-      <w:bookmarkEnd w:id="66"/>
+      <w:bookmarkEnd w:id="57"/>
     </w:p>
     <w:p>
       <w:pPr>
@@ -6657,11 +7336,11 @@
       <w:pPr>
         <w:pStyle w:val="Titre2"/>
       </w:pPr>
-      <w:bookmarkStart w:id="67" w:name="toc46"/>
+      <w:bookmarkStart w:id="58" w:name="toc46"/>
       <w:r>
         <w:t>Répartition du travail dans l'équipe</w:t>
       </w:r>
-      <w:bookmarkEnd w:id="67"/>
+      <w:bookmarkEnd w:id="58"/>
     </w:p>
     <w:p>
       <w:pPr>
@@ -6725,26 +7404,34 @@
       <w:pPr>
         <w:pStyle w:val="Titre2"/>
       </w:pPr>
-      <w:bookmarkStart w:id="68" w:name="toc47"/>
-      <w:r>
-        <w:lastRenderedPageBreak/>
+      <w:bookmarkStart w:id="59" w:name="toc47"/>
+      <w:r>
         <w:t>Ce qui sera démontré en direct</w:t>
       </w:r>
-      <w:bookmarkEnd w:id="68"/>
+      <w:bookmarkEnd w:id="59"/>
     </w:p>
     <w:p>
       <w:pPr>
         <w:spacing w:after="130"/>
       </w:pPr>
       <w:r>
-        <w:t>En cinq minutes : un signalement saisi à la borne, la réception des deux autres, la tendance détectée avec ses raisons, la carte de chaleur, puis un pass resté ouvert et sa vérification de bien-être. Le tout sur données simulées, signalées comme telles à l'écran.</w:t>
+        <w:t xml:space="preserve">En cinq minutes : un signalement saisi à la borne, la réception des deux autres, la tendance détectée avec ses raisons, la carte de chaleur, puis un </w:t>
+      </w:r>
+      <w:proofErr w:type="spellStart"/>
+      <w:r>
+        <w:t>pass</w:t>
+      </w:r>
+      <w:proofErr w:type="spellEnd"/>
+      <w:r>
+        <w:t xml:space="preserve"> resté ouvert et sa vérification de bien-être. Le tout sur données simulées, signalées comme telles à l'écran.</w:t>
       </w:r>
     </w:p>
     <w:p>
       <w:pPr>
         <w:pStyle w:val="Titre1"/>
       </w:pPr>
-      <w:bookmarkStart w:id="69" w:name="toc48"/>
+      <w:bookmarkStart w:id="60" w:name="toc48"/>
+      <w:proofErr w:type="gramStart"/>
       <w:r>
         <w:rPr>
           <w:color w:val="D4A93C"/>
@@ -6752,9 +7439,13 @@
         <w:t xml:space="preserve">16  </w:t>
       </w:r>
       <w:r>
-        <w:t>Évolution du projet : une roadmap réaliste</w:t>
-      </w:r>
-      <w:bookmarkEnd w:id="69"/>
+        <w:t>Évolution</w:t>
+      </w:r>
+      <w:proofErr w:type="gramEnd"/>
+      <w:r>
+        <w:t xml:space="preserve"> du projet : une roadmap réaliste</w:t>
+      </w:r>
+      <w:bookmarkEnd w:id="60"/>
     </w:p>
     <w:p>
       <w:pPr>
@@ -6784,7 +7475,7 @@
                     </pic:cNvPicPr>
                   </pic:nvPicPr>
                   <pic:blipFill>
-                    <a:blip r:embed="rId30"/>
+                    <a:blip r:embed="rId25"/>
                     <a:srcRect/>
                     <a:stretch>
                       <a:fillRect/>
@@ -6811,7 +7502,7 @@
         <w:spacing w:after="200"/>
         <w:jc w:val="center"/>
       </w:pPr>
-      <w:bookmarkStart w:id="70" w:name="fig23"/>
+      <w:bookmarkStart w:id="61" w:name="fig23"/>
       <w:r>
         <w:rPr>
           <w:b/>
@@ -6822,7 +7513,7 @@
         </w:rPr>
         <w:t>Figure 14</w:t>
       </w:r>
-      <w:bookmarkEnd w:id="70"/>
+      <w:bookmarkEnd w:id="61"/>
       <w:r>
         <w:rPr>
           <w:i/>
@@ -6843,6 +7534,7 @@
           <w:b/>
           <w:bCs/>
         </w:rPr>
+        <w:lastRenderedPageBreak/>
         <w:t>V0 : prototype conceptuel.</w:t>
       </w:r>
       <w:r>
@@ -6866,7 +7558,15 @@
         <w:t>V2 : TALN et similarité sémantique.</w:t>
       </w:r>
       <w:r>
-        <w:t xml:space="preserve"> Embeddings multilingues, test sur un corpus rédigé par l'équipe. </w:t>
+        <w:t xml:space="preserve"> </w:t>
+      </w:r>
+      <w:proofErr w:type="spellStart"/>
+      <w:r>
+        <w:t>Embeddings</w:t>
+      </w:r>
+      <w:proofErr w:type="spellEnd"/>
+      <w:r>
+        <w:t xml:space="preserve"> multilingues, test sur un corpus rédigé par l'équipe. </w:t>
       </w:r>
       <w:r>
         <w:rPr>
@@ -6886,7 +7586,15 @@
         <w:t>V4 : prévention et évaluation.</w:t>
       </w:r>
       <w:r>
-        <w:t xml:space="preserve"> Mesure avant/après, mini-test humain, enquête de climat. </w:t>
+        <w:t xml:space="preserve"> Mesure avant/après, </w:t>
+      </w:r>
+      <w:proofErr w:type="spellStart"/>
+      <w:r>
+        <w:t>mini-test</w:t>
+      </w:r>
+      <w:proofErr w:type="spellEnd"/>
+      <w:r>
+        <w:t xml:space="preserve"> humain, enquête de climat. </w:t>
       </w:r>
       <w:r>
         <w:rPr>
@@ -6900,11 +7608,11 @@
       <w:pPr>
         <w:pStyle w:val="Titre2"/>
       </w:pPr>
-      <w:bookmarkStart w:id="71" w:name="toc49"/>
+      <w:bookmarkStart w:id="62" w:name="toc49"/>
       <w:r>
         <w:t>Le pilote en « mode ombre »</w:t>
       </w:r>
-      <w:bookmarkEnd w:id="71"/>
+      <w:bookmarkEnd w:id="62"/>
     </w:p>
     <w:p>
       <w:pPr>
@@ -6928,11 +7636,11 @@
       <w:pPr>
         <w:pStyle w:val="Titre2"/>
       </w:pPr>
-      <w:bookmarkStart w:id="72" w:name="toc50"/>
+      <w:bookmarkStart w:id="63" w:name="toc50"/>
       <w:r>
         <w:t>La vidéo : extension avancée, jamais le cœur</w:t>
       </w:r>
-      <w:bookmarkEnd w:id="72"/>
+      <w:bookmarkEnd w:id="63"/>
     </w:p>
     <w:p>
       <w:pPr>
@@ -6946,7 +7654,7 @@
           <w:b/>
           <w:bCs/>
         </w:rPr>
-        <w:t xml:space="preserve">sans caméra</w:t>
+        <w:t>sans caméra</w:t>
       </w:r>
       <w:r>
         <w:t xml:space="preserve">. La vidéo n'est envisagée qu'en V5 : </w:t>
@@ -6956,7 +7664,7 @@
           <w:b/>
           <w:bCs/>
         </w:rPr>
-        <w:t xml:space="preserve">pas de reconnaissance faciale</w:t>
+        <w:t>pas de reconnaissance faciale</w:t>
       </w:r>
       <w:r>
         <w:t xml:space="preserve">, pas d'identification d'élèves, traitement </w:t>
@@ -6966,10 +7674,10 @@
           <w:b/>
           <w:bCs/>
         </w:rPr>
-        <w:t xml:space="preserve">sur place</w:t>
-      </w:r>
-      <w:r>
-        <w:t xml:space="preserve">, conservation minimale, sorties anonymisées (« 13 h 05, zone B, regroupement inhabituel, 12 personnes »). Elle exigerait un cadre juridique, l'accord de l'établissement et des parents et une validation éthique ; les détections visuelles de bagarre confondent d'ailleurs jeu, sport et bousculade.</w:t>
+        <w:t>sur place</w:t>
+      </w:r>
+      <w:r>
+        <w:t>, conservation minimale, sorties anonymisées (« 13 h 05, zone B, regroupement inhabituel, 12 personnes »). Elle exigerait un cadre juridique, l'accord de l'établissement et des parents et une validation éthique ; les détections visuelles de bagarre confondent d'ailleurs jeu, sport et bousculade.</w:t>
       </w:r>
     </w:p>
     <w:p>
@@ -6977,7 +7685,8 @@
         <w:pStyle w:val="Titre1"/>
         <w:pageBreakBefore/>
       </w:pPr>
-      <w:bookmarkStart w:id="74" w:name="toc52"/>
+      <w:bookmarkStart w:id="64" w:name="toc52"/>
+      <w:proofErr w:type="gramStart"/>
       <w:r>
         <w:rPr>
           <w:color w:val="D4A93C"/>
@@ -6988,7 +7697,8 @@
       <w:r>
         <w:t>Conclusion</w:t>
       </w:r>
-      <w:bookmarkEnd w:id="74"/>
+      <w:bookmarkEnd w:id="64"/>
+      <w:proofErr w:type="gramEnd"/>
     </w:p>
     <w:p>
       <w:pPr>
@@ -7104,7 +7814,7 @@
           <w:b/>
           <w:bCs/>
         </w:rPr>
-        <w:t xml:space="preserve">Pour aller plus loin : le site du projet</w:t>
+        <w:t>Pour aller plus loin : le site du projet</w:t>
       </w:r>
     </w:p>
     <w:p>
@@ -7128,7 +7838,7 @@
           <w:b/>
           <w:bCs/>
         </w:rPr>
-        <w:t xml:space="preserve">FAQ du jury</w:t>
+        <w:t>FAQ du jury</w:t>
       </w:r>
       <w:r>
         <w:t xml:space="preserve"> (15 questions), </w:t>
@@ -7138,7 +7848,7 @@
           <w:b/>
           <w:bCs/>
         </w:rPr>
-        <w:t xml:space="preserve">charte d'usage</w:t>
+        <w:t>charte d'usage</w:t>
       </w:r>
       <w:r>
         <w:t xml:space="preserve">, </w:t>
@@ -7148,7 +7858,7 @@
           <w:b/>
           <w:bCs/>
         </w:rPr>
-        <w:t xml:space="preserve">mini-enquête anonyme</w:t>
+        <w:t>mini-enquête anonyme</w:t>
       </w:r>
       <w:r>
         <w:t xml:space="preserve">, </w:t>
@@ -7158,8 +7868,17 @@
           <w:b/>
           <w:bCs/>
         </w:rPr>
-        <w:t xml:space="preserve">fiche de passation du mini-test</w:t>
-      </w:r>
+        <w:t xml:space="preserve">fiche de passation du </w:t>
+      </w:r>
+      <w:proofErr w:type="spellStart"/>
+      <w:r>
+        <w:rPr>
+          <w:b/>
+          <w:bCs/>
+        </w:rPr>
+        <w:t>mini-test</w:t>
+      </w:r>
+      <w:proofErr w:type="spellEnd"/>
       <w:r>
         <w:t xml:space="preserve">, </w:t>
       </w:r>
@@ -7168,7 +7887,7 @@
           <w:b/>
           <w:bCs/>
         </w:rPr>
-        <w:t xml:space="preserve">guide de soutenance</w:t>
+        <w:t>guide de soutenance</w:t>
       </w:r>
       <w:r>
         <w:t xml:space="preserve">, </w:t>
@@ -7178,7 +7897,7 @@
           <w:b/>
           <w:bCs/>
         </w:rPr>
-        <w:t xml:space="preserve">glossaire</w:t>
+        <w:t>glossaire</w:t>
       </w:r>
       <w:r>
         <w:t xml:space="preserve">, </w:t>
@@ -7188,7 +7907,7 @@
           <w:b/>
           <w:bCs/>
         </w:rPr>
-        <w:t xml:space="preserve">reproduction de l'expérience</w:t>
+        <w:t>reproduction de l'expérience</w:t>
       </w:r>
       <w:r>
         <w:t xml:space="preserve"> (script et esquisse de la brique sémantique) et </w:t>
@@ -7198,28 +7917,32 @@
           <w:b/>
           <w:bCs/>
         </w:rPr>
-        <w:t xml:space="preserve">sources complètes</w:t>
-      </w:r>
-      <w:r>
-        <w:t xml:space="preserve">.</w:t>
+        <w:t>sources complètes</w:t>
+      </w:r>
+      <w:r>
+        <w:t>.</w:t>
       </w:r>
     </w:p>
     <w:p>
       <w:pPr>
         <w:pStyle w:val="Titre1"/>
       </w:pPr>
-      <w:bookmarkStart w:id="75" w:name="toc53"/>
+      <w:bookmarkStart w:id="65" w:name="toc53"/>
+      <w:proofErr w:type="gramStart"/>
       <w:r>
         <w:rPr>
           <w:color w:val="D4A93C"/>
         </w:rPr>
-        <w:lastRenderedPageBreak/>
         <w:t xml:space="preserve">18  </w:t>
       </w:r>
       <w:r>
-        <w:t>Sources et références</w:t>
-      </w:r>
-      <w:bookmarkEnd w:id="75"/>
+        <w:t>Sources</w:t>
+      </w:r>
+      <w:proofErr w:type="gramEnd"/>
+      <w:r>
+        <w:t xml:space="preserve"> et références</w:t>
+      </w:r>
+      <w:bookmarkEnd w:id="65"/>
     </w:p>
     <w:p>
       <w:pPr>
@@ -7259,6 +7982,7 @@
         </w:rPr>
         <w:t xml:space="preserve">UNESCO (2019). </w:t>
       </w:r>
+      <w:proofErr w:type="spellStart"/>
       <w:r>
         <w:rPr>
           <w:i/>
@@ -7266,28 +7990,9 @@
           <w:sz w:val="19"/>
           <w:szCs w:val="19"/>
         </w:rPr>
-        <w:t>Behind the numbers: Ending school violence and bullying</w:t>
-      </w:r>
-      <w:r>
-        <w:rPr>
-          <w:sz w:val="19"/>
-          <w:szCs w:val="19"/>
-        </w:rPr>
-        <w:t>. Paris : UNESCO. 32 % des élèves victimes de harcèlement par leurs pairs au cours du dernier mois ; 48,2 % en Afrique subsaharienne ; données de 144 pays et territoires. https://unesdoc.unesco.org/ark:/48223/pf0000366483</w:t>
-      </w:r>
-    </w:p>
-    <w:p>
-      <w:pPr>
-        <w:spacing w:after="90" w:line="260" w:lineRule="auto"/>
-        <w:ind w:left="360" w:hanging="360"/>
-      </w:pPr>
-      <w:r>
-        <w:rPr>
-          <w:sz w:val="19"/>
-          <w:szCs w:val="19"/>
-        </w:rPr>
-        <w:t xml:space="preserve">UNESCO (2019). </w:t>
-      </w:r>
+        <w:t>Behind</w:t>
+      </w:r>
+      <w:proofErr w:type="spellEnd"/>
       <w:r>
         <w:rPr>
           <w:i/>
@@ -7295,34 +8000,10 @@
           <w:sz w:val="19"/>
           <w:szCs w:val="19"/>
         </w:rPr>
-        <w:t>School violence and bullying a major global issue, new UNESCO publication finds</w:t>
-      </w:r>
-      <w:r>
-        <w:rPr>
-          <w:sz w:val="19"/>
-          <w:szCs w:val="19"/>
-        </w:rPr>
-        <w:t xml:space="preserve"> (communiqué). https://www.unesco.org/en/articles/school-violence-and-bullying-major-global-issue-new-unesco-publication-finds</w:t>
-      </w:r>
-    </w:p>
-    <w:p>
-      <w:pPr>
-        <w:spacing w:after="90" w:line="260" w:lineRule="auto"/>
-        <w:ind w:left="360" w:hanging="360"/>
-      </w:pPr>
-      <w:r>
-        <w:rPr>
-          <w:sz w:val="19"/>
-          <w:szCs w:val="19"/>
-        </w:rPr>
-        <w:t>Analyse multi-pays de la victimisation par harcèlement chez les adolescents scolarisés en Afrique subsaharienne, données GSHS 2010–2017, 11 pays, 25 454 élèves, prévalence globale 38,8 %. PubMed Central, PMC8252267. https://www.ncbi.nlm.nih.gov/pmc/articles/PMC8252267/</w:t>
-      </w:r>
-    </w:p>
-    <w:p>
-      <w:pPr>
-        <w:spacing w:after="90" w:line="260" w:lineRule="auto"/>
-        <w:ind w:left="360" w:hanging="360"/>
-      </w:pPr>
+        <w:t xml:space="preserve"> the </w:t>
+      </w:r>
+      <w:proofErr w:type="spellStart"/>
+      <w:proofErr w:type="gramStart"/>
       <w:r>
         <w:rPr>
           <w:i/>
@@ -7330,28 +8011,9 @@
           <w:sz w:val="19"/>
           <w:szCs w:val="19"/>
         </w:rPr>
-        <w:t>Violences genrées en milieu scolaire au Cameroun (2015–2024) : une analyse documentaire</w:t>
-      </w:r>
-      <w:r>
-        <w:rPr>
-          <w:sz w:val="19"/>
-          <w:szCs w:val="19"/>
-        </w:rPr>
-        <w:t>. European Scientific Journal, 2025. https://eujournal.org/index.php/esj/article/view/19596</w:t>
-      </w:r>
-    </w:p>
-    <w:p>
-      <w:pPr>
-        <w:spacing w:after="90" w:line="260" w:lineRule="auto"/>
-        <w:ind w:left="360" w:hanging="360"/>
-      </w:pPr>
-      <w:r>
-        <w:rPr>
-          <w:sz w:val="19"/>
-          <w:szCs w:val="19"/>
-        </w:rPr>
-        <w:t xml:space="preserve">Cameroon Tribune (2022). </w:t>
-      </w:r>
+        <w:t>numbers</w:t>
+      </w:r>
+      <w:proofErr w:type="spellEnd"/>
       <w:r>
         <w:rPr>
           <w:i/>
@@ -7359,36 +8021,9 @@
           <w:sz w:val="19"/>
           <w:szCs w:val="19"/>
         </w:rPr>
-        <w:t>Violences en milieu scolaire : la cote d'alerte !</w:t>
-      </w:r>
-      <w:r>
-        <w:rPr>
-          <w:sz w:val="19"/>
-          <w:szCs w:val="19"/>
-        </w:rPr>
-        <w:t xml:space="preserve"> https://www.cameroon-tribune.cm/article.html/47513/fr.html/violences-en-milieu-scolaire-la-cote-dalerte</w:t>
-      </w:r>
-    </w:p>
-    <w:p>
-      <w:pPr>
-        <w:pStyle w:val="Titre3"/>
-      </w:pPr>
-      <w:r>
-        <w:t>Cadre juridique (à valider par un conseil juridique avant tout déploiement)</w:t>
-      </w:r>
-    </w:p>
-    <w:p>
-      <w:pPr>
-        <w:spacing w:after="90" w:line="260" w:lineRule="auto"/>
-        <w:ind w:left="360" w:hanging="360"/>
-      </w:pPr>
-      <w:r>
-        <w:rPr>
-          <w:sz w:val="19"/>
-          <w:szCs w:val="19"/>
-        </w:rPr>
-        <w:t xml:space="preserve">République du Cameroun (2024). </w:t>
-      </w:r>
+        <w:t>:</w:t>
+      </w:r>
+      <w:proofErr w:type="gramEnd"/>
       <w:r>
         <w:rPr>
           <w:i/>
@@ -7396,28 +8031,9 @@
           <w:sz w:val="19"/>
           <w:szCs w:val="19"/>
         </w:rPr>
-        <w:t>Loi n° 2024/017 du 23 décembre 2024 relative à la protection des données à caractère personnel au Cameroun</w:t>
-      </w:r>
-      <w:r>
-        <w:rPr>
-          <w:sz w:val="19"/>
-          <w:szCs w:val="19"/>
-        </w:rPr>
-        <w:t>. Texte : https://www.juriafrica.com/lex/link/loi-2024-017-23-decembre-2024/56221.htm</w:t>
-      </w:r>
-    </w:p>
-    <w:p>
-      <w:pPr>
-        <w:spacing w:after="90" w:line="260" w:lineRule="auto"/>
-        <w:ind w:left="360" w:hanging="360"/>
-      </w:pPr>
-      <w:r>
-        <w:rPr>
-          <w:sz w:val="19"/>
-          <w:szCs w:val="19"/>
-        </w:rPr>
-        <w:t xml:space="preserve">République du Cameroun (2010). </w:t>
-      </w:r>
+        <w:t xml:space="preserve"> </w:t>
+      </w:r>
+      <w:proofErr w:type="spellStart"/>
       <w:r>
         <w:rPr>
           <w:i/>
@@ -7425,36 +8041,9 @@
           <w:sz w:val="19"/>
           <w:szCs w:val="19"/>
         </w:rPr>
-        <w:t>Loi n° 2010/012 du 21 décembre 2010 relative à la cybersécurité et à la cybercriminalité au Cameroun</w:t>
-      </w:r>
-      <w:r>
-        <w:rPr>
-          <w:sz w:val="19"/>
-          <w:szCs w:val="19"/>
-        </w:rPr>
-        <w:t>.</w:t>
-      </w:r>
-    </w:p>
-    <w:p>
-      <w:pPr>
-        <w:pStyle w:val="Titre3"/>
-      </w:pPr>
-      <w:r>
-        <w:t>Méthodes d'IA et de prévention</w:t>
-      </w:r>
-    </w:p>
-    <w:p>
-      <w:pPr>
-        <w:spacing w:after="90" w:line="260" w:lineRule="auto"/>
-        <w:ind w:left="360" w:hanging="360"/>
-      </w:pPr>
-      <w:r>
-        <w:rPr>
-          <w:sz w:val="19"/>
-          <w:szCs w:val="19"/>
-        </w:rPr>
-        <w:t xml:space="preserve">Reimers, N. et Gurevych, I. (2019). Sentence-BERT: Sentence Embeddings using Siamese BERT-Networks. </w:t>
-      </w:r>
+        <w:t>Ending</w:t>
+      </w:r>
+      <w:proofErr w:type="spellEnd"/>
       <w:r>
         <w:rPr>
           <w:i/>
@@ -7462,28 +8051,9 @@
           <w:sz w:val="19"/>
           <w:szCs w:val="19"/>
         </w:rPr>
-        <w:t>EMNLP-IJCNLP 2019</w:t>
-      </w:r>
-      <w:r>
-        <w:rPr>
-          <w:sz w:val="19"/>
-          <w:szCs w:val="19"/>
-        </w:rPr>
-        <w:t>.</w:t>
-      </w:r>
-    </w:p>
-    <w:p>
-      <w:pPr>
-        <w:spacing w:after="90" w:line="260" w:lineRule="auto"/>
-        <w:ind w:left="360" w:hanging="360"/>
-      </w:pPr>
-      <w:r>
-        <w:rPr>
-          <w:sz w:val="19"/>
-          <w:szCs w:val="19"/>
-        </w:rPr>
-        <w:t xml:space="preserve">Reimers, N. et Gurevych, I. (2020). Making Monolingual Sentence Embeddings Multilingual using Knowledge Distillation. </w:t>
-      </w:r>
+        <w:t xml:space="preserve"> </w:t>
+      </w:r>
+      <w:proofErr w:type="spellStart"/>
       <w:r>
         <w:rPr>
           <w:i/>
@@ -7491,28 +8061,9 @@
           <w:sz w:val="19"/>
           <w:szCs w:val="19"/>
         </w:rPr>
-        <w:t>EMNLP 2020</w:t>
-      </w:r>
-      <w:r>
-        <w:rPr>
-          <w:sz w:val="19"/>
-          <w:szCs w:val="19"/>
-        </w:rPr>
-        <w:t>.</w:t>
-      </w:r>
-    </w:p>
-    <w:p>
-      <w:pPr>
-        <w:spacing w:after="90" w:line="260" w:lineRule="auto"/>
-        <w:ind w:left="360" w:hanging="360"/>
-      </w:pPr>
-      <w:r>
-        <w:rPr>
-          <w:sz w:val="19"/>
-          <w:szCs w:val="19"/>
-        </w:rPr>
-        <w:t xml:space="preserve">Chandola, V., Banerjee, A. et Kumar, V. (2009). Anomaly detection: A survey. </w:t>
-      </w:r>
+        <w:t>school</w:t>
+      </w:r>
+      <w:proofErr w:type="spellEnd"/>
       <w:r>
         <w:rPr>
           <w:i/>
@@ -7520,28 +8071,9 @@
           <w:sz w:val="19"/>
           <w:szCs w:val="19"/>
         </w:rPr>
-        <w:t>ACM Computing Surveys</w:t>
-      </w:r>
-      <w:r>
-        <w:rPr>
-          <w:sz w:val="19"/>
-          <w:szCs w:val="19"/>
-        </w:rPr>
-        <w:t>, 41(3).</w:t>
-      </w:r>
-    </w:p>
-    <w:p>
-      <w:pPr>
-        <w:spacing w:after="90" w:line="260" w:lineRule="auto"/>
-        <w:ind w:left="360" w:hanging="360"/>
-      </w:pPr>
-      <w:r>
-        <w:rPr>
-          <w:sz w:val="19"/>
-          <w:szCs w:val="19"/>
-        </w:rPr>
-        <w:t xml:space="preserve">Weisburd, D. (2015). The law of crime concentration and the criminology of place. </w:t>
-      </w:r>
+        <w:t xml:space="preserve"> violence and </w:t>
+      </w:r>
+      <w:proofErr w:type="spellStart"/>
       <w:r>
         <w:rPr>
           <w:i/>
@@ -7549,14 +8081,15 @@
           <w:sz w:val="19"/>
           <w:szCs w:val="19"/>
         </w:rPr>
-        <w:t>Criminology</w:t>
-      </w:r>
+        <w:t>bullying</w:t>
+      </w:r>
+      <w:proofErr w:type="spellEnd"/>
       <w:r>
         <w:rPr>
           <w:sz w:val="19"/>
           <w:szCs w:val="19"/>
         </w:rPr>
-        <w:t>, 53(2), 133–157.</w:t>
+        <w:t>. Paris : UNESCO. 32 % des élèves victimes de harcèlement par leurs pairs au cours du dernier mois ; 48,2 % en Afrique subsaharienne ; données de 144 pays et territoires. https://unesdoc.unesco.org/ark:/48223/pf0000366483</w:t>
       </w:r>
     </w:p>
     <w:p>
@@ -7569,7 +8102,7 @@
           <w:sz w:val="19"/>
           <w:szCs w:val="19"/>
         </w:rPr>
-        <w:t xml:space="preserve">Lum, K. et Isaac, W. (2016). To predict and serve? </w:t>
+        <w:t xml:space="preserve">UNESCO (2019). </w:t>
       </w:r>
       <w:r>
         <w:rPr>
@@ -7578,28 +8111,9 @@
           <w:sz w:val="19"/>
           <w:szCs w:val="19"/>
         </w:rPr>
-        <w:t>Significance</w:t>
-      </w:r>
-      <w:r>
-        <w:rPr>
-          <w:sz w:val="19"/>
-          <w:szCs w:val="19"/>
-        </w:rPr>
-        <w:t>, 13(5), 14–19.</w:t>
-      </w:r>
-    </w:p>
-    <w:p>
-      <w:pPr>
-        <w:spacing w:after="90" w:line="260" w:lineRule="auto"/>
-        <w:ind w:left="360" w:hanging="360"/>
-      </w:pPr>
-      <w:r>
-        <w:rPr>
-          <w:sz w:val="19"/>
-          <w:szCs w:val="19"/>
-        </w:rPr>
-        <w:t xml:space="preserve">OMS (2016). </w:t>
-      </w:r>
+        <w:t xml:space="preserve">School violence and </w:t>
+      </w:r>
+      <w:proofErr w:type="spellStart"/>
       <w:r>
         <w:rPr>
           <w:i/>
@@ -7607,36 +8121,9 @@
           <w:sz w:val="19"/>
           <w:szCs w:val="19"/>
         </w:rPr>
-        <w:t>INSPIRE : sept stratégies pour mettre fin à la violence contre les enfants</w:t>
-      </w:r>
-      <w:r>
-        <w:rPr>
-          <w:sz w:val="19"/>
-          <w:szCs w:val="19"/>
-        </w:rPr>
-        <w:t>. Genève : Organisation mondiale de la santé.</w:t>
-      </w:r>
-    </w:p>
-    <w:p>
-      <w:pPr>
-        <w:pStyle w:val="Titre3"/>
-      </w:pPr>
-      <w:r>
-        <w:t>Données produites par l'équipe</w:t>
-      </w:r>
-    </w:p>
-    <w:p>
-      <w:pPr>
-        <w:spacing w:after="90" w:line="260" w:lineRule="auto"/>
-        <w:ind w:left="360" w:hanging="360"/>
-      </w:pPr>
-      <w:r>
-        <w:rPr>
-          <w:sz w:val="19"/>
-          <w:szCs w:val="19"/>
-        </w:rPr>
-        <w:t xml:space="preserve">Simulation du lycée (script </w:t>
-      </w:r>
+        <w:t>bullying</w:t>
+      </w:r>
+      <w:proofErr w:type="spellEnd"/>
       <w:r>
         <w:rPr>
           <w:i/>
@@ -7644,35 +8131,778 @@
           <w:sz w:val="19"/>
           <w:szCs w:val="19"/>
         </w:rPr>
-        <w:t>simulation.py</w:t>
-      </w:r>
-      <w:r>
-        <w:rPr>
+        <w:t xml:space="preserve"> a major global issue, new UNESCO publication </w:t>
+      </w:r>
+      <w:proofErr w:type="spellStart"/>
+      <w:r>
+        <w:rPr>
+          <w:i/>
+          <w:iCs/>
           <w:sz w:val="19"/>
           <w:szCs w:val="19"/>
         </w:rPr>
-        <w:t xml:space="preserve">, 30 simulations, graines 1000 à 1029). </w:t>
-      </w:r>
-      <w:r>
-        <w:rPr>
-          <w:b/>
-          <w:bCs/>
+        <w:t>finds</w:t>
+      </w:r>
+      <w:proofErr w:type="spellEnd"/>
+      <w:r>
+        <w:rPr>
           <w:sz w:val="19"/>
           <w:szCs w:val="19"/>
         </w:rPr>
-        <w:t>Données synthétiques</w:t>
-      </w:r>
+        <w:t xml:space="preserve"> (communiqué). https://www.unesco.org/en/articles/school-violence-and-bullying-major-global-issue-new-unesco-publication-finds</w:t>
+      </w:r>
+    </w:p>
+    <w:p>
+      <w:pPr>
+        <w:spacing w:after="90" w:line="260" w:lineRule="auto"/>
+        <w:ind w:left="360" w:hanging="360"/>
+      </w:pPr>
       <w:r>
         <w:rPr>
           <w:sz w:val="19"/>
           <w:szCs w:val="19"/>
         </w:rPr>
+        <w:t>Analyse multi-pays de la victimisation par harcèlement chez les adolescents scolarisés en Afrique subsaharienne, données GSHS 2010–2017, 11 pays, 25 454 élèves, prévalence globale 38,8 %. PubMed Central, PMC8252267. https://www.ncbi.nlm.nih.gov/pmc/articles/PMC8252267/</w:t>
+      </w:r>
+    </w:p>
+    <w:p>
+      <w:pPr>
+        <w:spacing w:after="90" w:line="260" w:lineRule="auto"/>
+        <w:ind w:left="360" w:hanging="360"/>
+      </w:pPr>
+      <w:r>
+        <w:rPr>
+          <w:i/>
+          <w:iCs/>
+          <w:sz w:val="19"/>
+          <w:szCs w:val="19"/>
+        </w:rPr>
+        <w:lastRenderedPageBreak/>
+        <w:t>Violences genrées en milieu scolaire au Cameroun (2015–2024) : une analyse documentaire</w:t>
+      </w:r>
+      <w:r>
+        <w:rPr>
+          <w:sz w:val="19"/>
+          <w:szCs w:val="19"/>
+        </w:rPr>
+        <w:t xml:space="preserve">. </w:t>
+      </w:r>
+      <w:proofErr w:type="spellStart"/>
+      <w:r>
+        <w:rPr>
+          <w:sz w:val="19"/>
+          <w:szCs w:val="19"/>
+        </w:rPr>
+        <w:t>European</w:t>
+      </w:r>
+      <w:proofErr w:type="spellEnd"/>
+      <w:r>
+        <w:rPr>
+          <w:sz w:val="19"/>
+          <w:szCs w:val="19"/>
+        </w:rPr>
+        <w:t xml:space="preserve"> Scientific Journal, 2025. https://eujournal.org/index.php/esj/article/view/19596</w:t>
+      </w:r>
+    </w:p>
+    <w:p>
+      <w:pPr>
+        <w:spacing w:after="90" w:line="260" w:lineRule="auto"/>
+        <w:ind w:left="360" w:hanging="360"/>
+      </w:pPr>
+      <w:proofErr w:type="spellStart"/>
+      <w:r>
+        <w:rPr>
+          <w:sz w:val="19"/>
+          <w:szCs w:val="19"/>
+        </w:rPr>
+        <w:t>Cameroon</w:t>
+      </w:r>
+      <w:proofErr w:type="spellEnd"/>
+      <w:r>
+        <w:rPr>
+          <w:sz w:val="19"/>
+          <w:szCs w:val="19"/>
+        </w:rPr>
+        <w:t xml:space="preserve"> Tribune (2022). </w:t>
+      </w:r>
+      <w:r>
+        <w:rPr>
+          <w:i/>
+          <w:iCs/>
+          <w:sz w:val="19"/>
+          <w:szCs w:val="19"/>
+        </w:rPr>
+        <w:t>Violences en milieu scolaire : la cote d'alerte !</w:t>
+      </w:r>
+      <w:r>
+        <w:rPr>
+          <w:sz w:val="19"/>
+          <w:szCs w:val="19"/>
+        </w:rPr>
+        <w:t xml:space="preserve"> https://www.cameroon-tribune.cm/article.html/47513/fr.html/violences-en-milieu-scolaire-la-cote-dalerte</w:t>
+      </w:r>
+    </w:p>
+    <w:p>
+      <w:pPr>
+        <w:pStyle w:val="Titre3"/>
+      </w:pPr>
+      <w:r>
+        <w:t>Cadre juridique (à valider par un conseil juridique avant tout déploiement)</w:t>
+      </w:r>
+    </w:p>
+    <w:p>
+      <w:pPr>
+        <w:spacing w:after="90" w:line="260" w:lineRule="auto"/>
+        <w:ind w:left="360" w:hanging="360"/>
+      </w:pPr>
+      <w:r>
+        <w:rPr>
+          <w:sz w:val="19"/>
+          <w:szCs w:val="19"/>
+        </w:rPr>
+        <w:t xml:space="preserve">République du Cameroun (2024). </w:t>
+      </w:r>
+      <w:r>
+        <w:rPr>
+          <w:i/>
+          <w:iCs/>
+          <w:sz w:val="19"/>
+          <w:szCs w:val="19"/>
+        </w:rPr>
+        <w:t>Loi n° 2024/017 du 23 décembre 2024 relative à la protection des données à caractère personnel au Cameroun</w:t>
+      </w:r>
+      <w:r>
+        <w:rPr>
+          <w:sz w:val="19"/>
+          <w:szCs w:val="19"/>
+        </w:rPr>
+        <w:t>. Texte : https://www.juriafrica.com/lex/link/loi-2024-017-23-decembre-2024/56221.htm</w:t>
+      </w:r>
+    </w:p>
+    <w:p>
+      <w:pPr>
+        <w:spacing w:after="90" w:line="260" w:lineRule="auto"/>
+        <w:ind w:left="360" w:hanging="360"/>
+      </w:pPr>
+      <w:r>
+        <w:rPr>
+          <w:sz w:val="19"/>
+          <w:szCs w:val="19"/>
+        </w:rPr>
+        <w:t xml:space="preserve">République du Cameroun (2010). </w:t>
+      </w:r>
+      <w:r>
+        <w:rPr>
+          <w:i/>
+          <w:iCs/>
+          <w:sz w:val="19"/>
+          <w:szCs w:val="19"/>
+        </w:rPr>
+        <w:t>Loi n° 2010/012 du 21 décembre 2010 relative à la cybersécurité et à la cybercriminalité au Cameroun</w:t>
+      </w:r>
+      <w:r>
+        <w:rPr>
+          <w:sz w:val="19"/>
+          <w:szCs w:val="19"/>
+        </w:rPr>
+        <w:t>.</w:t>
+      </w:r>
+    </w:p>
+    <w:p>
+      <w:pPr>
+        <w:pStyle w:val="Titre3"/>
+      </w:pPr>
+      <w:r>
+        <w:t>Méthodes d'IA et de prévention</w:t>
+      </w:r>
+    </w:p>
+    <w:p>
+      <w:pPr>
+        <w:spacing w:after="90" w:line="260" w:lineRule="auto"/>
+        <w:ind w:left="360" w:hanging="360"/>
+      </w:pPr>
+      <w:r>
+        <w:rPr>
+          <w:sz w:val="19"/>
+          <w:szCs w:val="19"/>
+        </w:rPr>
+        <w:t xml:space="preserve">Reimers, N. et </w:t>
+      </w:r>
+      <w:proofErr w:type="spellStart"/>
+      <w:r>
+        <w:rPr>
+          <w:sz w:val="19"/>
+          <w:szCs w:val="19"/>
+        </w:rPr>
+        <w:t>Gurevych</w:t>
+      </w:r>
+      <w:proofErr w:type="spellEnd"/>
+      <w:r>
+        <w:rPr>
+          <w:sz w:val="19"/>
+          <w:szCs w:val="19"/>
+        </w:rPr>
+        <w:t>, I. (2019). Sentence-</w:t>
+      </w:r>
+      <w:proofErr w:type="gramStart"/>
+      <w:r>
+        <w:rPr>
+          <w:sz w:val="19"/>
+          <w:szCs w:val="19"/>
+        </w:rPr>
+        <w:t>BERT:</w:t>
+      </w:r>
+      <w:proofErr w:type="gramEnd"/>
+      <w:r>
+        <w:rPr>
+          <w:sz w:val="19"/>
+          <w:szCs w:val="19"/>
+        </w:rPr>
+        <w:t xml:space="preserve"> Sentence </w:t>
+      </w:r>
+      <w:proofErr w:type="spellStart"/>
+      <w:r>
+        <w:rPr>
+          <w:sz w:val="19"/>
+          <w:szCs w:val="19"/>
+        </w:rPr>
+        <w:t>Embeddings</w:t>
+      </w:r>
+      <w:proofErr w:type="spellEnd"/>
+      <w:r>
+        <w:rPr>
+          <w:sz w:val="19"/>
+          <w:szCs w:val="19"/>
+        </w:rPr>
+        <w:t xml:space="preserve"> </w:t>
+      </w:r>
+      <w:proofErr w:type="spellStart"/>
+      <w:r>
+        <w:rPr>
+          <w:sz w:val="19"/>
+          <w:szCs w:val="19"/>
+        </w:rPr>
+        <w:t>using</w:t>
+      </w:r>
+      <w:proofErr w:type="spellEnd"/>
+      <w:r>
+        <w:rPr>
+          <w:sz w:val="19"/>
+          <w:szCs w:val="19"/>
+        </w:rPr>
+        <w:t xml:space="preserve"> </w:t>
+      </w:r>
+      <w:proofErr w:type="spellStart"/>
+      <w:r>
+        <w:rPr>
+          <w:sz w:val="19"/>
+          <w:szCs w:val="19"/>
+        </w:rPr>
+        <w:t>Siamese</w:t>
+      </w:r>
+      <w:proofErr w:type="spellEnd"/>
+      <w:r>
+        <w:rPr>
+          <w:sz w:val="19"/>
+          <w:szCs w:val="19"/>
+        </w:rPr>
+        <w:t xml:space="preserve"> BERT-Networks. </w:t>
+      </w:r>
+      <w:r>
+        <w:rPr>
+          <w:i/>
+          <w:iCs/>
+          <w:sz w:val="19"/>
+          <w:szCs w:val="19"/>
+        </w:rPr>
+        <w:t>EMNLP-IJCNLP 2019</w:t>
+      </w:r>
+      <w:r>
+        <w:rPr>
+          <w:sz w:val="19"/>
+          <w:szCs w:val="19"/>
+        </w:rPr>
+        <w:t>.</w:t>
+      </w:r>
+    </w:p>
+    <w:p>
+      <w:pPr>
+        <w:spacing w:after="90" w:line="260" w:lineRule="auto"/>
+        <w:ind w:left="360" w:hanging="360"/>
+      </w:pPr>
+      <w:r>
+        <w:rPr>
+          <w:sz w:val="19"/>
+          <w:szCs w:val="19"/>
+        </w:rPr>
+        <w:t xml:space="preserve">Reimers, N. et </w:t>
+      </w:r>
+      <w:proofErr w:type="spellStart"/>
+      <w:r>
+        <w:rPr>
+          <w:sz w:val="19"/>
+          <w:szCs w:val="19"/>
+        </w:rPr>
+        <w:t>Gurevych</w:t>
+      </w:r>
+      <w:proofErr w:type="spellEnd"/>
+      <w:r>
+        <w:rPr>
+          <w:sz w:val="19"/>
+          <w:szCs w:val="19"/>
+        </w:rPr>
+        <w:t xml:space="preserve">, I. (2020). </w:t>
+      </w:r>
+      <w:proofErr w:type="spellStart"/>
+      <w:r>
+        <w:rPr>
+          <w:sz w:val="19"/>
+          <w:szCs w:val="19"/>
+        </w:rPr>
+        <w:t>Making</w:t>
+      </w:r>
+      <w:proofErr w:type="spellEnd"/>
+      <w:r>
+        <w:rPr>
+          <w:sz w:val="19"/>
+          <w:szCs w:val="19"/>
+        </w:rPr>
+        <w:t xml:space="preserve"> </w:t>
+      </w:r>
+      <w:proofErr w:type="spellStart"/>
+      <w:r>
+        <w:rPr>
+          <w:sz w:val="19"/>
+          <w:szCs w:val="19"/>
+        </w:rPr>
+        <w:t>Monolingual</w:t>
+      </w:r>
+      <w:proofErr w:type="spellEnd"/>
+      <w:r>
+        <w:rPr>
+          <w:sz w:val="19"/>
+          <w:szCs w:val="19"/>
+        </w:rPr>
+        <w:t xml:space="preserve"> Sentence </w:t>
+      </w:r>
+      <w:proofErr w:type="spellStart"/>
+      <w:r>
+        <w:rPr>
+          <w:sz w:val="19"/>
+          <w:szCs w:val="19"/>
+        </w:rPr>
+        <w:t>Embeddings</w:t>
+      </w:r>
+      <w:proofErr w:type="spellEnd"/>
+      <w:r>
+        <w:rPr>
+          <w:sz w:val="19"/>
+          <w:szCs w:val="19"/>
+        </w:rPr>
+        <w:t xml:space="preserve"> </w:t>
+      </w:r>
+      <w:proofErr w:type="spellStart"/>
+      <w:r>
+        <w:rPr>
+          <w:sz w:val="19"/>
+          <w:szCs w:val="19"/>
+        </w:rPr>
+        <w:t>Multilingual</w:t>
+      </w:r>
+      <w:proofErr w:type="spellEnd"/>
+      <w:r>
+        <w:rPr>
+          <w:sz w:val="19"/>
+          <w:szCs w:val="19"/>
+        </w:rPr>
+        <w:t xml:space="preserve"> </w:t>
+      </w:r>
+      <w:proofErr w:type="spellStart"/>
+      <w:r>
+        <w:rPr>
+          <w:sz w:val="19"/>
+          <w:szCs w:val="19"/>
+        </w:rPr>
+        <w:t>using</w:t>
+      </w:r>
+      <w:proofErr w:type="spellEnd"/>
+      <w:r>
+        <w:rPr>
+          <w:sz w:val="19"/>
+          <w:szCs w:val="19"/>
+        </w:rPr>
+        <w:t xml:space="preserve"> </w:t>
+      </w:r>
+      <w:proofErr w:type="spellStart"/>
+      <w:r>
+        <w:rPr>
+          <w:sz w:val="19"/>
+          <w:szCs w:val="19"/>
+        </w:rPr>
+        <w:t>Knowledge</w:t>
+      </w:r>
+      <w:proofErr w:type="spellEnd"/>
+      <w:r>
+        <w:rPr>
+          <w:sz w:val="19"/>
+          <w:szCs w:val="19"/>
+        </w:rPr>
+        <w:t xml:space="preserve"> Distillation. </w:t>
+      </w:r>
+      <w:r>
+        <w:rPr>
+          <w:i/>
+          <w:iCs/>
+          <w:sz w:val="19"/>
+          <w:szCs w:val="19"/>
+        </w:rPr>
+        <w:t>EMNLP 2020</w:t>
+      </w:r>
+      <w:r>
+        <w:rPr>
+          <w:sz w:val="19"/>
+          <w:szCs w:val="19"/>
+        </w:rPr>
+        <w:t>.</w:t>
+      </w:r>
+    </w:p>
+    <w:p>
+      <w:pPr>
+        <w:spacing w:after="90" w:line="260" w:lineRule="auto"/>
+        <w:ind w:left="360" w:hanging="360"/>
+      </w:pPr>
+      <w:r>
+        <w:rPr>
+          <w:sz w:val="19"/>
+          <w:szCs w:val="19"/>
+        </w:rPr>
+        <w:t xml:space="preserve">Chandola, V., Banerjee, A. et Kumar, V. (2009). </w:t>
+      </w:r>
+      <w:proofErr w:type="spellStart"/>
+      <w:r>
+        <w:rPr>
+          <w:sz w:val="19"/>
+          <w:szCs w:val="19"/>
+        </w:rPr>
+        <w:t>Anomaly</w:t>
+      </w:r>
+      <w:proofErr w:type="spellEnd"/>
+      <w:r>
+        <w:rPr>
+          <w:sz w:val="19"/>
+          <w:szCs w:val="19"/>
+        </w:rPr>
+        <w:t xml:space="preserve"> </w:t>
+      </w:r>
+      <w:proofErr w:type="spellStart"/>
+      <w:proofErr w:type="gramStart"/>
+      <w:r>
+        <w:rPr>
+          <w:sz w:val="19"/>
+          <w:szCs w:val="19"/>
+        </w:rPr>
+        <w:t>detection</w:t>
+      </w:r>
+      <w:proofErr w:type="spellEnd"/>
+      <w:r>
+        <w:rPr>
+          <w:sz w:val="19"/>
+          <w:szCs w:val="19"/>
+        </w:rPr>
+        <w:t>:</w:t>
+      </w:r>
+      <w:proofErr w:type="gramEnd"/>
+      <w:r>
+        <w:rPr>
+          <w:sz w:val="19"/>
+          <w:szCs w:val="19"/>
+        </w:rPr>
+        <w:t xml:space="preserve"> A </w:t>
+      </w:r>
+      <w:proofErr w:type="spellStart"/>
+      <w:r>
+        <w:rPr>
+          <w:sz w:val="19"/>
+          <w:szCs w:val="19"/>
+        </w:rPr>
+        <w:t>survey</w:t>
+      </w:r>
+      <w:proofErr w:type="spellEnd"/>
+      <w:r>
+        <w:rPr>
+          <w:sz w:val="19"/>
+          <w:szCs w:val="19"/>
+        </w:rPr>
+        <w:t xml:space="preserve">. </w:t>
+      </w:r>
+      <w:r>
+        <w:rPr>
+          <w:i/>
+          <w:iCs/>
+          <w:sz w:val="19"/>
+          <w:szCs w:val="19"/>
+        </w:rPr>
+        <w:t xml:space="preserve">ACM </w:t>
+      </w:r>
+      <w:proofErr w:type="spellStart"/>
+      <w:r>
+        <w:rPr>
+          <w:i/>
+          <w:iCs/>
+          <w:sz w:val="19"/>
+          <w:szCs w:val="19"/>
+        </w:rPr>
+        <w:t>Computing</w:t>
+      </w:r>
+      <w:proofErr w:type="spellEnd"/>
+      <w:r>
+        <w:rPr>
+          <w:i/>
+          <w:iCs/>
+          <w:sz w:val="19"/>
+          <w:szCs w:val="19"/>
+        </w:rPr>
+        <w:t xml:space="preserve"> </w:t>
+      </w:r>
+      <w:proofErr w:type="spellStart"/>
+      <w:r>
+        <w:rPr>
+          <w:i/>
+          <w:iCs/>
+          <w:sz w:val="19"/>
+          <w:szCs w:val="19"/>
+        </w:rPr>
+        <w:t>Surveys</w:t>
+      </w:r>
+      <w:proofErr w:type="spellEnd"/>
+      <w:r>
+        <w:rPr>
+          <w:sz w:val="19"/>
+          <w:szCs w:val="19"/>
+        </w:rPr>
+        <w:t>, 41(3).</w:t>
+      </w:r>
+    </w:p>
+    <w:p>
+      <w:pPr>
+        <w:spacing w:after="90" w:line="260" w:lineRule="auto"/>
+        <w:ind w:left="360" w:hanging="360"/>
+      </w:pPr>
+      <w:proofErr w:type="spellStart"/>
+      <w:r>
+        <w:rPr>
+          <w:sz w:val="19"/>
+          <w:szCs w:val="19"/>
+        </w:rPr>
+        <w:t>Weisburd</w:t>
+      </w:r>
+      <w:proofErr w:type="spellEnd"/>
+      <w:r>
+        <w:rPr>
+          <w:sz w:val="19"/>
+          <w:szCs w:val="19"/>
+        </w:rPr>
+        <w:t xml:space="preserve">, D. (2015). The </w:t>
+      </w:r>
+      <w:proofErr w:type="spellStart"/>
+      <w:r>
+        <w:rPr>
+          <w:sz w:val="19"/>
+          <w:szCs w:val="19"/>
+        </w:rPr>
+        <w:t>law</w:t>
+      </w:r>
+      <w:proofErr w:type="spellEnd"/>
+      <w:r>
+        <w:rPr>
+          <w:sz w:val="19"/>
+          <w:szCs w:val="19"/>
+        </w:rPr>
+        <w:t xml:space="preserve"> of crime concentration and the </w:t>
+      </w:r>
+      <w:proofErr w:type="spellStart"/>
+      <w:r>
+        <w:rPr>
+          <w:sz w:val="19"/>
+          <w:szCs w:val="19"/>
+        </w:rPr>
+        <w:t>criminology</w:t>
+      </w:r>
+      <w:proofErr w:type="spellEnd"/>
+      <w:r>
+        <w:rPr>
+          <w:sz w:val="19"/>
+          <w:szCs w:val="19"/>
+        </w:rPr>
+        <w:t xml:space="preserve"> of place. </w:t>
+      </w:r>
+      <w:proofErr w:type="spellStart"/>
+      <w:r>
+        <w:rPr>
+          <w:i/>
+          <w:iCs/>
+          <w:sz w:val="19"/>
+          <w:szCs w:val="19"/>
+        </w:rPr>
+        <w:t>Criminology</w:t>
+      </w:r>
+      <w:proofErr w:type="spellEnd"/>
+      <w:r>
+        <w:rPr>
+          <w:sz w:val="19"/>
+          <w:szCs w:val="19"/>
+        </w:rPr>
+        <w:t>, 53(2), 133–157.</w:t>
+      </w:r>
+    </w:p>
+    <w:p>
+      <w:pPr>
+        <w:spacing w:after="90" w:line="260" w:lineRule="auto"/>
+        <w:ind w:left="360" w:hanging="360"/>
+      </w:pPr>
+      <w:r>
+        <w:rPr>
+          <w:sz w:val="19"/>
+          <w:szCs w:val="19"/>
+        </w:rPr>
+        <w:t xml:space="preserve">Lum, K. et Isaac, W. (2016). To </w:t>
+      </w:r>
+      <w:proofErr w:type="spellStart"/>
+      <w:r>
+        <w:rPr>
+          <w:sz w:val="19"/>
+          <w:szCs w:val="19"/>
+        </w:rPr>
+        <w:t>predict</w:t>
+      </w:r>
+      <w:proofErr w:type="spellEnd"/>
+      <w:r>
+        <w:rPr>
+          <w:sz w:val="19"/>
+          <w:szCs w:val="19"/>
+        </w:rPr>
+        <w:t xml:space="preserve"> and </w:t>
+      </w:r>
+      <w:proofErr w:type="gramStart"/>
+      <w:r>
+        <w:rPr>
+          <w:sz w:val="19"/>
+          <w:szCs w:val="19"/>
+        </w:rPr>
+        <w:t>serve?</w:t>
+      </w:r>
+      <w:proofErr w:type="gramEnd"/>
+      <w:r>
+        <w:rPr>
+          <w:sz w:val="19"/>
+          <w:szCs w:val="19"/>
+        </w:rPr>
+        <w:t xml:space="preserve"> </w:t>
+      </w:r>
+      <w:proofErr w:type="spellStart"/>
+      <w:r>
+        <w:rPr>
+          <w:i/>
+          <w:iCs/>
+          <w:sz w:val="19"/>
+          <w:szCs w:val="19"/>
+        </w:rPr>
+        <w:t>Significance</w:t>
+      </w:r>
+      <w:proofErr w:type="spellEnd"/>
+      <w:r>
+        <w:rPr>
+          <w:sz w:val="19"/>
+          <w:szCs w:val="19"/>
+        </w:rPr>
+        <w:t>, 13(5), 14–19.</w:t>
+      </w:r>
+    </w:p>
+    <w:p>
+      <w:pPr>
+        <w:spacing w:after="90" w:line="260" w:lineRule="auto"/>
+        <w:ind w:left="360" w:hanging="360"/>
+      </w:pPr>
+      <w:r>
+        <w:rPr>
+          <w:sz w:val="19"/>
+          <w:szCs w:val="19"/>
+        </w:rPr>
+        <w:t xml:space="preserve">OMS (2016). </w:t>
+      </w:r>
+      <w:r>
+        <w:rPr>
+          <w:i/>
+          <w:iCs/>
+          <w:sz w:val="19"/>
+          <w:szCs w:val="19"/>
+        </w:rPr>
+        <w:t>INSPIRE : sept stratégies pour mettre fin à la violence contre les enfants</w:t>
+      </w:r>
+      <w:r>
+        <w:rPr>
+          <w:sz w:val="19"/>
+          <w:szCs w:val="19"/>
+        </w:rPr>
+        <w:t>. Genève : Organisation mondiale de la santé.</w:t>
+      </w:r>
+    </w:p>
+    <w:p>
+      <w:pPr>
+        <w:pStyle w:val="Titre3"/>
+      </w:pPr>
+      <w:r>
+        <w:t>Données produites par l'équipe</w:t>
+      </w:r>
+    </w:p>
+    <w:p>
+      <w:pPr>
+        <w:spacing w:after="90" w:line="260" w:lineRule="auto"/>
+        <w:ind w:left="360" w:hanging="360"/>
+      </w:pPr>
+      <w:r>
+        <w:rPr>
+          <w:sz w:val="19"/>
+          <w:szCs w:val="19"/>
+        </w:rPr>
+        <w:t xml:space="preserve">Simulation du lycée (script </w:t>
+      </w:r>
+      <w:r>
+        <w:rPr>
+          <w:i/>
+          <w:iCs/>
+          <w:sz w:val="19"/>
+          <w:szCs w:val="19"/>
+        </w:rPr>
+        <w:t>simulation.py</w:t>
+      </w:r>
+      <w:r>
+        <w:rPr>
+          <w:sz w:val="19"/>
+          <w:szCs w:val="19"/>
+        </w:rPr>
+        <w:t xml:space="preserve">, 30 simulations, graines 1000 à 1029). </w:t>
+      </w:r>
+      <w:r>
+        <w:rPr>
+          <w:b/>
+          <w:bCs/>
+          <w:sz w:val="19"/>
+          <w:szCs w:val="19"/>
+        </w:rPr>
+        <w:t>Données synthétiques</w:t>
+      </w:r>
+      <w:r>
+        <w:rPr>
+          <w:sz w:val="19"/>
+          <w:szCs w:val="19"/>
+        </w:rPr>
         <w:t>, non issues d'un établissement réel.</w:t>
       </w:r>
     </w:p>
     <w:sectPr>
-      <w:headerReference w:type="default" r:id="rId31"/>
-      <w:footerReference w:type="default" r:id="rId32"/>
+      <w:headerReference w:type="default" r:id="rId26"/>
+      <w:footerReference w:type="default" r:id="rId27"/>
       <w:pgSz w:w="11906" w:h="16838"/>
       <w:pgMar w:top="1250" w:right="1134" w:bottom="1150" w:left="1134" w:header="560" w:footer="520" w:gutter="0"/>
       <w:cols w:space="720"/>
@@ -7828,6 +9058,7 @@
         <w:tab w:val="right" w:pos="9638"/>
       </w:tabs>
     </w:pPr>
+    <w:proofErr w:type="gramStart"/>
     <w:r>
       <w:rPr>
         <w:b/>
@@ -7844,7 +9075,16 @@
         <w:sz w:val="16"/>
         <w:szCs w:val="16"/>
       </w:rPr>
-      <w:t xml:space="preserve">  ·  Système Intelligent de Prévention de la Délinquance en Milieu Scolaire</w:t>
+      <w:t xml:space="preserve">  ·</w:t>
+    </w:r>
+    <w:proofErr w:type="gramEnd"/>
+    <w:r>
+      <w:rPr>
+        <w:color w:val="5B6B82"/>
+        <w:sz w:val="16"/>
+        <w:szCs w:val="16"/>
+      </w:rPr>
+      <w:t xml:space="preserve">  Système Intelligent de Prévention de la Délinquance en Milieu Scolaire</w:t>
     </w:r>
     <w:r>
       <w:rPr>
@@ -7853,7 +9093,42 @@
         <w:szCs w:val="16"/>
       </w:rPr>
       <w:tab/>
-      <w:t>CAY  ·  Terminale C  ·  2026–2027</w:t>
+    </w:r>
+    <w:proofErr w:type="gramStart"/>
+    <w:r>
+      <w:rPr>
+        <w:color w:val="5B6B82"/>
+        <w:sz w:val="16"/>
+        <w:szCs w:val="16"/>
+      </w:rPr>
+      <w:t>CAY  ·</w:t>
+    </w:r>
+    <w:proofErr w:type="gramEnd"/>
+    <w:r>
+      <w:rPr>
+        <w:color w:val="5B6B82"/>
+        <w:sz w:val="16"/>
+        <w:szCs w:val="16"/>
+      </w:rPr>
+      <w:t xml:space="preserve">  Terminale </w:t>
+    </w:r>
+    <w:proofErr w:type="gramStart"/>
+    <w:r>
+      <w:rPr>
+        <w:color w:val="5B6B82"/>
+        <w:sz w:val="16"/>
+        <w:szCs w:val="16"/>
+      </w:rPr>
+      <w:t>C  ·</w:t>
+    </w:r>
+    <w:proofErr w:type="gramEnd"/>
+    <w:r>
+      <w:rPr>
+        <w:color w:val="5B6B82"/>
+        <w:sz w:val="16"/>
+        <w:szCs w:val="16"/>
+      </w:rPr>
+      <w:t xml:space="preserve">  2026–2027</w:t>
     </w:r>
   </w:p>
 </w:hdr>
@@ -9090,6 +10365,18 @@
       <w:szCs w:val="19"/>
     </w:rPr>
   </w:style>
+  <w:style w:type="character" w:styleId="Lienhypertextesuivivisit">
+    <w:name w:val="FollowedHyperlink"/>
+    <w:basedOn w:val="Policepardfaut"/>
+    <w:uiPriority w:val="99"/>
+    <w:semiHidden/>
+    <w:unhideWhenUsed/>
+    <w:rsid w:val="00C053DA"/>
+    <w:rPr>
+      <w:color w:val="954F72" w:themeColor="followedHyperlink"/>
+      <w:u w:val="single"/>
+    </w:rPr>
+  </w:style>
 </w:styles>
 </file>
 
@@ -9408,4 +10695,16 @@
   <we:bindings/>
   <we:snapshot xmlns:r="http://schemas.openxmlformats.org/officeDocument/2006/relationships"/>
 </we:webextension>
+</file>
+
+<file path=customXml/item1.xml><?xml version="1.0" encoding="utf-8"?>
+<b:Sources xmlns:b="http://schemas.openxmlformats.org/officeDocument/2006/bibliography" xmlns="http://schemas.openxmlformats.org/officeDocument/2006/bibliography" SelectedStyle="\APASixthEditionOfficeOnline.xsl" StyleName="APA" Version="6"/>
+</file>
+
+<file path=customXml/itemProps1.xml><?xml version="1.0" encoding="utf-8"?>
+<ds:datastoreItem xmlns:ds="http://schemas.openxmlformats.org/officeDocument/2006/customXml" ds:itemID="{E2B99000-5823-4F02-BD39-7D5B09E491FC}">
+  <ds:schemaRefs>
+    <ds:schemaRef ds:uri="http://schemas.openxmlformats.org/officeDocument/2006/bibliography"/>
+  </ds:schemaRefs>
+</ds:datastoreItem>
 </file>
--- a/docs/Dossier_SIPDMS_synthese.docx
+++ b/docs/Dossier_SIPDMS_synthese.docx
@@ -123,15 +123,15 @@
         <mc:AlternateContent>
           <mc:Choice Requires="wps">
             <w:drawing>
-              <wp:anchor distT="45720" distB="45720" distL="114300" distR="114300" simplePos="0" relativeHeight="251659264" behindDoc="0" locked="0" layoutInCell="1" allowOverlap="1" wp14:anchorId="0F92CEE1" wp14:editId="32569A7E">
+              <wp:anchor distT="45720" distB="45720" distL="114300" distR="114300" simplePos="0" relativeHeight="251659264" behindDoc="0" locked="0" layoutInCell="1" allowOverlap="1" wp14:anchorId="0F92CEE1" wp14:editId="1F2CCE5F">
                 <wp:simplePos x="0" y="0"/>
-                <wp:positionH relativeFrom="column">
-                  <wp:posOffset>3937635</wp:posOffset>
+                <wp:positionH relativeFrom="margin">
+                  <wp:align>right</wp:align>
                 </wp:positionH>
                 <wp:positionV relativeFrom="paragraph">
-                  <wp:posOffset>4769485</wp:posOffset>
+                  <wp:posOffset>4768215</wp:posOffset>
                 </wp:positionV>
-                <wp:extent cx="2360930" cy="1404620"/>
+                <wp:extent cx="2178050" cy="2076450"/>
                 <wp:effectExtent l="0" t="0" r="0" b="0"/>
                 <wp:wrapSquare wrapText="bothSides"/>
                 <wp:docPr id="217" name="Zone de texte 2"/>
@@ -147,7 +147,7 @@
                       <wps:spPr bwMode="auto">
                         <a:xfrm>
                           <a:off x="0" y="0"/>
-                          <a:ext cx="2360930" cy="1404620"/>
+                          <a:ext cx="2178050" cy="2076450"/>
                         </a:xfrm>
                         <a:prstGeom prst="rect">
                           <a:avLst/>
@@ -168,10 +168,10 @@
                                 <w:noProof/>
                               </w:rPr>
                               <w:drawing>
-                                <wp:inline distT="0" distB="0" distL="0" distR="0" wp14:anchorId="7D448D4B" wp14:editId="65D44101">
-                                  <wp:extent cx="1974850" cy="2045335"/>
-                                  <wp:effectExtent l="0" t="0" r="6350" b="0"/>
-                                  <wp:docPr id="908270917" name="Image 1"/>
+                                <wp:inline distT="0" distB="0" distL="0" distR="0" wp14:anchorId="6416AB0D" wp14:editId="3ADBD01E">
+                                  <wp:extent cx="1981200" cy="1981200"/>
+                                  <wp:effectExtent l="0" t="0" r="0" b="0"/>
+                                  <wp:docPr id="1009363658" name="Image 3"/>
                                   <wp:cNvGraphicFramePr>
                                     <a:graphicFrameLocks xmlns:a="http://schemas.openxmlformats.org/drawingml/2006/main" noChangeAspect="1"/>
                                   </wp:cNvGraphicFramePr>
@@ -179,23 +179,36 @@
                                     <a:graphicData uri="http://schemas.openxmlformats.org/drawingml/2006/picture">
                                       <pic:pic xmlns:pic="http://schemas.openxmlformats.org/drawingml/2006/picture">
                                         <pic:nvPicPr>
-                                          <pic:cNvPr id="908270917" name=""/>
-                                          <pic:cNvPicPr/>
+                                          <pic:cNvPr id="0" name="Picture 1"/>
+                                          <pic:cNvPicPr>
+                                            <a:picLocks noChangeAspect="1" noChangeArrowheads="1"/>
+                                          </pic:cNvPicPr>
                                         </pic:nvPicPr>
                                         <pic:blipFill>
-                                          <a:blip r:embed="rId9"/>
+                                          <a:blip r:embed="rId9">
+                                            <a:extLst>
+                                              <a:ext uri="{28A0092B-C50C-407E-A947-70E740481C1C}">
+                                                <a14:useLocalDpi xmlns:a14="http://schemas.microsoft.com/office/drawing/2010/main" val="0"/>
+                                              </a:ext>
+                                            </a:extLst>
+                                          </a:blip>
+                                          <a:srcRect/>
                                           <a:stretch>
                                             <a:fillRect/>
                                           </a:stretch>
                                         </pic:blipFill>
-                                        <pic:spPr>
+                                        <pic:spPr bwMode="auto">
                                           <a:xfrm>
                                             <a:off x="0" y="0"/>
-                                            <a:ext cx="1993558" cy="2064711"/>
+                                            <a:ext cx="1981200" cy="1981200"/>
                                           </a:xfrm>
                                           <a:prstGeom prst="rect">
                                             <a:avLst/>
                                           </a:prstGeom>
+                                          <a:noFill/>
+                                          <a:ln>
+                                            <a:noFill/>
+                                          </a:ln>
                                         </pic:spPr>
                                       </pic:pic>
                                     </a:graphicData>
@@ -207,16 +220,16 @@
                         </w:txbxContent>
                       </wps:txbx>
                       <wps:bodyPr rot="0" vert="horz" wrap="square" lIns="91440" tIns="45720" rIns="91440" bIns="45720" anchor="t" anchorCtr="0">
-                        <a:spAutoFit/>
+                        <a:noAutofit/>
                       </wps:bodyPr>
                     </wps:wsp>
                   </a:graphicData>
                 </a:graphic>
                 <wp14:sizeRelH relativeFrom="margin">
-                  <wp14:pctWidth>40000</wp14:pctWidth>
+                  <wp14:pctWidth>0</wp14:pctWidth>
                 </wp14:sizeRelH>
                 <wp14:sizeRelV relativeFrom="margin">
-                  <wp14:pctHeight>20000</wp14:pctHeight>
+                  <wp14:pctHeight>0</wp14:pctHeight>
                 </wp14:sizeRelV>
               </wp:anchor>
             </w:drawing>
@@ -227,8 +240,8 @@
                 <v:stroke joinstyle="miter"/>
                 <v:path gradientshapeok="t" o:connecttype="rect"/>
               </v:shapetype>
-              <v:shape id="Zone de texte 2" o:spid="_x0000_s1026" type="#_x0000_t202" style="position:absolute;margin-left:310.05pt;margin-top:375.55pt;width:185.9pt;height:110.6pt;z-index:251659264;visibility:visible;mso-wrap-style:square;mso-width-percent:400;mso-height-percent:200;mso-wrap-distance-left:9pt;mso-wrap-distance-top:3.6pt;mso-wrap-distance-right:9pt;mso-wrap-distance-bottom:3.6pt;mso-position-horizontal:absolute;mso-position-horizontal-relative:text;mso-position-vertical:absolute;mso-position-vertical-relative:text;mso-width-percent:400;mso-height-percent:200;mso-width-relative:margin;mso-height-relative:margin;v-text-anchor:top" o:gfxdata="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" filled="f" stroked="f">
-                <v:textbox style="mso-fit-shape-to-text:t">
+              <v:shape id="Zone de texte 2" o:spid="_x0000_s1026" type="#_x0000_t202" style="position:absolute;margin-left:120.3pt;margin-top:375.45pt;width:171.5pt;height:163.5pt;z-index:251659264;visibility:visible;mso-wrap-style:square;mso-width-percent:0;mso-height-percent:0;mso-wrap-distance-left:9pt;mso-wrap-distance-top:3.6pt;mso-wrap-distance-right:9pt;mso-wrap-distance-bottom:3.6pt;mso-position-horizontal:right;mso-position-horizontal-relative:margin;mso-position-vertical:absolute;mso-position-vertical-relative:text;mso-width-percent:0;mso-height-percent:0;mso-width-relative:margin;mso-height-relative:margin;v-text-anchor:top" o:gfxdata="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" filled="f" stroked="f">
+                <v:textbox>
                   <w:txbxContent>
                     <w:p>
                       <w:r>
@@ -236,10 +249,10 @@
                           <w:noProof/>
                         </w:rPr>
                         <w:drawing>
-                          <wp:inline distT="0" distB="0" distL="0" distR="0" wp14:anchorId="7D448D4B" wp14:editId="65D44101">
-                            <wp:extent cx="1974850" cy="2045335"/>
-                            <wp:effectExtent l="0" t="0" r="6350" b="0"/>
-                            <wp:docPr id="908270917" name="Image 1"/>
+                          <wp:inline distT="0" distB="0" distL="0" distR="0" wp14:anchorId="6416AB0D" wp14:editId="3ADBD01E">
+                            <wp:extent cx="1981200" cy="1981200"/>
+                            <wp:effectExtent l="0" t="0" r="0" b="0"/>
+                            <wp:docPr id="1009363658" name="Image 3"/>
                             <wp:cNvGraphicFramePr>
                               <a:graphicFrameLocks xmlns:a="http://schemas.openxmlformats.org/drawingml/2006/main" noChangeAspect="1"/>
                             </wp:cNvGraphicFramePr>
@@ -247,23 +260,36 @@
                               <a:graphicData uri="http://schemas.openxmlformats.org/drawingml/2006/picture">
                                 <pic:pic xmlns:pic="http://schemas.openxmlformats.org/drawingml/2006/picture">
                                   <pic:nvPicPr>
-                                    <pic:cNvPr id="908270917" name=""/>
-                                    <pic:cNvPicPr/>
+                                    <pic:cNvPr id="0" name="Picture 1"/>
+                                    <pic:cNvPicPr>
+                                      <a:picLocks noChangeAspect="1" noChangeArrowheads="1"/>
+                                    </pic:cNvPicPr>
                                   </pic:nvPicPr>
                                   <pic:blipFill>
-                                    <a:blip r:embed="rId9"/>
+                                    <a:blip r:embed="rId9">
+                                      <a:extLst>
+                                        <a:ext uri="{28A0092B-C50C-407E-A947-70E740481C1C}">
+                                          <a14:useLocalDpi xmlns:a14="http://schemas.microsoft.com/office/drawing/2010/main" val="0"/>
+                                        </a:ext>
+                                      </a:extLst>
+                                    </a:blip>
+                                    <a:srcRect/>
                                     <a:stretch>
                                       <a:fillRect/>
                                     </a:stretch>
                                   </pic:blipFill>
-                                  <pic:spPr>
+                                  <pic:spPr bwMode="auto">
                                     <a:xfrm>
                                       <a:off x="0" y="0"/>
-                                      <a:ext cx="1993558" cy="2064711"/>
+                                      <a:ext cx="1981200" cy="1981200"/>
                                     </a:xfrm>
                                     <a:prstGeom prst="rect">
                                       <a:avLst/>
                                     </a:prstGeom>
+                                    <a:noFill/>
+                                    <a:ln>
+                                      <a:noFill/>
+                                    </a:ln>
                                   </pic:spPr>
                                 </pic:pic>
                               </a:graphicData>
@@ -274,7 +300,7 @@
                     </w:p>
                   </w:txbxContent>
                 </v:textbox>
-                <w10:wrap type="square"/>
+                <w10:wrap type="square" anchorx="margin"/>
               </v:shape>
             </w:pict>
           </mc:Fallback>
@@ -358,15 +384,15 @@
         <mc:AlternateContent>
           <mc:Choice Requires="wps">
             <w:drawing>
-              <wp:anchor distT="45720" distB="45720" distL="114300" distR="114300" simplePos="0" relativeHeight="251661312" behindDoc="0" locked="0" layoutInCell="1" allowOverlap="1" wp14:anchorId="5C776FDF" wp14:editId="01D95328">
+              <wp:anchor distT="45720" distB="45720" distL="114300" distR="114300" simplePos="0" relativeHeight="251661312" behindDoc="0" locked="0" layoutInCell="1" allowOverlap="1" wp14:anchorId="5C776FDF" wp14:editId="566951B8">
                 <wp:simplePos x="0" y="0"/>
-                <wp:positionH relativeFrom="page">
-                  <wp:posOffset>4566285</wp:posOffset>
+                <wp:positionH relativeFrom="margin">
+                  <wp:align>right</wp:align>
                 </wp:positionH>
                 <wp:positionV relativeFrom="paragraph">
-                  <wp:posOffset>99060</wp:posOffset>
+                  <wp:posOffset>78740</wp:posOffset>
                 </wp:positionV>
-                <wp:extent cx="2432050" cy="400050"/>
+                <wp:extent cx="2133600" cy="400050"/>
                 <wp:effectExtent l="0" t="0" r="0" b="0"/>
                 <wp:wrapSquare wrapText="bothSides"/>
                 <wp:docPr id="720842866" name="Zone de texte 2"/>
@@ -382,7 +408,7 @@
                       <wps:spPr bwMode="auto">
                         <a:xfrm>
                           <a:off x="0" y="0"/>
-                          <a:ext cx="2432050" cy="400050"/>
+                          <a:ext cx="2133600" cy="400050"/>
                         </a:xfrm>
                         <a:prstGeom prst="rect">
                           <a:avLst/>
@@ -409,11 +435,8 @@
                               <w:r>
                                 <w:rPr>
                                   <w:rStyle w:val="Lienhypertexte"/>
-                                  <w:color w:val="FFFFFF" w:themeColor="background1"/>
-                                  <w:sz w:val="18"/>
-                                  <w:szCs w:val="18"/>
                                 </w:rPr>
-                                <w:t>https://jt-web-create.github.io/sipdms-dossier/</w:t>
+                                <w:t>https://sipdms-dossier.netlify.app/</w:t>
                               </w:r>
                             </w:hyperlink>
                           </w:p>
@@ -436,7 +459,7 @@
           </mc:Choice>
           <mc:Fallback>
             <w:pict>
-              <v:shape w14:anchorId="5C776FDF" id="_x0000_s1027" type="#_x0000_t202" style="position:absolute;margin-left:359.55pt;margin-top:7.8pt;width:191.5pt;height:31.5pt;z-index:251661312;visibility:visible;mso-wrap-style:square;mso-width-percent:0;mso-height-percent:0;mso-wrap-distance-left:9pt;mso-wrap-distance-top:3.6pt;mso-wrap-distance-right:9pt;mso-wrap-distance-bottom:3.6pt;mso-position-horizontal:absolute;mso-position-horizontal-relative:page;mso-position-vertical:absolute;mso-position-vertical-relative:text;mso-width-percent:0;mso-height-percent:0;mso-width-relative:margin;mso-height-relative:margin;v-text-anchor:top" o:gfxdata="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" filled="f" stroked="f">
+              <v:shape w14:anchorId="5C776FDF" id="_x0000_s1027" type="#_x0000_t202" style="position:absolute;margin-left:116.8pt;margin-top:6.2pt;width:168pt;height:31.5pt;z-index:251661312;visibility:visible;mso-wrap-style:square;mso-width-percent:0;mso-height-percent:0;mso-wrap-distance-left:9pt;mso-wrap-distance-top:3.6pt;mso-wrap-distance-right:9pt;mso-wrap-distance-bottom:3.6pt;mso-position-horizontal:right;mso-position-horizontal-relative:margin;mso-position-vertical:absolute;mso-position-vertical-relative:text;mso-width-percent:0;mso-height-percent:0;mso-width-relative:margin;mso-height-relative:margin;v-text-anchor:top" o:gfxdata="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" filled="f" stroked="f">
                 <v:textbox>
                   <w:txbxContent>
                     <w:p>
@@ -451,17 +474,14 @@
                         <w:r>
                           <w:rPr>
                             <w:rStyle w:val="Lienhypertexte"/>
-                            <w:color w:val="FFFFFF" w:themeColor="background1"/>
-                            <w:sz w:val="18"/>
-                            <w:szCs w:val="18"/>
                           </w:rPr>
-                          <w:t>https://jt-web-create.github.io/sipdms-dossier/</w:t>
+                          <w:t>https://sipdms-dossier.netlify.app/</w:t>
                         </w:r>
                       </w:hyperlink>
                     </w:p>
                   </w:txbxContent>
                 </v:textbox>
-                <w10:wrap type="square" anchorx="page"/>
+                <w10:wrap type="square" anchorx="margin"/>
               </v:shape>
             </w:pict>
           </mc:Fallback>
@@ -10194,7 +10214,6 @@
   <w:style w:type="character" w:default="1" w:styleId="Policepardfaut">
     <w:name w:val="Default Paragraph Font"/>
     <w:uiPriority w:val="1"/>
-    <w:semiHidden/>
     <w:unhideWhenUsed/>
   </w:style>
   <w:style w:type="table" w:default="1" w:styleId="TableauNormal">
@@ -10375,6 +10394,18 @@
     <w:rPr>
       <w:color w:val="954F72" w:themeColor="followedHyperlink"/>
       <w:u w:val="single"/>
+    </w:rPr>
+  </w:style>
+  <w:style w:type="character" w:styleId="Mentionnonrsolue">
+    <w:name w:val="Unresolved Mention"/>
+    <w:basedOn w:val="Policepardfaut"/>
+    <w:uiPriority w:val="99"/>
+    <w:semiHidden/>
+    <w:unhideWhenUsed/>
+    <w:rsid w:val="008F5336"/>
+    <w:rPr>
+      <w:color w:val="605E5C"/>
+      <w:shd w:val="clear" w:color="auto" w:fill="E1DFDD"/>
     </w:rPr>
   </w:style>
 </w:styles>
